--- a/downloads/workbook/ai-2-week-24.docx
+++ b/downloads/workbook/ai-2-week-24.docx
@@ -1328,6 +1328,178 @@
         <w:t>Project connection: Log recommender exposure, choice and explicit feedback separately; consider whether its own policy narrows future evidence.</w:t>
       </w:r>
     </w:p>
+    <w:p>
+      <w:pPr>
+        <w:pStyle w:val="Heading1"/>
+      </w:pPr>
+      <w:r>
+        <w:t>19. Project portfolio milestone</w:t>
+      </w:r>
+    </w:p>
+    <w:p>
+      <w:r>
+        <w:t>Project: Transparent Book Recommender</w:t>
+      </w:r>
+    </w:p>
+    <w:p>
+      <w:r>
+        <w:t>Current milestone: Evaluate and revise. Compare with your starting method, explain errors and record a justified revision.</w:t>
+      </w:r>
+    </w:p>
+    <w:p>
+      <w:r>
+        <w:t>Log recommender exposure, choice and explicit feedback separately; consider whether its own policy narrows future evidence.</w:t>
+      </w:r>
+    </w:p>
+    <w:tbl>
+      <w:tblPr>
+        <w:tblStyle w:val="LightShading-Accent1"/>
+        <w:tblW w:type="auto" w:w="0"/>
+        <w:tblLook w:firstColumn="1" w:firstRow="1" w:lastColumn="0" w:lastRow="0" w:noHBand="0" w:noVBand="1" w:val="04A0"/>
+      </w:tblPr>
+      <w:tblGrid>
+        <w:gridCol w:w="5112"/>
+        <w:gridCol w:w="5112"/>
+      </w:tblGrid>
+      <w:tr>
+        <w:trPr>
+          <w:tblHeader/>
+        </w:trPr>
+        <w:tc>
+          <w:tcPr>
+            <w:tcW w:type="dxa" w:w="5112"/>
+          </w:tcPr>
+          <w:p>
+            <w:r>
+              <w:t>Evidence to keep</w:t>
+            </w:r>
+          </w:p>
+        </w:tc>
+        <w:tc>
+          <w:tcPr>
+            <w:tcW w:type="dxa" w:w="5112"/>
+          </w:tcPr>
+          <w:p>
+            <w:r>
+              <w:t>My record</w:t>
+            </w:r>
+          </w:p>
+        </w:tc>
+      </w:tr>
+      <w:tr>
+        <w:tc>
+          <w:tcPr>
+            <w:tcW w:type="dxa" w:w="5112"/>
+          </w:tcPr>
+          <w:p>
+            <w:r>
+              <w:t>This week’s input and deciding step</w:t>
+            </w:r>
+          </w:p>
+        </w:tc>
+        <w:tc>
+          <w:tcPr>
+            <w:tcW w:type="dxa" w:w="5112"/>
+          </w:tcPr>
+          <w:p>
+            <w:r/>
+          </w:p>
+        </w:tc>
+      </w:tr>
+      <w:tr>
+        <w:tc>
+          <w:tcPr>
+            <w:tcW w:type="dxa" w:w="5112"/>
+          </w:tcPr>
+          <w:p>
+            <w:r>
+              <w:t>Prediction and actual result (or labelled paper trace)</w:t>
+            </w:r>
+          </w:p>
+        </w:tc>
+        <w:tc>
+          <w:tcPr>
+            <w:tcW w:type="dxa" w:w="5112"/>
+          </w:tcPr>
+          <w:p>
+            <w:r/>
+          </w:p>
+        </w:tc>
+      </w:tr>
+      <w:tr>
+        <w:tc>
+          <w:tcPr>
+            <w:tcW w:type="dxa" w:w="5112"/>
+          </w:tcPr>
+          <w:p>
+            <w:r>
+              <w:t>One change since the previous checkpoint and why</w:t>
+            </w:r>
+          </w:p>
+        </w:tc>
+        <w:tc>
+          <w:tcPr>
+            <w:tcW w:type="dxa" w:w="5112"/>
+          </w:tcPr>
+          <w:p>
+            <w:r/>
+          </w:p>
+        </w:tc>
+      </w:tr>
+      <w:tr>
+        <w:tc>
+          <w:tcPr>
+            <w:tcW w:type="dxa" w:w="5112"/>
+          </w:tcPr>
+          <w:p>
+            <w:r>
+              <w:t>One error or limit and the next test</w:t>
+            </w:r>
+          </w:p>
+        </w:tc>
+        <w:tc>
+          <w:tcPr>
+            <w:tcW w:type="dxa" w:w="5112"/>
+          </w:tcPr>
+          <w:p>
+            <w:r/>
+          </w:p>
+        </w:tc>
+      </w:tr>
+    </w:tbl>
+    <w:p>
+      <w:pPr>
+        <w:pStyle w:val="Heading3"/>
+      </w:pPr>
+      <w:r>
+        <w:t>Explain what this week adds to your project. Reuse last week’s record rather than starting again.</w:t>
+      </w:r>
+    </w:p>
+    <w:p>
+      <w:r>
+        <w:t>________________________________________________________________</w:t>
+      </w:r>
+    </w:p>
+    <w:p>
+      <w:r>
+        <w:t>________________________________________________________________</w:t>
+      </w:r>
+    </w:p>
+    <w:p>
+      <w:r>
+        <w:t>________________________________________________________________</w:t>
+      </w:r>
+    </w:p>
+    <w:p>
+      <w:r>
+        <w:t>________________________________________________________________</w:t>
+      </w:r>
+    </w:p>
+    <w:p>
+      <w:r>
+        <w:t>________________________________________________________________</w:t>
+      </w:r>
+    </w:p>
     <w:sectPr>
       <w:pgSz w:w="12240" w:h="15840"/>
       <w:pgMar w:top="936" w:right="1008" w:bottom="936" w:left="1008" w:header="720" w:footer="720" w:gutter="0"/>

--- a/downloads/workbook/ai-2-week-24.docx
+++ b/downloads/workbook/ai-2-week-24.docx
@@ -1500,6 +1500,253 @@
         <w:t>________________________________________________________________</w:t>
       </w:r>
     </w:p>
+    <w:p>
+      <w:pPr>
+        <w:pStyle w:val="Heading1"/>
+      </w:pPr>
+      <w:r>
+        <w:t>20. Supported practice and learning evidence</w:t>
+      </w:r>
+    </w:p>
+    <w:p>
+      <w:r>
+        <w:t>Use this supported practice once, in the browser or on paper. Keep the reserved independent assessment for a separate first attempt before teacher feedback.</w:t>
+      </w:r>
+    </w:p>
+    <w:p>
+      <w:r>
+        <w:t>A fictional catalogue repeatedly recommends two books using observed clicks.</w:t>
+      </w:r>
+    </w:p>
+    <w:p>
+      <w:pPr>
+        <w:pStyle w:val="Heading3"/>
+      </w:pPr>
+      <w:r>
+        <w:t>Practice 1: explain the deciding evidence</w:t>
+      </w:r>
+    </w:p>
+    <w:p>
+      <w:r>
+        <w:t>Which labelled step matches this detail? B’s zero may mean no exposure, not dislike.</w:t>
+      </w:r>
+    </w:p>
+    <w:p>
+      <w:r>
+        <w:t>1. Record event</w:t>
+      </w:r>
+    </w:p>
+    <w:p>
+      <w:r>
+        <w:t>2. Repeat selection</w:t>
+      </w:r>
+    </w:p>
+    <w:p>
+      <w:r>
+        <w:t>3. Initial tie</w:t>
+      </w:r>
+    </w:p>
+    <w:p>
+      <w:r>
+        <w:t>4. Interpret carefully</w:t>
+      </w:r>
+    </w:p>
+    <w:p>
+      <w:pPr>
+        <w:pStyle w:val="Heading3"/>
+      </w:pPr>
+      <w:r>
+        <w:t>My selected conclusion, deciding fact and explanation</w:t>
+      </w:r>
+    </w:p>
+    <w:p>
+      <w:r>
+        <w:t>________________________________________________________________</w:t>
+      </w:r>
+    </w:p>
+    <w:p>
+      <w:r>
+        <w:t>________________________________________________________________</w:t>
+      </w:r>
+    </w:p>
+    <w:p>
+      <w:r>
+        <w:t>________________________________________________________________</w:t>
+      </w:r>
+    </w:p>
+    <w:p>
+      <w:r>
+        <w:t>________________________________________________________________</w:t>
+      </w:r>
+    </w:p>
+    <w:p>
+      <w:r>
+        <w:t>________________________________________________________________</w:t>
+      </w:r>
+    </w:p>
+    <w:p>
+      <w:r>
+        <w:t>Hint if needed: Read the steps in the pictorial case. Match the supplied detail to the stage that performs or records it.</w:t>
+      </w:r>
+    </w:p>
+    <w:p>
+      <w:r>
+        <w:t>After your attempt, compare with the supported explanation: Interpret carefully B’s zero may mean no exposure, not dislike. The selection policy changes which evidence is available. A accumulates clicks partly because the system gives it every opportunity, while B has none. These records cannot compare enjoyment of two equally exposed books. Keep display counts separate from click counts; investigate alternatives with a teacher-approved exposure plan rather than treating zero as negative feedback.</w:t>
+      </w:r>
+    </w:p>
+    <w:p>
+      <w:pPr>
+        <w:pStyle w:val="Heading3"/>
+      </w:pPr>
+      <w:r>
+        <w:t>Practice 2: explain the deciding evidence</w:t>
+      </w:r>
+    </w:p>
+    <w:p>
+      <w:r>
+        <w:t>Changed-case practice: On a planned trial, show B once and record no click. Which conclusion is supported by the supplied facts?</w:t>
+      </w:r>
+    </w:p>
+    <w:p>
+      <w:r>
+        <w:t>1. B gains one exposure but still zero clicks.</w:t>
+      </w:r>
+    </w:p>
+    <w:p>
+      <w:r>
+        <w:t>2. This one example guarantees correct results for every future input.</w:t>
+      </w:r>
+    </w:p>
+    <w:p>
+      <w:r>
+        <w:t>3. We can decide the result without examining the changed input or the procedure.</w:t>
+      </w:r>
+    </w:p>
+    <w:p>
+      <w:pPr>
+        <w:pStyle w:val="Heading3"/>
+      </w:pPr>
+      <w:r>
+        <w:t>My selected conclusion, deciding fact and explanation</w:t>
+      </w:r>
+    </w:p>
+    <w:p>
+      <w:r>
+        <w:t>________________________________________________________________</w:t>
+      </w:r>
+    </w:p>
+    <w:p>
+      <w:r>
+        <w:t>________________________________________________________________</w:t>
+      </w:r>
+    </w:p>
+    <w:p>
+      <w:r>
+        <w:t>________________________________________________________________</w:t>
+      </w:r>
+    </w:p>
+    <w:p>
+      <w:r>
+        <w:t>________________________________________________________________</w:t>
+      </w:r>
+    </w:p>
+    <w:p>
+      <w:r>
+        <w:t>________________________________________________________________</w:t>
+      </w:r>
+    </w:p>
+    <w:p>
+      <w:r>
+        <w:t>Hint if needed: Use the changed condition and the deciding step in the pictorial trace. The answer must say what follows from those facts.</w:t>
+      </w:r>
+    </w:p>
+    <w:p>
+      <w:r>
+        <w:t>After your attempt, compare with the supported explanation: B gains one exposure but still zero clicks. The observation now supports a nonclick on that display, not a permanent dislike.</w:t>
+      </w:r>
+    </w:p>
+    <w:p>
+      <w:pPr>
+        <w:pStyle w:val="Heading3"/>
+      </w:pPr>
+      <w:r>
+        <w:t>Repair a missing building block</w:t>
+      </w:r>
+    </w:p>
+    <w:p>
+      <w:r>
+        <w:t>Review Recommendation Scores (ai-2/23). Goal: Compute a weighted score. Short practice: Why does B not become the winner when its score is largest?. Return to this week and explain what you changed.</w:t>
+      </w:r>
+    </w:p>
+    <w:p>
+      <w:r>
+        <w:t>Review Similarity by Selected Traits (ai-2/21). Goal: Represent items with numeric features. Short practice: Explain why B ceases to be a closest option without any candidate data changing.. Return to this week and explain what you changed.</w:t>
+      </w:r>
+    </w:p>
+    <w:p>
+      <w:r>
+        <w:t>Review Missing Data (ai-2/18). Goal: Detect absent and unusable values. Short practice: Why is the Boolean True rejected even though arithmetic can treat it like 1 in Python?. Return to this week and explain what you changed.</w:t>
+      </w:r>
+    </w:p>
+    <w:p>
+      <w:pPr>
+        <w:pStyle w:val="Heading3"/>
+      </w:pPr>
+      <w:r>
+        <w:t>Predict, run and debug</w:t>
+      </w:r>
+    </w:p>
+    <w:p>
+      <w:r>
+        <w:t>The browser lab lets you edit the supported Python examples already included in this lesson. Predict first, run, inspect the actual output or error, change one input, then run again. Keep code, predictions, actual results and a reasoned revision together. On paper, label your result as a trace rather than an execution.</w:t>
+      </w:r>
+    </w:p>
+    <w:p>
+      <w:pPr>
+        <w:pStyle w:val="Heading3"/>
+      </w:pPr>
+      <w:r>
+        <w:t>Keep your completed work</w:t>
+      </w:r>
+    </w:p>
+    <w:p>
+      <w:r>
+        <w:t>Use Download completed work in the hosted lesson to export your answers, reflections, practice feedback and code-run evidence. Open the HTML copy to read or print it. Drafts stay in this browser when storage is available; clear drafts on a shared device.</w:t>
+      </w:r>
+    </w:p>
+    <w:p>
+      <w:pPr>
+        <w:pStyle w:val="Heading3"/>
+      </w:pPr>
+      <w:r>
+        <w:t>What I repaired, the evidence I kept and the next test</w:t>
+      </w:r>
+    </w:p>
+    <w:p>
+      <w:r>
+        <w:t>________________________________________________________________</w:t>
+      </w:r>
+    </w:p>
+    <w:p>
+      <w:r>
+        <w:t>________________________________________________________________</w:t>
+      </w:r>
+    </w:p>
+    <w:p>
+      <w:r>
+        <w:t>________________________________________________________________</w:t>
+      </w:r>
+    </w:p>
+    <w:p>
+      <w:r>
+        <w:t>________________________________________________________________</w:t>
+      </w:r>
+    </w:p>
+    <w:p>
+      <w:r>
+        <w:t>________________________________________________________________</w:t>
+      </w:r>
+    </w:p>
     <w:sectPr>
       <w:pgSz w:w="12240" w:h="15840"/>
       <w:pgMar w:top="936" w:right="1008" w:bottom="936" w:left="1008" w:header="720" w:footer="720" w:gutter="0"/>

--- a/downloads/workbook/ai-2-week-24.docx
+++ b/downloads/workbook/ai-2-week-24.docx
@@ -30,7 +30,30 @@
     </w:p>
     <w:p>
       <w:r>
-        <w:t>Try the recall before opening notes. Then use a different colour or a labelled second line to correct your explanation.</w:t>
+        <w:t>Record your starting explanation for Feedback Loops before opening notes. Show any later correction separately.</w:t>
+      </w:r>
+    </w:p>
+    <w:p>
+      <w:pPr>
+        <w:spacing w:line="336" w:lineRule="auto" w:after="180"/>
+      </w:pPr>
+      <w:r>
+        <w:rPr>
+          <w:b w:val="0"/>
+        </w:rPr>
+        <w:t xml:space="preserve">Try the recall before opening notes. Then use a different colour or a labelled second line to correct your </w:t>
+      </w:r>
+      <w:r>
+        <w:rPr>
+          <w:b/>
+        </w:rPr>
+        <w:t>explanation</w:t>
+      </w:r>
+      <w:r>
+        <w:rPr>
+          <w:b w:val="0"/>
+        </w:rPr>
+        <w:t>.</w:t>
       </w:r>
     </w:p>
     <w:p>
@@ -42,7 +65,13 @@
       </w:r>
     </w:p>
     <w:p>
-      <w:r>
+      <w:pPr>
+        <w:spacing w:line="336" w:lineRule="auto" w:after="180"/>
+      </w:pPr>
+      <w:r>
+        <w:rPr>
+          <w:b w:val="0"/>
+        </w:rPr>
         <w:t>Without opening the old lesson, explain one key idea from Recommendation Scores. Give an example and a mistake that the idea helps you avoid.</w:t>
       </w:r>
     </w:p>
@@ -78,7 +107,13 @@
       </w:r>
     </w:p>
     <w:p>
-      <w:r>
+      <w:pPr>
+        <w:spacing w:line="336" w:lineRule="auto" w:after="180"/>
+      </w:pPr>
+      <w:r>
+        <w:rPr>
+          <w:b w:val="0"/>
+        </w:rPr>
         <w:t>Without opening the old lesson, explain one key idea from Similarity by Selected Traits. Give an example and a mistake that the idea helps you avoid.</w:t>
       </w:r>
     </w:p>
@@ -114,7 +149,13 @@
       </w:r>
     </w:p>
     <w:p>
-      <w:r>
+      <w:pPr>
+        <w:spacing w:line="336" w:lineRule="auto" w:after="180"/>
+      </w:pPr>
+      <w:r>
+        <w:rPr>
+          <w:b w:val="0"/>
+        </w:rPr>
         <w:t>Without opening the old lesson, explain one key idea from Missing Data. Give an example and a mistake that the idea helps you avoid.</w:t>
       </w:r>
     </w:p>
@@ -151,7 +192,30 @@
     </w:p>
     <w:p>
       <w:r>
-        <w:t>Use W2: Handle no match for Implementing a recommender. Record the answer once; the lesson and workbook refer to the same attempt.</w:t>
+        <w:t>Complete the supported Feedback Loops trace and record the first step you can explain without help.</w:t>
+      </w:r>
+    </w:p>
+    <w:p>
+      <w:pPr>
+        <w:spacing w:line="336" w:lineRule="auto" w:after="180"/>
+      </w:pPr>
+      <w:r>
+        <w:rPr>
+          <w:b w:val="0"/>
+        </w:rPr>
+        <w:t xml:space="preserve">Use W2: Handle no match for Implementing a </w:t>
+      </w:r>
+      <w:r>
+        <w:rPr>
+          <w:b/>
+        </w:rPr>
+        <w:t>recommender</w:t>
+      </w:r>
+      <w:r>
+        <w:rPr>
+          <w:b w:val="0"/>
+        </w:rPr>
+        <w:t>. Record the answer once; the lesson and workbook refer to the same attempt.</w:t>
       </w:r>
     </w:p>
     <w:tbl>
@@ -279,7 +343,65 @@
     </w:p>
     <w:p>
       <w:r>
-        <w:t>Use the worked case for Implementing a recommender. Proposed explanation: “A successful run proves the conclusion”. Decide whether this explanation is supported. Point to the step or supplied fact that decides; explain your repair if needed.</w:t>
+        <w:t>Check the proposed Feedback Loops explanation against the supplied facts before discussing it.</w:t>
+      </w:r>
+    </w:p>
+    <w:p>
+      <w:pPr>
+        <w:spacing w:line="336" w:lineRule="auto" w:after="180"/>
+      </w:pPr>
+      <w:r>
+        <w:rPr>
+          <w:b w:val="0"/>
+        </w:rPr>
+        <w:t xml:space="preserve">Use the worked case for Implementing a </w:t>
+      </w:r>
+      <w:r>
+        <w:rPr>
+          <w:b/>
+        </w:rPr>
+        <w:t>recommender</w:t>
+      </w:r>
+      <w:r>
+        <w:rPr>
+          <w:b w:val="0"/>
+        </w:rPr>
+        <w:t xml:space="preserve">. Proposed </w:t>
+      </w:r>
+      <w:r>
+        <w:rPr>
+          <w:b/>
+        </w:rPr>
+        <w:t>explanation</w:t>
+      </w:r>
+      <w:r>
+        <w:rPr>
+          <w:b w:val="0"/>
+        </w:rPr>
+        <w:t xml:space="preserve">: “A successful run proves the conclusion”. Decide whether this </w:t>
+      </w:r>
+      <w:r>
+        <w:rPr>
+          <w:b/>
+        </w:rPr>
+        <w:t>explanation</w:t>
+      </w:r>
+      <w:r>
+        <w:rPr>
+          <w:b w:val="0"/>
+        </w:rPr>
+        <w:t xml:space="preserve"> is supported.</w:t>
+      </w:r>
+    </w:p>
+    <w:p>
+      <w:pPr>
+        <w:spacing w:line="336" w:lineRule="auto" w:after="180"/>
+      </w:pPr>
+      <w:r>
+        <w:rPr>
+          <w:b w:val="0"/>
+        </w:rPr>
+        <w:t>Point to the step or supplied fact that decides; explain your repair if needed.</w:t>
       </w:r>
     </w:p>
     <w:p>
@@ -319,6 +441,11 @@
       </w:r>
     </w:p>
     <w:p>
+      <w:r>
+        <w:t>Write one first attempt at the reserved independent case before feedback. Repeated copies of that case refer to the same recorded attempt.</w:t>
+      </w:r>
+    </w:p>
+    <w:p>
       <w:pPr>
         <w:pStyle w:val="Heading3"/>
       </w:pPr>
@@ -327,7 +454,13 @@
       </w:r>
     </w:p>
     <w:p>
-      <w:r>
+      <w:pPr>
+        <w:spacing w:line="336" w:lineRule="auto" w:after="180"/>
+      </w:pPr>
+      <w:r>
+        <w:rPr>
+          <w:b w:val="0"/>
+        </w:rPr>
         <w:t>Use the function with X (fun 4, learning 1, minutes 12), Y (3,3,10), Z (5,5,13), limit 12. Predict the winner, reverse the list and retest. Also test limit 9.</w:t>
       </w:r>
     </w:p>
@@ -375,7 +508,13 @@
       </w:r>
     </w:p>
     <w:p>
-      <w:r>
+      <w:pPr>
+        <w:spacing w:line="336" w:lineRule="auto" w:after="180"/>
+      </w:pPr>
+      <w:r>
+        <w:rPr>
+          <w:b w:val="0"/>
+        </w:rPr>
         <w:t>Attempt this case before feedback. Record any help. Earlier examples below are further practice; a case already practised with feedback cannot establish fresh transfer.</w:t>
       </w:r>
     </w:p>
@@ -389,7 +528,30 @@
     </w:p>
     <w:p>
       <w:r>
-        <w:t>A recommender shows poetry in 2 slots and adventure in 20. Poetry gets 1 click; adventure gets 6. Compute clicks per shown slot and explain why neither rate alone proves preference.</w:t>
+        <w:t>Connect the Feedback Loops target to a trace and a justified conclusion.</w:t>
+      </w:r>
+    </w:p>
+    <w:p>
+      <w:pPr>
+        <w:spacing w:line="336" w:lineRule="auto" w:after="180"/>
+      </w:pPr>
+      <w:r>
+        <w:rPr>
+          <w:b w:val="0"/>
+        </w:rPr>
+        <w:t xml:space="preserve">A </w:t>
+      </w:r>
+      <w:r>
+        <w:rPr>
+          <w:b/>
+        </w:rPr>
+        <w:t>recommender</w:t>
+      </w:r>
+      <w:r>
+        <w:rPr>
+          <w:b w:val="0"/>
+        </w:rPr>
+        <w:t xml:space="preserve"> shows poetry in 2 slots and adventure in 20. Poetry gets 1 click; adventure gets 6. Compute clicks per shown slot and explain why neither rate alone proves preference.</w:t>
       </w:r>
     </w:p>
     <w:p>
@@ -402,17 +564,70 @@
     </w:p>
     <w:p>
       <w:r>
-        <w:t>A recommender shows only adventure books, uses clicks to learn and then shows more adventure.</w:t>
-      </w:r>
-    </w:p>
-    <w:p>
-      <w:r>
-        <w:t>Explain the feedback loop.</w:t>
-      </w:r>
-    </w:p>
-    <w:p>
-      <w:r>
-        <w:t>Show your trace, calculation or evidence</w:t>
+        <w:t>Solve the supplied Feedback Loops case and show the deciding evidence.</w:t>
+      </w:r>
+    </w:p>
+    <w:p>
+      <w:pPr>
+        <w:spacing w:line="336" w:lineRule="auto" w:after="180"/>
+      </w:pPr>
+      <w:r>
+        <w:rPr>
+          <w:b w:val="0"/>
+        </w:rPr>
+        <w:t xml:space="preserve">A </w:t>
+      </w:r>
+      <w:r>
+        <w:rPr>
+          <w:b/>
+        </w:rPr>
+        <w:t>recommender</w:t>
+      </w:r>
+      <w:r>
+        <w:rPr>
+          <w:b w:val="0"/>
+        </w:rPr>
+        <w:t xml:space="preserve"> shows only adventure books, uses clicks to learn and then shows more adventure.</w:t>
+      </w:r>
+    </w:p>
+    <w:p>
+      <w:pPr>
+        <w:spacing w:line="336" w:lineRule="auto" w:after="180"/>
+      </w:pPr>
+      <w:r>
+        <w:rPr>
+          <w:b w:val="0"/>
+        </w:rPr>
+        <w:t xml:space="preserve">Explain the </w:t>
+      </w:r>
+      <w:r>
+        <w:rPr>
+          <w:b/>
+        </w:rPr>
+        <w:t>feedback loop</w:t>
+      </w:r>
+      <w:r>
+        <w:rPr>
+          <w:b w:val="0"/>
+        </w:rPr>
+        <w:t>.</w:t>
+      </w:r>
+    </w:p>
+    <w:p>
+      <w:pPr>
+        <w:spacing w:line="336" w:lineRule="auto" w:after="180"/>
+      </w:pPr>
+      <w:r>
+        <w:rPr>
+          <w:b w:val="0"/>
+        </w:rPr>
+        <w:t xml:space="preserve">Show your trace, calculation or </w:t>
+      </w:r>
+      <w:r>
+        <w:rPr>
+          <w:b/>
+        </w:rPr>
+        <w:t>evidence</w:t>
       </w:r>
     </w:p>
     <w:p>
@@ -458,11 +673,28 @@
     </w:p>
     <w:p>
       <w:r>
+        <w:t>Apply the procedure to the changed case and record why the conclusion follows.</w:t>
+      </w:r>
+    </w:p>
+    <w:p>
+      <w:pPr>
+        <w:spacing w:line="336" w:lineRule="auto" w:after="180"/>
+      </w:pPr>
+      <w:r>
+        <w:rPr>
+          <w:b w:val="0"/>
+        </w:rPr>
         <w:t>Only space books are shown, so nearly every click is on space. Can these clicks prove readers dislike other topics? Explain the loop.</w:t>
       </w:r>
     </w:p>
     <w:p>
-      <w:r>
+      <w:pPr>
+        <w:spacing w:line="336" w:lineRule="auto" w:after="180"/>
+      </w:pPr>
+      <w:r>
+        <w:rPr>
+          <w:b w:val="0"/>
+        </w:rPr>
         <w:t>My independent answer and reason</w:t>
       </w:r>
     </w:p>
@@ -517,7 +749,30 @@
     </w:p>
     <w:p>
       <w:r>
-        <w:t>Create a changed input, boundary case or missing-information case. Write the expected answer or safe response before testing.</w:t>
+        <w:t>Specify a changed input, expected result and observation separately.</w:t>
+      </w:r>
+    </w:p>
+    <w:p>
+      <w:pPr>
+        <w:spacing w:line="336" w:lineRule="auto" w:after="180"/>
+      </w:pPr>
+      <w:r>
+        <w:rPr>
+          <w:b w:val="0"/>
+        </w:rPr>
+        <w:t xml:space="preserve">Create a changed </w:t>
+      </w:r>
+      <w:r>
+        <w:rPr>
+          <w:b/>
+        </w:rPr>
+        <w:t>input</w:t>
+      </w:r>
+      <w:r>
+        <w:rPr>
+          <w:b w:val="0"/>
+        </w:rPr>
+        <w:t>, boundary case or missing-information case. Write the expected answer or safe response before testing.</w:t>
       </w:r>
     </w:p>
     <w:tbl>
@@ -646,12 +901,41 @@
     </w:p>
     <w:p>
       <w:r>
+        <w:t>Justify what Feedback Loops adds to Transparent Book Recommender and keep the evidence.</w:t>
+      </w:r>
+    </w:p>
+    <w:p>
+      <w:pPr>
+        <w:spacing w:line="336" w:lineRule="auto" w:after="180"/>
+      </w:pPr>
+      <w:r>
+        <w:rPr>
+          <w:b w:val="0"/>
+        </w:rPr>
         <w:t>Reserve some varied suggestions and distinguish ‘not shown’ from ‘not liked.’</w:t>
       </w:r>
     </w:p>
     <w:p>
-      <w:r>
-        <w:t>The project change and evidence I will keep</w:t>
+      <w:pPr>
+        <w:spacing w:line="336" w:lineRule="auto" w:after="180"/>
+      </w:pPr>
+      <w:r>
+        <w:rPr>
+          <w:b w:val="0"/>
+        </w:rPr>
+        <w:t xml:space="preserve">The project change and </w:t>
+      </w:r>
+      <w:r>
+        <w:rPr>
+          <w:b/>
+        </w:rPr>
+        <w:t>evidence</w:t>
+      </w:r>
+      <w:r>
+        <w:rPr>
+          <w:b w:val="0"/>
+        </w:rPr>
+        <w:t xml:space="preserve"> I will keep</w:t>
       </w:r>
     </w:p>
     <w:p>
@@ -697,11 +981,54 @@
     </w:p>
     <w:p>
       <w:r>
-        <w:t>I can explain the mechanism. I can show evidence. I can handle a changed case. I can name a limit. Mark each as not yet, with help or independently, and attach supporting work.</w:t>
-      </w:r>
-    </w:p>
-    <w:p>
-      <w:r>
+        <w:t>Judge explanation, evidence, transfer and limits separately; attach the work behind your judgement.</w:t>
+      </w:r>
+    </w:p>
+    <w:p>
+      <w:pPr>
+        <w:pStyle w:val="ListBullet"/>
+      </w:pPr>
+      <w:r>
+        <w:t>I can explain the mechanism.</w:t>
+      </w:r>
+    </w:p>
+    <w:p>
+      <w:pPr>
+        <w:pStyle w:val="ListBullet"/>
+      </w:pPr>
+      <w:r>
+        <w:t>I can show evidence.</w:t>
+      </w:r>
+    </w:p>
+    <w:p>
+      <w:pPr>
+        <w:pStyle w:val="ListBullet"/>
+      </w:pPr>
+      <w:r>
+        <w:t>I can handle a changed case.</w:t>
+      </w:r>
+    </w:p>
+    <w:p>
+      <w:pPr>
+        <w:pStyle w:val="ListBullet"/>
+      </w:pPr>
+      <w:r>
+        <w:t>I can name a limit.</w:t>
+      </w:r>
+    </w:p>
+    <w:p>
+      <w:r>
+        <w:t>Mark each as not yet, with help or independently, and attach supporting work.</w:t>
+      </w:r>
+    </w:p>
+    <w:p>
+      <w:pPr>
+        <w:spacing w:line="336" w:lineRule="auto" w:after="180"/>
+      </w:pPr>
+      <w:r>
+        <w:rPr>
+          <w:b w:val="0"/>
+        </w:rPr>
         <w:t>Teacher review ____________________  Next step ____________________</w:t>
       </w:r>
     </w:p>
@@ -715,7 +1042,30 @@
     </w:p>
     <w:p>
       <w:r>
-        <w:t>A recommender shows poetry in 2 slots and adventure in 20. Poetry gets 1 click; adventure gets 6. Compute clicks per shown slot and explain why neither rate alone proves preference.</w:t>
+        <w:t>Use this earlier case as transfer practice. A case already discussed with feedback is not fresh assessment evidence.</w:t>
+      </w:r>
+    </w:p>
+    <w:p>
+      <w:pPr>
+        <w:spacing w:line="336" w:lineRule="auto" w:after="180"/>
+      </w:pPr>
+      <w:r>
+        <w:rPr>
+          <w:b w:val="0"/>
+        </w:rPr>
+        <w:t xml:space="preserve">A </w:t>
+      </w:r>
+      <w:r>
+        <w:rPr>
+          <w:b/>
+        </w:rPr>
+        <w:t>recommender</w:t>
+      </w:r>
+      <w:r>
+        <w:rPr>
+          <w:b w:val="0"/>
+        </w:rPr>
+        <w:t xml:space="preserve"> shows poetry in 2 slots and adventure in 20. Poetry gets 1 click; adventure gets 6. Compute clicks per shown slot and explain why neither rate alone proves preference.</w:t>
       </w:r>
     </w:p>
     <w:p>
@@ -762,8 +1112,26 @@
       </w:r>
     </w:p>
     <w:p>
-      <w:r>
-        <w:t>Record support used: none, hint or teacher explanation.</w:t>
+      <w:pPr>
+        <w:spacing w:line="336" w:lineRule="auto" w:after="180"/>
+      </w:pPr>
+      <w:r>
+        <w:rPr>
+          <w:b w:val="0"/>
+        </w:rPr>
+        <w:t xml:space="preserve">Record support used: none, hint or teacher </w:t>
+      </w:r>
+      <w:r>
+        <w:rPr>
+          <w:b/>
+        </w:rPr>
+        <w:t>explanation</w:t>
+      </w:r>
+      <w:r>
+        <w:rPr>
+          <w:b w:val="0"/>
+        </w:rPr>
+        <w:t>.</w:t>
       </w:r>
     </w:p>
     <w:p>
@@ -776,7 +1144,31 @@
     </w:p>
     <w:p>
       <w:r>
-        <w:t>Why does A win the worked example even though B is processed first?</w:t>
+        <w:t>Trace selection. Apply the supplied Feedback Loops facts and keep your reasoning.</w:t>
+      </w:r>
+    </w:p>
+    <w:p>
+      <w:pPr>
+        <w:spacing w:line="336" w:lineRule="auto" w:after="180"/>
+        <w:shd w:fill="F5F1FB"/>
+      </w:pPr>
+      <w:r>
+        <w:rPr>
+          <w:b w:val="0"/>
+        </w:rPr>
+        <w:t xml:space="preserve">Why does A win the worked example even though B is </w:t>
+      </w:r>
+      <w:r>
+        <w:rPr>
+          <w:b/>
+        </w:rPr>
+        <w:t>process</w:t>
+      </w:r>
+      <w:r>
+        <w:rPr>
+          <w:b w:val="0"/>
+        </w:rPr>
+        <w:t>ed first?</w:t>
       </w:r>
     </w:p>
     <w:p>
@@ -827,6 +1219,17 @@
     </w:p>
     <w:p>
       <w:r>
+        <w:t>Handle no match. Apply the supplied Feedback Loops facts and keep your reasoning.</w:t>
+      </w:r>
+    </w:p>
+    <w:p>
+      <w:pPr>
+        <w:spacing w:line="336" w:lineRule="auto" w:after="180"/>
+      </w:pPr>
+      <w:r>
+        <w:rPr>
+          <w:b w:val="0"/>
+        </w:rPr>
         <w:t>State recommend([], 10) and the worked items with limit 8.</w:t>
       </w:r>
     </w:p>
@@ -878,7 +1281,30 @@
     </w:p>
     <w:p>
       <w:r>
-        <w:t>A tied selection changes after reversing input order. Identify the likely missing policy and test.</w:t>
+        <w:t>Repair order dependence. Apply the supplied Feedback Loops facts and keep your reasoning.</w:t>
+      </w:r>
+    </w:p>
+    <w:p>
+      <w:pPr>
+        <w:spacing w:line="336" w:lineRule="auto" w:after="180"/>
+      </w:pPr>
+      <w:r>
+        <w:rPr>
+          <w:b w:val="0"/>
+        </w:rPr>
+        <w:t xml:space="preserve">A tied selection changes after reversing </w:t>
+      </w:r>
+      <w:r>
+        <w:rPr>
+          <w:b/>
+        </w:rPr>
+        <w:t>input</w:t>
+      </w:r>
+      <w:r>
+        <w:rPr>
+          <w:b w:val="0"/>
+        </w:rPr>
+        <w:t xml:space="preserve"> order. Identify the likely missing policy and test.</w:t>
       </w:r>
     </w:p>
     <w:p>
@@ -929,6 +1355,17 @@
     </w:p>
     <w:p>
       <w:r>
+        <w:t>Attempt before feedback. If this repeats the selected independent case, reuse that first attempt; otherwise keep a separate record. Implement independently. Apply the supplied Feedback Loops facts and keep your reasoning.</w:t>
+      </w:r>
+    </w:p>
+    <w:p>
+      <w:pPr>
+        <w:spacing w:line="336" w:lineRule="auto" w:after="180"/>
+      </w:pPr>
+      <w:r>
+        <w:rPr>
+          <w:b w:val="0"/>
+        </w:rPr>
         <w:t>Use the function with X (fun 4, learning 1, minutes 12), Y (3,3,10), Z (5,5,13), limit 12. Predict the winner, reverse the list and retest. Also test limit 9.</w:t>
       </w:r>
     </w:p>
@@ -990,7 +1427,30 @@
     </w:p>
     <w:p>
       <w:r>
-        <w:t>Write a one-sentence explanation of X winning without calling it objectively best.</w:t>
+        <w:t>Explain the result. Apply the supplied Feedback Loops facts and keep your reasoning.</w:t>
+      </w:r>
+    </w:p>
+    <w:p>
+      <w:pPr>
+        <w:spacing w:line="336" w:lineRule="auto" w:after="180"/>
+      </w:pPr>
+      <w:r>
+        <w:rPr>
+          <w:b w:val="0"/>
+        </w:rPr>
+        <w:t xml:space="preserve">Write a one-sentence </w:t>
+      </w:r>
+      <w:r>
+        <w:rPr>
+          <w:b/>
+        </w:rPr>
+        <w:t>explanation</w:t>
+      </w:r>
+      <w:r>
+        <w:rPr>
+          <w:b w:val="0"/>
+        </w:rPr>
+        <w:t xml:space="preserve"> of X winning without calling it objectively best.</w:t>
       </w:r>
     </w:p>
     <w:p>
@@ -1037,6 +1497,11 @@
       </w:pPr>
       <w:r>
         <w:t>17. Feedback, return check and learning record</w:t>
+      </w:r>
+    </w:p>
+    <w:p>
+      <w:r>
+        <w:t>Record the first repaired step and a different case to revisit after a delay.</w:t>
       </w:r>
     </w:p>
     <w:tbl>
@@ -1176,7 +1641,13 @@
       </w:tr>
     </w:tbl>
     <w:p>
-      <w:r>
+      <w:pPr>
+        <w:spacing w:line="336" w:lineRule="auto" w:after="180"/>
+      </w:pPr>
+      <w:r>
+        <w:rPr>
+          <w:b w:val="0"/>
+        </w:rPr>
         <w:t>Revisit this idea with your teacher after a delay. Familiarity is different from explaining and using it on a changed case.</w:t>
       </w:r>
     </w:p>
@@ -1190,16 +1661,39 @@
     </w:p>
     <w:p>
       <w:r>
+        <w:t>A fictional catalogue repeatedly recommends two books using observed clicks. Explain the labelled step before checking the changed condition.</w:t>
+      </w:r>
+    </w:p>
+    <w:p>
+      <w:pPr>
+        <w:spacing w:line="336" w:lineRule="auto" w:after="180"/>
+      </w:pPr>
+      <w:r>
+        <w:rPr>
+          <w:b w:val="0"/>
+        </w:rPr>
         <w:t>A fictional catalogue repeatedly recommends two books using observed clicks.</w:t>
       </w:r>
     </w:p>
     <w:p>
-      <w:r>
+      <w:pPr>
+        <w:spacing w:line="336" w:lineRule="auto" w:after="180"/>
+      </w:pPr>
+      <w:r>
+        <w:rPr>
+          <w:b w:val="0"/>
+        </w:rPr>
         <w:t>Initially each click count is 0. Equal counts choose earlier ID A over B.</w:t>
       </w:r>
     </w:p>
     <w:p>
-      <w:r>
+      <w:pPr>
+        <w:spacing w:line="336" w:lineRule="auto" w:after="180"/>
+      </w:pPr>
+      <w:r>
+        <w:rPr>
+          <w:b w:val="0"/>
+        </w:rPr>
         <w:t>Only the recommended book is shown. In an invented three-round record, A is shown and clicked each round; B is never shown.</w:t>
       </w:r>
     </w:p>
@@ -1276,7 +1770,14 @@
       </w:r>
     </w:p>
     <w:p>
-      <w:r>
+      <w:pPr>
+        <w:spacing w:line="336" w:lineRule="auto" w:after="180"/>
+        <w:shd w:fill="F5F1FB"/>
+      </w:pPr>
+      <w:r>
+        <w:rPr>
+          <w:b w:val="0"/>
+        </w:rPr>
         <w:t>What extra field would reveal why comparing raw clicks is misleading?</w:t>
       </w:r>
     </w:p>
@@ -1319,13 +1820,82 @@
       </w:r>
     </w:p>
     <w:p>
-      <w:r>
-        <w:t>Support used: alone / hint / worked example. This record is practice evidence.</w:t>
-      </w:r>
-    </w:p>
-    <w:p>
-      <w:r>
-        <w:t>Project connection: Log recommender exposure, choice and explicit feedback separately; consider whether its own policy narrows future evidence.</w:t>
+      <w:pPr>
+        <w:pStyle w:val="Heading3"/>
+      </w:pPr>
+      <w:r>
+        <w:t>Record the help used</w:t>
+      </w:r>
+    </w:p>
+    <w:p>
+      <w:pPr>
+        <w:spacing w:line="336" w:lineRule="auto" w:after="180"/>
+        <w:shd w:fill="F1F6F8"/>
+      </w:pPr>
+      <w:r>
+        <w:rPr>
+          <w:b w:val="0"/>
+        </w:rPr>
+        <w:t xml:space="preserve">Support used: alone / hint / worked example. This record is practice </w:t>
+      </w:r>
+      <w:r>
+        <w:rPr>
+          <w:b/>
+        </w:rPr>
+        <w:t>evidence</w:t>
+      </w:r>
+      <w:r>
+        <w:rPr>
+          <w:b w:val="0"/>
+        </w:rPr>
+        <w:t>.</w:t>
+      </w:r>
+    </w:p>
+    <w:p>
+      <w:pPr>
+        <w:spacing w:line="336" w:lineRule="auto" w:after="180"/>
+      </w:pPr>
+      <w:r>
+        <w:rPr>
+          <w:b w:val="0"/>
+        </w:rPr>
+        <w:t xml:space="preserve">Project connection: Log </w:t>
+      </w:r>
+      <w:r>
+        <w:rPr>
+          <w:b/>
+        </w:rPr>
+        <w:t>recommender</w:t>
+      </w:r>
+      <w:r>
+        <w:rPr>
+          <w:b w:val="0"/>
+        </w:rPr>
+        <w:t xml:space="preserve"> </w:t>
+      </w:r>
+      <w:r>
+        <w:rPr>
+          <w:b/>
+        </w:rPr>
+        <w:t>exposure</w:t>
+      </w:r>
+      <w:r>
+        <w:rPr>
+          <w:b w:val="0"/>
+        </w:rPr>
+        <w:t xml:space="preserve">, choice and explicit feedback separately; consider whether its own policy narrows future </w:t>
+      </w:r>
+      <w:r>
+        <w:rPr>
+          <w:b/>
+        </w:rPr>
+        <w:t>evidence</w:t>
+      </w:r>
+      <w:r>
+        <w:rPr>
+          <w:b w:val="0"/>
+        </w:rPr>
+        <w:t>.</w:t>
       </w:r>
     </w:p>
     <w:p>
@@ -1338,17 +1908,82 @@
     </w:p>
     <w:p>
       <w:r>
-        <w:t>Project: Transparent Book Recommender</w:t>
-      </w:r>
-    </w:p>
-    <w:p>
-      <w:r>
+        <w:t>Keep this week’s input, deciding step, result and limit together in the Transparent Book Recommender record.</w:t>
+      </w:r>
+    </w:p>
+    <w:p>
+      <w:pPr>
+        <w:spacing w:line="336" w:lineRule="auto" w:after="180"/>
+      </w:pPr>
+      <w:r>
+        <w:rPr>
+          <w:b w:val="0"/>
+        </w:rPr>
+        <w:t xml:space="preserve">Project: Transparent Book </w:t>
+      </w:r>
+      <w:r>
+        <w:rPr>
+          <w:b/>
+        </w:rPr>
+        <w:t>Recommender</w:t>
+      </w:r>
+    </w:p>
+    <w:p>
+      <w:pPr>
+        <w:spacing w:line="336" w:lineRule="auto" w:after="180"/>
+      </w:pPr>
+      <w:r>
+        <w:rPr>
+          <w:b w:val="0"/>
+        </w:rPr>
         <w:t>Current milestone: Evaluate and revise. Compare with your starting method, explain errors and record a justified revision.</w:t>
       </w:r>
     </w:p>
     <w:p>
-      <w:r>
-        <w:t>Log recommender exposure, choice and explicit feedback separately; consider whether its own policy narrows future evidence.</w:t>
+      <w:pPr>
+        <w:spacing w:line="336" w:lineRule="auto" w:after="180"/>
+      </w:pPr>
+      <w:r>
+        <w:rPr>
+          <w:b w:val="0"/>
+        </w:rPr>
+        <w:t xml:space="preserve">Log </w:t>
+      </w:r>
+      <w:r>
+        <w:rPr>
+          <w:b/>
+        </w:rPr>
+        <w:t>recommender</w:t>
+      </w:r>
+      <w:r>
+        <w:rPr>
+          <w:b w:val="0"/>
+        </w:rPr>
+        <w:t xml:space="preserve"> </w:t>
+      </w:r>
+      <w:r>
+        <w:rPr>
+          <w:b/>
+        </w:rPr>
+        <w:t>exposure</w:t>
+      </w:r>
+      <w:r>
+        <w:rPr>
+          <w:b w:val="0"/>
+        </w:rPr>
+        <w:t xml:space="preserve">, choice and explicit feedback separately; consider whether its own policy narrows future </w:t>
+      </w:r>
+      <w:r>
+        <w:rPr>
+          <w:b/>
+        </w:rPr>
+        <w:t>evidence</w:t>
+      </w:r>
+      <w:r>
+        <w:rPr>
+          <w:b w:val="0"/>
+        </w:rPr>
+        <w:t>.</w:t>
       </w:r>
     </w:p>
     <w:tbl>
@@ -1510,11 +2145,28 @@
     </w:p>
     <w:p>
       <w:r>
+        <w:t>Try the supported questions before comparing with hints and feedback. Record what you repaired and the evidence you retained.</w:t>
+      </w:r>
+    </w:p>
+    <w:p>
+      <w:pPr>
+        <w:spacing w:line="336" w:lineRule="auto" w:after="180"/>
+      </w:pPr>
+      <w:r>
+        <w:rPr>
+          <w:b w:val="0"/>
+        </w:rPr>
         <w:t>Use this supported practice once, in the browser or on paper. Keep the reserved independent assessment for a separate first attempt before teacher feedback.</w:t>
       </w:r>
     </w:p>
     <w:p>
-      <w:r>
+      <w:pPr>
+        <w:spacing w:line="336" w:lineRule="auto" w:after="180"/>
+      </w:pPr>
+      <w:r>
+        <w:rPr>
+          <w:b w:val="0"/>
+        </w:rPr>
         <w:t>A fictional catalogue repeatedly recommends two books using observed clicks.</w:t>
       </w:r>
     </w:p>
@@ -1527,27 +2179,73 @@
       </w:r>
     </w:p>
     <w:p>
-      <w:r>
-        <w:t>Which labelled step matches this detail? B’s zero may mean no exposure, not dislike.</w:t>
-      </w:r>
-    </w:p>
-    <w:p>
-      <w:r>
+      <w:pPr>
+        <w:spacing w:line="336" w:lineRule="auto" w:after="180"/>
+      </w:pPr>
+      <w:r>
+        <w:rPr>
+          <w:b w:val="0"/>
+        </w:rPr>
+        <w:t xml:space="preserve">Which labelled step matches this detail? B’s zero may mean no </w:t>
+      </w:r>
+      <w:r>
+        <w:rPr>
+          <w:b/>
+        </w:rPr>
+        <w:t>exposure</w:t>
+      </w:r>
+      <w:r>
+        <w:rPr>
+          <w:b w:val="0"/>
+        </w:rPr>
+        <w:t>, not dislike.</w:t>
+      </w:r>
+    </w:p>
+    <w:p>
+      <w:pPr>
+        <w:spacing w:line="336" w:lineRule="auto" w:after="180"/>
+        <w:shd w:fill="F4F9FC"/>
+      </w:pPr>
+      <w:r>
+        <w:rPr>
+          <w:b w:val="0"/>
+        </w:rPr>
         <w:t>1. Record event</w:t>
       </w:r>
     </w:p>
     <w:p>
-      <w:r>
+      <w:pPr>
+        <w:spacing w:line="336" w:lineRule="auto" w:after="180"/>
+        <w:shd w:fill="F4F9FC"/>
+      </w:pPr>
+      <w:r>
+        <w:rPr>
+          <w:b w:val="0"/>
+        </w:rPr>
         <w:t>2. Repeat selection</w:t>
       </w:r>
     </w:p>
     <w:p>
-      <w:r>
+      <w:pPr>
+        <w:spacing w:line="336" w:lineRule="auto" w:after="180"/>
+        <w:shd w:fill="F4F9FC"/>
+      </w:pPr>
+      <w:r>
+        <w:rPr>
+          <w:b w:val="0"/>
+        </w:rPr>
         <w:t>3. Initial tie</w:t>
       </w:r>
     </w:p>
     <w:p>
-      <w:r>
+      <w:pPr>
+        <w:spacing w:line="336" w:lineRule="auto" w:after="180"/>
+        <w:shd w:fill="F4F9FC"/>
+      </w:pPr>
+      <w:r>
+        <w:rPr>
+          <w:b w:val="0"/>
+        </w:rPr>
         <w:t>4. Interpret carefully</w:t>
       </w:r>
     </w:p>
@@ -1585,41 +2283,215 @@
       </w:r>
     </w:p>
     <w:p>
-      <w:r>
+      <w:pPr>
+        <w:pStyle w:val="Heading3"/>
+      </w:pPr>
+      <w:r>
+        <w:t>Hint · try first</w:t>
+      </w:r>
+    </w:p>
+    <w:p>
+      <w:pPr>
+        <w:spacing w:line="336" w:lineRule="auto" w:after="180"/>
+        <w:shd w:fill="F1F6F8"/>
+      </w:pPr>
+      <w:r>
+        <w:rPr>
+          <w:b w:val="0"/>
+        </w:rPr>
         <w:t>Hint if needed: Read the steps in the pictorial case. Match the supplied detail to the stage that performs or records it.</w:t>
       </w:r>
     </w:p>
     <w:p>
-      <w:r>
-        <w:t>After your attempt, compare with the supported explanation: Interpret carefully B’s zero may mean no exposure, not dislike. The selection policy changes which evidence is available. A accumulates clicks partly because the system gives it every opportunity, while B has none. These records cannot compare enjoyment of two equally exposed books. Keep display counts separate from click counts; investigate alternatives with a teacher-approved exposure plan rather than treating zero as negative feedback.</w:t>
-      </w:r>
-    </w:p>
-    <w:p>
       <w:pPr>
         <w:pStyle w:val="Heading3"/>
       </w:pPr>
       <w:r>
+        <w:t>Feedback · compare after trying</w:t>
+      </w:r>
+    </w:p>
+    <w:p>
+      <w:pPr>
+        <w:spacing w:line="336" w:lineRule="auto" w:after="180"/>
+        <w:shd w:fill="F1F6FC"/>
+      </w:pPr>
+      <w:r>
+        <w:rPr>
+          <w:b w:val="0"/>
+        </w:rPr>
+        <w:t xml:space="preserve">After your attempt, compare with the supported </w:t>
+      </w:r>
+      <w:r>
+        <w:rPr>
+          <w:b/>
+        </w:rPr>
+        <w:t>explanation</w:t>
+      </w:r>
+      <w:r>
+        <w:rPr>
+          <w:b w:val="0"/>
+        </w:rPr>
+        <w:t xml:space="preserve">: Interpret carefully B’s zero may mean no </w:t>
+      </w:r>
+      <w:r>
+        <w:rPr>
+          <w:b/>
+        </w:rPr>
+        <w:t>exposure</w:t>
+      </w:r>
+      <w:r>
+        <w:rPr>
+          <w:b w:val="0"/>
+        </w:rPr>
+        <w:t xml:space="preserve">, not dislike. The selection policy changes which </w:t>
+      </w:r>
+      <w:r>
+        <w:rPr>
+          <w:b/>
+        </w:rPr>
+        <w:t>evidence</w:t>
+      </w:r>
+      <w:r>
+        <w:rPr>
+          <w:b w:val="0"/>
+        </w:rPr>
+        <w:t xml:space="preserve"> is available.</w:t>
+      </w:r>
+    </w:p>
+    <w:p>
+      <w:pPr>
+        <w:spacing w:line="336" w:lineRule="auto" w:after="180"/>
+        <w:shd w:fill="F1F6FC"/>
+      </w:pPr>
+      <w:r>
+        <w:rPr>
+          <w:b w:val="0"/>
+        </w:rPr>
+        <w:t>A accumulates clicks partly because the system gives it every opportunity, while B has none. These records cannot compare enjoyment of two equally exposed books.</w:t>
+      </w:r>
+    </w:p>
+    <w:p>
+      <w:pPr>
+        <w:spacing w:line="336" w:lineRule="auto" w:after="180"/>
+        <w:shd w:fill="F1F6FC"/>
+      </w:pPr>
+      <w:r>
+        <w:rPr>
+          <w:b w:val="0"/>
+        </w:rPr>
+        <w:t xml:space="preserve">Keep display counts separate from click counts; investigate alternatives with a teacher-approved </w:t>
+      </w:r>
+      <w:r>
+        <w:rPr>
+          <w:b/>
+        </w:rPr>
+        <w:t>exposure</w:t>
+      </w:r>
+      <w:r>
+        <w:rPr>
+          <w:b w:val="0"/>
+        </w:rPr>
+        <w:t xml:space="preserve"> plan rather than treating zero as negative feedback.</w:t>
+      </w:r>
+    </w:p>
+    <w:p>
+      <w:pPr>
+        <w:pStyle w:val="Heading3"/>
+      </w:pPr>
+      <w:r>
         <w:t>Practice 2: explain the deciding evidence</w:t>
       </w:r>
     </w:p>
     <w:p>
-      <w:r>
+      <w:pPr>
+        <w:pStyle w:val="Heading3"/>
+      </w:pPr>
+      <w:r>
+        <w:t>Changed case · predict first</w:t>
+      </w:r>
+    </w:p>
+    <w:p>
+      <w:pPr>
+        <w:spacing w:line="336" w:lineRule="auto" w:after="180"/>
+        <w:shd w:fill="F5F1FB"/>
+      </w:pPr>
+      <w:r>
+        <w:rPr>
+          <w:b w:val="0"/>
+        </w:rPr>
         <w:t>Changed-case practice: On a planned trial, show B once and record no click. Which conclusion is supported by the supplied facts?</w:t>
       </w:r>
     </w:p>
     <w:p>
-      <w:r>
-        <w:t>1. B gains one exposure but still zero clicks.</w:t>
-      </w:r>
-    </w:p>
-    <w:p>
-      <w:r>
-        <w:t>2. This one example guarantees correct results for every future input.</w:t>
-      </w:r>
-    </w:p>
-    <w:p>
-      <w:r>
-        <w:t>3. We can decide the result without examining the changed input or the procedure.</w:t>
+      <w:pPr>
+        <w:spacing w:line="336" w:lineRule="auto" w:after="180"/>
+        <w:shd w:fill="F4F9FC"/>
+      </w:pPr>
+      <w:r>
+        <w:rPr>
+          <w:b w:val="0"/>
+        </w:rPr>
+        <w:t xml:space="preserve">1. B gains one </w:t>
+      </w:r>
+      <w:r>
+        <w:rPr>
+          <w:b/>
+        </w:rPr>
+        <w:t>exposure</w:t>
+      </w:r>
+      <w:r>
+        <w:rPr>
+          <w:b w:val="0"/>
+        </w:rPr>
+        <w:t xml:space="preserve"> but still zero clicks.</w:t>
+      </w:r>
+    </w:p>
+    <w:p>
+      <w:pPr>
+        <w:spacing w:line="336" w:lineRule="auto" w:after="180"/>
+        <w:shd w:fill="F4F9FC"/>
+      </w:pPr>
+      <w:r>
+        <w:rPr>
+          <w:b w:val="0"/>
+        </w:rPr>
+        <w:t xml:space="preserve">2. This one example guarantees correct results for every future </w:t>
+      </w:r>
+      <w:r>
+        <w:rPr>
+          <w:b/>
+        </w:rPr>
+        <w:t>input</w:t>
+      </w:r>
+      <w:r>
+        <w:rPr>
+          <w:b w:val="0"/>
+        </w:rPr>
+        <w:t>.</w:t>
+      </w:r>
+    </w:p>
+    <w:p>
+      <w:pPr>
+        <w:spacing w:line="336" w:lineRule="auto" w:after="180"/>
+        <w:shd w:fill="F4F9FC"/>
+      </w:pPr>
+      <w:r>
+        <w:rPr>
+          <w:b w:val="0"/>
+        </w:rPr>
+        <w:t xml:space="preserve">3. We can decide the result without examining the changed </w:t>
+      </w:r>
+      <w:r>
+        <w:rPr>
+          <w:b/>
+        </w:rPr>
+        <w:t>input</w:t>
+      </w:r>
+      <w:r>
+        <w:rPr>
+          <w:b w:val="0"/>
+        </w:rPr>
+        <w:t xml:space="preserve"> or the procedure.</w:t>
       </w:r>
     </w:p>
     <w:p>
@@ -1656,35 +2528,130 @@
       </w:r>
     </w:p>
     <w:p>
-      <w:r>
+      <w:pPr>
+        <w:pStyle w:val="Heading3"/>
+      </w:pPr>
+      <w:r>
+        <w:t>Hint · try first</w:t>
+      </w:r>
+    </w:p>
+    <w:p>
+      <w:pPr>
+        <w:spacing w:line="336" w:lineRule="auto" w:after="180"/>
+        <w:shd w:fill="F1F6F8"/>
+      </w:pPr>
+      <w:r>
+        <w:rPr>
+          <w:b w:val="0"/>
+        </w:rPr>
         <w:t>Hint if needed: Use the changed condition and the deciding step in the pictorial trace. The answer must say what follows from those facts.</w:t>
       </w:r>
     </w:p>
     <w:p>
-      <w:r>
-        <w:t>After your attempt, compare with the supported explanation: B gains one exposure but still zero clicks. The observation now supports a nonclick on that display, not a permanent dislike.</w:t>
-      </w:r>
-    </w:p>
-    <w:p>
       <w:pPr>
         <w:pStyle w:val="Heading3"/>
       </w:pPr>
       <w:r>
+        <w:t>Feedback · compare after trying</w:t>
+      </w:r>
+    </w:p>
+    <w:p>
+      <w:pPr>
+        <w:spacing w:line="336" w:lineRule="auto" w:after="180"/>
+        <w:shd w:fill="F1F6FC"/>
+      </w:pPr>
+      <w:r>
+        <w:rPr>
+          <w:b w:val="0"/>
+        </w:rPr>
+        <w:t xml:space="preserve">After your attempt, compare with the supported </w:t>
+      </w:r>
+      <w:r>
+        <w:rPr>
+          <w:b/>
+        </w:rPr>
+        <w:t>explanation</w:t>
+      </w:r>
+      <w:r>
+        <w:rPr>
+          <w:b w:val="0"/>
+        </w:rPr>
+        <w:t xml:space="preserve">: B gains one </w:t>
+      </w:r>
+      <w:r>
+        <w:rPr>
+          <w:b/>
+        </w:rPr>
+        <w:t>exposure</w:t>
+      </w:r>
+      <w:r>
+        <w:rPr>
+          <w:b w:val="0"/>
+        </w:rPr>
+        <w:t xml:space="preserve"> but still zero clicks. The </w:t>
+      </w:r>
+      <w:r>
+        <w:rPr>
+          <w:b/>
+        </w:rPr>
+        <w:t>observation</w:t>
+      </w:r>
+      <w:r>
+        <w:rPr>
+          <w:b w:val="0"/>
+        </w:rPr>
+        <w:t xml:space="preserve"> now supports a nonclick on that display, not a permanent dislike.</w:t>
+      </w:r>
+    </w:p>
+    <w:p>
+      <w:pPr>
+        <w:pStyle w:val="Heading3"/>
+      </w:pPr>
+      <w:r>
         <w:t>Repair a missing building block</w:t>
       </w:r>
     </w:p>
     <w:p>
-      <w:r>
+      <w:pPr>
+        <w:spacing w:line="336" w:lineRule="auto" w:after="180"/>
+      </w:pPr>
+      <w:r>
+        <w:rPr>
+          <w:b w:val="0"/>
+        </w:rPr>
         <w:t>Review Recommendation Scores (ai-2/23). Goal: Compute a weighted score. Short practice: Why does B not become the winner when its score is largest?. Return to this week and explain what you changed.</w:t>
       </w:r>
     </w:p>
     <w:p>
-      <w:r>
-        <w:t>Review Similarity by Selected Traits (ai-2/21). Goal: Represent items with numeric features. Short practice: Explain why B ceases to be a closest option without any candidate data changing.. Return to this week and explain what you changed.</w:t>
-      </w:r>
-    </w:p>
-    <w:p>
-      <w:r>
+      <w:pPr>
+        <w:spacing w:line="336" w:lineRule="auto" w:after="180"/>
+      </w:pPr>
+      <w:r>
+        <w:rPr>
+          <w:b w:val="0"/>
+        </w:rPr>
+        <w:t>Review Similarity by Selected Traits (ai-2/21). Goal: Represent items with numeric features. Short practice: Explain why B ceases to be a closest option without any candidate data changing..</w:t>
+      </w:r>
+    </w:p>
+    <w:p>
+      <w:pPr>
+        <w:spacing w:line="336" w:lineRule="auto" w:after="180"/>
+      </w:pPr>
+      <w:r>
+        <w:rPr>
+          <w:b w:val="0"/>
+        </w:rPr>
+        <w:t>Return to this week and explain what you changed.</w:t>
+      </w:r>
+    </w:p>
+    <w:p>
+      <w:pPr>
+        <w:spacing w:line="336" w:lineRule="auto" w:after="180"/>
+      </w:pPr>
+      <w:r>
+        <w:rPr>
+          <w:b w:val="0"/>
+        </w:rPr>
         <w:t>Review Missing Data (ai-2/18). Goal: Detect absent and unusable values. Short practice: Why is the Boolean True rejected even though arithmetic can treat it like 1 in Python?. Return to this week and explain what you changed.</w:t>
       </w:r>
     </w:p>
@@ -1697,8 +2664,61 @@
       </w:r>
     </w:p>
     <w:p>
-      <w:r>
-        <w:t>The browser lab lets you edit the supported Python examples already included in this lesson. Predict first, run, inspect the actual output or error, change one input, then run again. Keep code, predictions, actual results and a reasoned revision together. On paper, label your result as a trace rather than an execution.</w:t>
+      <w:pPr>
+        <w:spacing w:line="336" w:lineRule="auto" w:after="180"/>
+      </w:pPr>
+      <w:r>
+        <w:rPr>
+          <w:b w:val="0"/>
+        </w:rPr>
+        <w:t xml:space="preserve">The browser lab lets you edit the supported Python examples already included in this lesson. Predict first, run, inspect the actual </w:t>
+      </w:r>
+      <w:r>
+        <w:rPr>
+          <w:b/>
+        </w:rPr>
+        <w:t>output</w:t>
+      </w:r>
+      <w:r>
+        <w:rPr>
+          <w:b w:val="0"/>
+        </w:rPr>
+        <w:t xml:space="preserve"> or error, change one </w:t>
+      </w:r>
+      <w:r>
+        <w:rPr>
+          <w:b/>
+        </w:rPr>
+        <w:t>input</w:t>
+      </w:r>
+      <w:r>
+        <w:rPr>
+          <w:b w:val="0"/>
+        </w:rPr>
+        <w:t>, then run again.</w:t>
+      </w:r>
+    </w:p>
+    <w:p>
+      <w:pPr>
+        <w:spacing w:line="336" w:lineRule="auto" w:after="180"/>
+      </w:pPr>
+      <w:r>
+        <w:rPr>
+          <w:b w:val="0"/>
+        </w:rPr>
+        <w:t xml:space="preserve">Keep code, </w:t>
+      </w:r>
+      <w:r>
+        <w:rPr>
+          <w:b/>
+        </w:rPr>
+        <w:t>prediction</w:t>
+      </w:r>
+      <w:r>
+        <w:rPr>
+          <w:b w:val="0"/>
+        </w:rPr>
+        <w:t>s, actual results and a reasoned revision together. On paper, label your result as a trace rather than an execution.</w:t>
       </w:r>
     </w:p>
     <w:p>
@@ -1710,8 +2730,37 @@
       </w:r>
     </w:p>
     <w:p>
-      <w:r>
-        <w:t>Use Download completed work in the hosted lesson to export your answers, reflections, practice feedback and code-run evidence. Open the HTML copy to read or print it. Drafts stay in this browser when storage is available; clear drafts on a shared device.</w:t>
+      <w:pPr>
+        <w:spacing w:line="336" w:lineRule="auto" w:after="180"/>
+      </w:pPr>
+      <w:r>
+        <w:rPr>
+          <w:b w:val="0"/>
+        </w:rPr>
+        <w:t xml:space="preserve">Use Download completed work in the hosted lesson to export your answers, reflections, practice feedback and code-run </w:t>
+      </w:r>
+      <w:r>
+        <w:rPr>
+          <w:b/>
+        </w:rPr>
+        <w:t>evidence</w:t>
+      </w:r>
+      <w:r>
+        <w:rPr>
+          <w:b w:val="0"/>
+        </w:rPr>
+        <w:t>. Open the HTML copy to read or print it.</w:t>
+      </w:r>
+    </w:p>
+    <w:p>
+      <w:pPr>
+        <w:spacing w:line="336" w:lineRule="auto" w:after="180"/>
+      </w:pPr>
+      <w:r>
+        <w:rPr>
+          <w:b w:val="0"/>
+        </w:rPr>
+        <w:t>Drafts stay in this browser when storage is available; clear drafts on a shared device.</w:t>
       </w:r>
     </w:p>
     <w:p>
@@ -1725,6 +2774,806 @@
     <w:p>
       <w:r>
         <w:t>________________________________________________________________</w:t>
+      </w:r>
+    </w:p>
+    <w:p>
+      <w:r>
+        <w:t>________________________________________________________________</w:t>
+      </w:r>
+    </w:p>
+    <w:p>
+      <w:r>
+        <w:t>________________________________________________________________</w:t>
+      </w:r>
+    </w:p>
+    <w:p>
+      <w:r>
+        <w:t>________________________________________________________________</w:t>
+      </w:r>
+    </w:p>
+    <w:p>
+      <w:r>
+        <w:t>________________________________________________________________</w:t>
+      </w:r>
+    </w:p>
+    <w:p>
+      <w:pPr>
+        <w:pStyle w:val="Heading1"/>
+      </w:pPr>
+      <w:r>
+        <w:t>21. Visual concept journey</w:t>
+      </w:r>
+    </w:p>
+    <w:p>
+      <w:r>
+        <w:t>Explain each Feedback Loops picture from its labels, then record a relevant limit.</w:t>
+      </w:r>
+    </w:p>
+    <w:p>
+      <w:pPr>
+        <w:pStyle w:val="Heading3"/>
+      </w:pPr>
+      <w:r>
+        <w:t>01. Feedback Loops: the case</w:t>
+      </w:r>
+    </w:p>
+    <w:p>
+      <w:r>
+        <w:drawing>
+          <wp:inline xmlns:a="http://schemas.openxmlformats.org/drawingml/2006/main" xmlns:pic="http://schemas.openxmlformats.org/drawingml/2006/picture">
+            <wp:extent cx="5486400" cy="2840736"/>
+            <wp:docPr id="3" name="Picture 3" descr="A fictional catalogue repeatedly recommends two books using observed clicks. Supplied facts: Initially each click count is 0. Equal counts choose earlier ID A over B. Only the recommended book is shown. In an invented three-round record, A is shown and clicked each round; B is never shown."/>
+            <wp:cNvGraphicFramePr>
+              <a:graphicFrameLocks noChangeAspect="1"/>
+            </wp:cNvGraphicFramePr>
+            <a:graphic>
+              <a:graphicData uri="http://schemas.openxmlformats.org/drawingml/2006/picture">
+                <pic:pic>
+                  <pic:nvPicPr>
+                    <pic:cNvPr id="0" name="academy-story-ai-2-24-01.png"/>
+                    <pic:cNvPicPr/>
+                  </pic:nvPicPr>
+                  <pic:blipFill>
+                    <a:blip r:embed="rId11"/>
+                    <a:stretch>
+                      <a:fillRect/>
+                    </a:stretch>
+                  </pic:blipFill>
+                  <pic:spPr>
+                    <a:xfrm>
+                      <a:off x="0" y="0"/>
+                      <a:ext cx="5486400" cy="2840736"/>
+                    </a:xfrm>
+                    <a:prstGeom prst="rect"/>
+                  </pic:spPr>
+                </pic:pic>
+              </a:graphicData>
+            </a:graphic>
+          </wp:inline>
+        </w:drawing>
+      </w:r>
+    </w:p>
+    <w:p>
+      <w:pPr>
+        <w:spacing w:line="336" w:lineRule="auto" w:after="180"/>
+      </w:pPr>
+      <w:r>
+        <w:rPr>
+          <w:b w:val="0"/>
+        </w:rPr>
+        <w:t>A fictional catalogue repeatedly recommends two books using observed clicks. Supplied facts: Initially each click count is 0. Equal counts choose earlier ID A over B. Only the recommended book is shown.</w:t>
+      </w:r>
+    </w:p>
+    <w:p>
+      <w:pPr>
+        <w:spacing w:line="336" w:lineRule="auto" w:after="180"/>
+      </w:pPr>
+      <w:r>
+        <w:rPr>
+          <w:b w:val="0"/>
+        </w:rPr>
+        <w:t>In an invented three-round record, A is shown and clicked each round; B is never shown.</w:t>
+      </w:r>
+    </w:p>
+    <w:p>
+      <w:pPr>
+        <w:spacing w:line="336" w:lineRule="auto" w:after="180"/>
+        <w:shd w:fill="F5F1FB"/>
+      </w:pPr>
+      <w:r>
+        <w:rPr>
+          <w:b w:val="0"/>
+        </w:rPr>
+        <w:t>Point to the given fact that matters most. Explain why it matters.</w:t>
+      </w:r>
+    </w:p>
+    <w:p>
+      <w:pPr>
+        <w:pStyle w:val="Heading3"/>
+      </w:pPr>
+      <w:r>
+        <w:t>My picture explanation, deciding evidence and one limit</w:t>
+      </w:r>
+    </w:p>
+    <w:p>
+      <w:r>
+        <w:t>________________________________________________________________</w:t>
+      </w:r>
+    </w:p>
+    <w:p>
+      <w:r>
+        <w:t>________________________________________________________________</w:t>
+      </w:r>
+    </w:p>
+    <w:p>
+      <w:r>
+        <w:t>________________________________________________________________</w:t>
+      </w:r>
+    </w:p>
+    <w:p>
+      <w:r>
+        <w:t>________________________________________________________________</w:t>
+      </w:r>
+    </w:p>
+    <w:p>
+      <w:pPr>
+        <w:pStyle w:val="Heading3"/>
+      </w:pPr>
+      <w:r>
+        <w:t>02. Follow the deciding steps</w:t>
+      </w:r>
+    </w:p>
+    <w:p>
+      <w:r>
+        <w:drawing>
+          <wp:inline xmlns:a="http://schemas.openxmlformats.org/drawingml/2006/main" xmlns:pic="http://schemas.openxmlformats.org/drawingml/2006/picture">
+            <wp:extent cx="5486400" cy="4005072"/>
+            <wp:docPr id="4" name="Picture 4" descr="Initial tie: Counts A=0,B=0; ID rule shows A. → Record event: A receives a click, so its count becomes 1; B stays 0. → Repeat selection: Higher A count causes A to be shown again; after three clicks A=3,B=0. → Interpret carefully: B’s zero may mean no exposure, not dislike."/>
+            <wp:cNvGraphicFramePr>
+              <a:graphicFrameLocks noChangeAspect="1"/>
+            </wp:cNvGraphicFramePr>
+            <a:graphic>
+              <a:graphicData uri="http://schemas.openxmlformats.org/drawingml/2006/picture">
+                <pic:pic>
+                  <pic:nvPicPr>
+                    <pic:cNvPr id="0" name="academy-story-ai-2-24-02.png"/>
+                    <pic:cNvPicPr/>
+                  </pic:nvPicPr>
+                  <pic:blipFill>
+                    <a:blip r:embed="rId12"/>
+                    <a:stretch>
+                      <a:fillRect/>
+                    </a:stretch>
+                  </pic:blipFill>
+                  <pic:spPr>
+                    <a:xfrm>
+                      <a:off x="0" y="0"/>
+                      <a:ext cx="5486400" cy="4005072"/>
+                    </a:xfrm>
+                    <a:prstGeom prst="rect"/>
+                  </pic:spPr>
+                </pic:pic>
+              </a:graphicData>
+            </a:graphic>
+          </wp:inline>
+        </w:drawing>
+      </w:r>
+    </w:p>
+    <w:p>
+      <w:pPr>
+        <w:spacing w:line="336" w:lineRule="auto" w:after="180"/>
+      </w:pPr>
+      <w:r>
+        <w:rPr>
+          <w:b w:val="0"/>
+        </w:rPr>
+        <w:t xml:space="preserve">Initial tie: Counts A=0,B=0; ID rule shows A. → Record event: A receives a click, so its count becomes 1; B stays 0. → Repeat selection: Higher A count causes A to be shown again; after three clicks A=3,B=0. → Interpret carefully: B’s zero may mean no </w:t>
+      </w:r>
+      <w:r>
+        <w:rPr>
+          <w:b/>
+        </w:rPr>
+        <w:t>exposure</w:t>
+      </w:r>
+      <w:r>
+        <w:rPr>
+          <w:b w:val="0"/>
+        </w:rPr>
+        <w:t>, not dislike.</w:t>
+      </w:r>
+    </w:p>
+    <w:p>
+      <w:pPr>
+        <w:spacing w:line="336" w:lineRule="auto" w:after="180"/>
+        <w:shd w:fill="F5F1FB"/>
+      </w:pPr>
+      <w:r>
+        <w:rPr>
+          <w:b w:val="0"/>
+        </w:rPr>
+        <w:t xml:space="preserve">Point to each numbered stage and explain which recorded </w:t>
+      </w:r>
+      <w:r>
+        <w:rPr>
+          <w:b/>
+        </w:rPr>
+        <w:t>input</w:t>
+      </w:r>
+      <w:r>
+        <w:rPr>
+          <w:b w:val="0"/>
+        </w:rPr>
+        <w:t xml:space="preserve"> it uses.</w:t>
+      </w:r>
+    </w:p>
+    <w:p>
+      <w:pPr>
+        <w:pStyle w:val="Heading3"/>
+      </w:pPr>
+      <w:r>
+        <w:t>My picture explanation, deciding evidence and one limit</w:t>
+      </w:r>
+    </w:p>
+    <w:p>
+      <w:r>
+        <w:t>________________________________________________________________</w:t>
+      </w:r>
+    </w:p>
+    <w:p>
+      <w:r>
+        <w:t>________________________________________________________________</w:t>
+      </w:r>
+    </w:p>
+    <w:p>
+      <w:r>
+        <w:t>________________________________________________________________</w:t>
+      </w:r>
+    </w:p>
+    <w:p>
+      <w:r>
+        <w:t>________________________________________________________________</w:t>
+      </w:r>
+    </w:p>
+    <w:p>
+      <w:pPr>
+        <w:pStyle w:val="Heading3"/>
+      </w:pPr>
+      <w:r>
+        <w:t>03. Exposure and clicks after the invented three rounds</w:t>
+      </w:r>
+    </w:p>
+    <w:p>
+      <w:r>
+        <w:drawing>
+          <wp:inline xmlns:a="http://schemas.openxmlformats.org/drawingml/2006/main" xmlns:pic="http://schemas.openxmlformats.org/drawingml/2006/picture">
+            <wp:extent cx="5486400" cy="3096768"/>
+            <wp:docPr id="5" name="Picture 5" descr="Exposure and clicks after the invented three rounds. A: Shown = 3, Clicked = 3. B: Shown = 0, Clicked = 0."/>
+            <wp:cNvGraphicFramePr>
+              <a:graphicFrameLocks noChangeAspect="1"/>
+            </wp:cNvGraphicFramePr>
+            <a:graphic>
+              <a:graphicData uri="http://schemas.openxmlformats.org/drawingml/2006/picture">
+                <pic:pic>
+                  <pic:nvPicPr>
+                    <pic:cNvPr id="0" name="academy-story-ai-2-24-03.png"/>
+                    <pic:cNvPicPr/>
+                  </pic:nvPicPr>
+                  <pic:blipFill>
+                    <a:blip r:embed="rId13"/>
+                    <a:stretch>
+                      <a:fillRect/>
+                    </a:stretch>
+                  </pic:blipFill>
+                  <pic:spPr>
+                    <a:xfrm>
+                      <a:off x="0" y="0"/>
+                      <a:ext cx="5486400" cy="3096768"/>
+                    </a:xfrm>
+                    <a:prstGeom prst="rect"/>
+                  </pic:spPr>
+                </pic:pic>
+              </a:graphicData>
+            </a:graphic>
+          </wp:inline>
+        </w:drawing>
+      </w:r>
+    </w:p>
+    <w:p>
+      <w:pPr>
+        <w:spacing w:line="336" w:lineRule="auto" w:after="180"/>
+      </w:pPr>
+      <w:r>
+        <w:rPr>
+          <w:b/>
+        </w:rPr>
+        <w:t>Exposure</w:t>
+      </w:r>
+      <w:r>
+        <w:rPr>
+          <w:b w:val="0"/>
+        </w:rPr>
+        <w:t xml:space="preserve"> and clicks after the invented three rounds. A: Shown = 3, Clicked = 3. B: Shown = 0, Clicked = 0.</w:t>
+      </w:r>
+    </w:p>
+    <w:p>
+      <w:pPr>
+        <w:spacing w:line="336" w:lineRule="auto" w:after="180"/>
+        <w:shd w:fill="F5F1FB"/>
+      </w:pPr>
+      <w:r>
+        <w:rPr>
+          <w:b w:val="0"/>
+        </w:rPr>
+        <w:t>Read the labels and values. Explain the relationship the model shows.</w:t>
+      </w:r>
+    </w:p>
+    <w:p>
+      <w:pPr>
+        <w:pStyle w:val="Heading3"/>
+      </w:pPr>
+      <w:r>
+        <w:t>My picture explanation, deciding evidence and one limit</w:t>
+      </w:r>
+    </w:p>
+    <w:p>
+      <w:r>
+        <w:t>________________________________________________________________</w:t>
+      </w:r>
+    </w:p>
+    <w:p>
+      <w:r>
+        <w:t>________________________________________________________________</w:t>
+      </w:r>
+    </w:p>
+    <w:p>
+      <w:r>
+        <w:t>________________________________________________________________</w:t>
+      </w:r>
+    </w:p>
+    <w:p>
+      <w:r>
+        <w:t>________________________________________________________________</w:t>
+      </w:r>
+    </w:p>
+    <w:p>
+      <w:pPr>
+        <w:pStyle w:val="Heading3"/>
+      </w:pPr>
+      <w:r>
+        <w:t>04. Change one thing. Trace what follows.</w:t>
+      </w:r>
+    </w:p>
+    <w:p>
+      <w:r>
+        <w:drawing>
+          <wp:inline xmlns:a="http://schemas.openxmlformats.org/drawingml/2006/main" xmlns:pic="http://schemas.openxmlformats.org/drawingml/2006/picture">
+            <wp:extent cx="5486400" cy="3026664"/>
+            <wp:docPr id="6" name="Picture 6" descr="Original case: B’s zero may mean no exposure, not dislike. Changed condition: On a planned trial, show B once and record no click. Expected result: B gains one exposure but still zero clicks. Reason: The observation now supports a nonclick on that display, not a permanent dislike."/>
+            <wp:cNvGraphicFramePr>
+              <a:graphicFrameLocks noChangeAspect="1"/>
+            </wp:cNvGraphicFramePr>
+            <a:graphic>
+              <a:graphicData uri="http://schemas.openxmlformats.org/drawingml/2006/picture">
+                <pic:pic>
+                  <pic:nvPicPr>
+                    <pic:cNvPr id="0" name="academy-story-ai-2-24-04.png"/>
+                    <pic:cNvPicPr/>
+                  </pic:nvPicPr>
+                  <pic:blipFill>
+                    <a:blip r:embed="rId14"/>
+                    <a:stretch>
+                      <a:fillRect/>
+                    </a:stretch>
+                  </pic:blipFill>
+                  <pic:spPr>
+                    <a:xfrm>
+                      <a:off x="0" y="0"/>
+                      <a:ext cx="5486400" cy="3026664"/>
+                    </a:xfrm>
+                    <a:prstGeom prst="rect"/>
+                  </pic:spPr>
+                </pic:pic>
+              </a:graphicData>
+            </a:graphic>
+          </wp:inline>
+        </w:drawing>
+      </w:r>
+    </w:p>
+    <w:p>
+      <w:pPr>
+        <w:spacing w:line="336" w:lineRule="auto" w:after="180"/>
+      </w:pPr>
+      <w:r>
+        <w:rPr>
+          <w:b w:val="0"/>
+        </w:rPr>
+        <w:t xml:space="preserve">Original case: B’s zero may mean no </w:t>
+      </w:r>
+      <w:r>
+        <w:rPr>
+          <w:b/>
+        </w:rPr>
+        <w:t>exposure</w:t>
+      </w:r>
+      <w:r>
+        <w:rPr>
+          <w:b w:val="0"/>
+        </w:rPr>
+        <w:t xml:space="preserve">, not dislike. Changed condition: On a planned trial, show B once and record no click. Expected result: B gains one </w:t>
+      </w:r>
+      <w:r>
+        <w:rPr>
+          <w:b/>
+        </w:rPr>
+        <w:t>exposure</w:t>
+      </w:r>
+      <w:r>
+        <w:rPr>
+          <w:b w:val="0"/>
+        </w:rPr>
+        <w:t xml:space="preserve"> but still zero clicks.</w:t>
+      </w:r>
+    </w:p>
+    <w:p>
+      <w:pPr>
+        <w:spacing w:line="336" w:lineRule="auto" w:after="180"/>
+      </w:pPr>
+      <w:r>
+        <w:rPr>
+          <w:b w:val="0"/>
+        </w:rPr>
+        <w:t xml:space="preserve">Reason: The </w:t>
+      </w:r>
+      <w:r>
+        <w:rPr>
+          <w:b/>
+        </w:rPr>
+        <w:t>observation</w:t>
+      </w:r>
+      <w:r>
+        <w:rPr>
+          <w:b w:val="0"/>
+        </w:rPr>
+        <w:t xml:space="preserve"> now supports a nonclick on that display, not a permanent dislike.</w:t>
+      </w:r>
+    </w:p>
+    <w:p>
+      <w:pPr>
+        <w:spacing w:line="336" w:lineRule="auto" w:after="180"/>
+        <w:shd w:fill="F5F1FB"/>
+      </w:pPr>
+      <w:r>
+        <w:rPr>
+          <w:b w:val="0"/>
+        </w:rPr>
+        <w:t>Predict before checking the worked changed-case result. Name what changed and what the supplied facts allow you to conclude.</w:t>
+      </w:r>
+    </w:p>
+    <w:p>
+      <w:pPr>
+        <w:pStyle w:val="Heading3"/>
+      </w:pPr>
+      <w:r>
+        <w:t>My picture explanation, deciding evidence and one limit</w:t>
+      </w:r>
+    </w:p>
+    <w:p>
+      <w:r>
+        <w:t>________________________________________________________________</w:t>
+      </w:r>
+    </w:p>
+    <w:p>
+      <w:r>
+        <w:t>________________________________________________________________</w:t>
+      </w:r>
+    </w:p>
+    <w:p>
+      <w:r>
+        <w:t>________________________________________________________________</w:t>
+      </w:r>
+    </w:p>
+    <w:p>
+      <w:r>
+        <w:t>________________________________________________________________</w:t>
+      </w:r>
+    </w:p>
+    <w:p>
+      <w:pPr>
+        <w:pStyle w:val="Heading3"/>
+      </w:pPr>
+      <w:r>
+        <w:t>05. Connect the explanation to its limit</w:t>
+      </w:r>
+    </w:p>
+    <w:p>
+      <w:r>
+        <w:drawing>
+          <wp:inline xmlns:a="http://schemas.openxmlformats.org/drawingml/2006/main" xmlns:pic="http://schemas.openxmlformats.org/drawingml/2006/picture">
+            <wp:extent cx="5486400" cy="2941320"/>
+            <wp:docPr id="7" name="Picture 7" descr="The selection policy changes which evidence is available. A accumulates clicks partly because the system gives it every opportunity, while B has none. These records cannot compare enjoyment of two equally exposed books. Keep display counts separate from click counts; investigate alternatives with a teacher-approved exposure plan rather than treating zero as negative feedback. Limit: A click can reflect curiosity or a mistake; even equal exposure does not reveal every reason for selection."/>
+            <wp:cNvGraphicFramePr>
+              <a:graphicFrameLocks noChangeAspect="1"/>
+            </wp:cNvGraphicFramePr>
+            <a:graphic>
+              <a:graphicData uri="http://schemas.openxmlformats.org/drawingml/2006/picture">
+                <pic:pic>
+                  <pic:nvPicPr>
+                    <pic:cNvPr id="0" name="academy-story-ai-2-24-05.png"/>
+                    <pic:cNvPicPr/>
+                  </pic:nvPicPr>
+                  <pic:blipFill>
+                    <a:blip r:embed="rId15"/>
+                    <a:stretch>
+                      <a:fillRect/>
+                    </a:stretch>
+                  </pic:blipFill>
+                  <pic:spPr>
+                    <a:xfrm>
+                      <a:off x="0" y="0"/>
+                      <a:ext cx="5486400" cy="2941320"/>
+                    </a:xfrm>
+                    <a:prstGeom prst="rect"/>
+                  </pic:spPr>
+                </pic:pic>
+              </a:graphicData>
+            </a:graphic>
+          </wp:inline>
+        </w:drawing>
+      </w:r>
+    </w:p>
+    <w:p>
+      <w:pPr>
+        <w:spacing w:line="336" w:lineRule="auto" w:after="180"/>
+      </w:pPr>
+      <w:r>
+        <w:rPr>
+          <w:b w:val="0"/>
+        </w:rPr>
+        <w:t xml:space="preserve">The selection policy changes which </w:t>
+      </w:r>
+      <w:r>
+        <w:rPr>
+          <w:b/>
+        </w:rPr>
+        <w:t>evidence</w:t>
+      </w:r>
+      <w:r>
+        <w:rPr>
+          <w:b w:val="0"/>
+        </w:rPr>
+        <w:t xml:space="preserve"> is available. A accumulates clicks partly because the system gives it every opportunity, while B has none. These records cannot compare enjoyment of two equally exposed books.</w:t>
+      </w:r>
+    </w:p>
+    <w:p>
+      <w:pPr>
+        <w:spacing w:line="336" w:lineRule="auto" w:after="180"/>
+      </w:pPr>
+      <w:r>
+        <w:rPr>
+          <w:b w:val="0"/>
+        </w:rPr>
+        <w:t xml:space="preserve">Keep display counts separate from click counts; investigate alternatives with a teacher-approved </w:t>
+      </w:r>
+      <w:r>
+        <w:rPr>
+          <w:b/>
+        </w:rPr>
+        <w:t>exposure</w:t>
+      </w:r>
+      <w:r>
+        <w:rPr>
+          <w:b w:val="0"/>
+        </w:rPr>
+        <w:t xml:space="preserve"> plan rather than treating zero as negative feedback.</w:t>
+      </w:r>
+    </w:p>
+    <w:p>
+      <w:pPr>
+        <w:spacing w:line="336" w:lineRule="auto" w:after="180"/>
+      </w:pPr>
+      <w:r>
+        <w:rPr>
+          <w:b w:val="0"/>
+        </w:rPr>
+        <w:t xml:space="preserve">Limit: A click can reflect curiosity or a mistake; even equal </w:t>
+      </w:r>
+      <w:r>
+        <w:rPr>
+          <w:b/>
+        </w:rPr>
+        <w:t>exposure</w:t>
+      </w:r>
+      <w:r>
+        <w:rPr>
+          <w:b w:val="0"/>
+        </w:rPr>
+        <w:t xml:space="preserve"> does not reveal every reason for selection.</w:t>
+      </w:r>
+    </w:p>
+    <w:p>
+      <w:pPr>
+        <w:spacing w:line="336" w:lineRule="auto" w:after="180"/>
+        <w:shd w:fill="F5F1FB"/>
+      </w:pPr>
+      <w:r>
+        <w:rPr>
+          <w:b w:val="0"/>
+        </w:rPr>
+        <w:t>Explain the case, then point to a limit on the claim.</w:t>
+      </w:r>
+    </w:p>
+    <w:p>
+      <w:pPr>
+        <w:pStyle w:val="Heading3"/>
+      </w:pPr>
+      <w:r>
+        <w:t>My picture explanation, deciding evidence and one limit</w:t>
+      </w:r>
+    </w:p>
+    <w:p>
+      <w:r>
+        <w:t>________________________________________________________________</w:t>
+      </w:r>
+    </w:p>
+    <w:p>
+      <w:r>
+        <w:t>________________________________________________________________</w:t>
+      </w:r>
+    </w:p>
+    <w:p>
+      <w:r>
+        <w:t>________________________________________________________________</w:t>
+      </w:r>
+    </w:p>
+    <w:p>
+      <w:r>
+        <w:t>________________________________________________________________</w:t>
+      </w:r>
+    </w:p>
+    <w:p>
+      <w:pPr>
+        <w:pStyle w:val="Heading3"/>
+      </w:pPr>
+      <w:r>
+        <w:t>06. Make the idea visible in your project</w:t>
+      </w:r>
+    </w:p>
+    <w:p>
+      <w:r>
+        <w:drawing>
+          <wp:inline xmlns:a="http://schemas.openxmlformats.org/drawingml/2006/main" xmlns:pic="http://schemas.openxmlformats.org/drawingml/2006/picture">
+            <wp:extent cx="5486400" cy="3380232"/>
+            <wp:docPr id="8" name="Picture 8" descr="Log recommender exposure, choice and explicit feedback separately; consider whether its own policy narrows future evidence. Draw your input, deciding step, result and limit. Supported question: What extra field would reveal why comparing raw clicks is misleading?"/>
+            <wp:cNvGraphicFramePr>
+              <a:graphicFrameLocks noChangeAspect="1"/>
+            </wp:cNvGraphicFramePr>
+            <a:graphic>
+              <a:graphicData uri="http://schemas.openxmlformats.org/drawingml/2006/picture">
+                <pic:pic>
+                  <pic:nvPicPr>
+                    <pic:cNvPr id="0" name="academy-story-ai-2-24-06.png"/>
+                    <pic:cNvPicPr/>
+                  </pic:nvPicPr>
+                  <pic:blipFill>
+                    <a:blip r:embed="rId16"/>
+                    <a:stretch>
+                      <a:fillRect/>
+                    </a:stretch>
+                  </pic:blipFill>
+                  <pic:spPr>
+                    <a:xfrm>
+                      <a:off x="0" y="0"/>
+                      <a:ext cx="5486400" cy="3380232"/>
+                    </a:xfrm>
+                    <a:prstGeom prst="rect"/>
+                  </pic:spPr>
+                </pic:pic>
+              </a:graphicData>
+            </a:graphic>
+          </wp:inline>
+        </w:drawing>
+      </w:r>
+    </w:p>
+    <w:p>
+      <w:pPr>
+        <w:spacing w:line="336" w:lineRule="auto" w:after="180"/>
+      </w:pPr>
+      <w:r>
+        <w:rPr>
+          <w:b w:val="0"/>
+        </w:rPr>
+        <w:t xml:space="preserve">Log </w:t>
+      </w:r>
+      <w:r>
+        <w:rPr>
+          <w:b/>
+        </w:rPr>
+        <w:t>recommender</w:t>
+      </w:r>
+      <w:r>
+        <w:rPr>
+          <w:b w:val="0"/>
+        </w:rPr>
+        <w:t xml:space="preserve"> </w:t>
+      </w:r>
+      <w:r>
+        <w:rPr>
+          <w:b/>
+        </w:rPr>
+        <w:t>exposure</w:t>
+      </w:r>
+      <w:r>
+        <w:rPr>
+          <w:b w:val="0"/>
+        </w:rPr>
+        <w:t xml:space="preserve">, choice and explicit feedback separately; consider whether its own policy narrows future </w:t>
+      </w:r>
+      <w:r>
+        <w:rPr>
+          <w:b/>
+        </w:rPr>
+        <w:t>evidence</w:t>
+      </w:r>
+      <w:r>
+        <w:rPr>
+          <w:b w:val="0"/>
+        </w:rPr>
+        <w:t xml:space="preserve">. Draw your </w:t>
+      </w:r>
+      <w:r>
+        <w:rPr>
+          <w:b/>
+        </w:rPr>
+        <w:t>input</w:t>
+      </w:r>
+      <w:r>
+        <w:rPr>
+          <w:b w:val="0"/>
+        </w:rPr>
+        <w:t>, deciding step, result and limit.</w:t>
+      </w:r>
+    </w:p>
+    <w:p>
+      <w:pPr>
+        <w:spacing w:line="336" w:lineRule="auto" w:after="180"/>
+      </w:pPr>
+      <w:r>
+        <w:rPr>
+          <w:b w:val="0"/>
+        </w:rPr>
+        <w:t>Supported question: What extra field would reveal why comparing raw clicks is misleading?</w:t>
+      </w:r>
+    </w:p>
+    <w:p>
+      <w:pPr>
+        <w:spacing w:line="336" w:lineRule="auto" w:after="180"/>
+        <w:shd w:fill="F5F1FB"/>
+      </w:pPr>
+      <w:r>
+        <w:rPr>
+          <w:b w:val="0"/>
+        </w:rPr>
+        <w:t xml:space="preserve">Draw your project trace and justify the deciding step using </w:t>
+      </w:r>
+      <w:r>
+        <w:rPr>
+          <w:b/>
+        </w:rPr>
+        <w:t>evidence</w:t>
+      </w:r>
+      <w:r>
+        <w:rPr>
+          <w:b w:val="0"/>
+        </w:rPr>
+        <w:t>.</w:t>
+      </w:r>
+    </w:p>
+    <w:p>
+      <w:pPr>
+        <w:pStyle w:val="Heading3"/>
+      </w:pPr>
+      <w:r>
+        <w:t>My picture explanation, deciding evidence and one limit</w:t>
       </w:r>
     </w:p>
     <w:p>

--- a/downloads/workbook/ai-2-week-24.docx
+++ b/downloads/workbook/ai-2-week-24.docx
@@ -25,12 +25,192 @@
         <w:pStyle w:val="Heading1"/>
       </w:pPr>
       <w:r>
-        <w:t>01. Recall and choose your starting point</w:t>
-      </w:r>
-    </w:p>
-    <w:p>
-      <w:r>
-        <w:t>Record your starting explanation for Feedback Loops before opening notes. Show any later correction separately.</w:t>
+        <w:t>One current feedback-loop record, with earlier implementation drafts preserved.</w:t>
+      </w:r>
+    </w:p>
+    <w:p>
+      <w:r>
+        <w:t>Trace displays/clicks, interpret a nonclick, repair a raw-count claim and limit simulated diversity evidence.</w:t>
+      </w:r>
+    </w:p>
+    <w:p>
+      <w:r>
+        <w:t>Current tasks have separate answer fields; earlier questions and saved responses remain labelled review.</w:t>
+      </w:r>
+    </w:p>
+    <w:p>
+      <w:pPr>
+        <w:pStyle w:val="Heading1"/>
+      </w:pPr>
+      <w:r>
+        <w:t>01. Recall: reconnect earlier ideas</w:t>
+      </w:r>
+    </w:p>
+    <w:p>
+      <w:r>
+        <w:t>Retrieve before opening notes.</w:t>
+      </w:r>
+    </w:p>
+    <w:p>
+      <w:pPr>
+        <w:pStyle w:val="Heading2"/>
+      </w:pPr>
+      <w:r>
+        <w:t>Retrieve and explain</w:t>
+      </w:r>
+    </w:p>
+    <w:p>
+      <w:pPr>
+        <w:pStyle w:val="ListBullet"/>
+      </w:pPr>
+      <w:r>
+        <w:t>Try the recall before opening notes. Then use a different colour or a labelled second line to correct your explanation.</w:t>
+      </w:r>
+    </w:p>
+    <w:p>
+      <w:pPr>
+        <w:pStyle w:val="ListBullet"/>
+      </w:pPr>
+      <w:r>
+        <w:t>Without opening the old lesson, explain one key idea from Recommendation Scores. Give an example and a mistake that the idea helps you avoid.</w:t>
+      </w:r>
+    </w:p>
+    <w:p>
+      <w:pPr>
+        <w:pStyle w:val="Heading3"/>
+      </w:pPr>
+      <w:r>
+        <w:t>My remembered idea, example and correction</w:t>
+      </w:r>
+    </w:p>
+    <w:p>
+      <w:r>
+        <w:t>________________________________________________________________</w:t>
+      </w:r>
+    </w:p>
+    <w:p>
+      <w:r>
+        <w:t>________________________________________________________________</w:t>
+      </w:r>
+    </w:p>
+    <w:p>
+      <w:r>
+        <w:t>________________________________________________________________</w:t>
+      </w:r>
+    </w:p>
+    <w:p>
+      <w:pPr>
+        <w:pStyle w:val="ListBullet"/>
+      </w:pPr>
+      <w:r>
+        <w:t>Without opening the old lesson, explain one key idea from Similarity by Selected Traits. Give an example and a mistake that the idea helps you avoid.</w:t>
+      </w:r>
+    </w:p>
+    <w:p>
+      <w:pPr>
+        <w:pStyle w:val="Heading3"/>
+      </w:pPr>
+      <w:r>
+        <w:t>My remembered idea, example and correction</w:t>
+      </w:r>
+    </w:p>
+    <w:p>
+      <w:r>
+        <w:t>________________________________________________________________</w:t>
+      </w:r>
+    </w:p>
+    <w:p>
+      <w:r>
+        <w:t>________________________________________________________________</w:t>
+      </w:r>
+    </w:p>
+    <w:p>
+      <w:r>
+        <w:t>________________________________________________________________</w:t>
+      </w:r>
+    </w:p>
+    <w:p>
+      <w:pPr>
+        <w:pStyle w:val="ListBullet"/>
+      </w:pPr>
+      <w:r>
+        <w:t>Without opening the old lesson, explain one key idea from Missing Data. Give an example and a mistake that the idea helps you avoid.</w:t>
+      </w:r>
+    </w:p>
+    <w:p>
+      <w:pPr>
+        <w:pStyle w:val="Heading3"/>
+      </w:pPr>
+      <w:r>
+        <w:t>My remembered idea, example and correction</w:t>
+      </w:r>
+    </w:p>
+    <w:p>
+      <w:r>
+        <w:t>________________________________________________________________</w:t>
+      </w:r>
+    </w:p>
+    <w:p>
+      <w:r>
+        <w:t>________________________________________________________________</w:t>
+      </w:r>
+    </w:p>
+    <w:p>
+      <w:r>
+        <w:t>________________________________________________________________</w:t>
+      </w:r>
+    </w:p>
+    <w:p>
+      <w:pPr>
+        <w:pStyle w:val="Heading2"/>
+      </w:pPr>
+      <w:r>
+        <w:t>Earlier wording, alternatives and picture transcripts · reference / check after trying</w:t>
+      </w:r>
+    </w:p>
+    <w:p>
+      <w:pPr>
+        <w:pStyle w:val="Heading3"/>
+      </w:pPr>
+      <w:r>
+        <w:t>Recommendation Scores</w:t>
+      </w:r>
+    </w:p>
+    <w:p>
+      <w:pPr>
+        <w:pStyle w:val="Heading3"/>
+      </w:pPr>
+      <w:r>
+        <w:t>Similarity by Selected Traits</w:t>
+      </w:r>
+    </w:p>
+    <w:p>
+      <w:pPr>
+        <w:pStyle w:val="Heading3"/>
+      </w:pPr>
+      <w:r>
+        <w:t>Missing Data</w:t>
+      </w:r>
+    </w:p>
+    <w:p>
+      <w:pPr>
+        <w:pStyle w:val="Heading1"/>
+      </w:pPr>
+      <w:r>
+        <w:t>12. W1 · Read display opportunities and clicks</w:t>
+      </w:r>
+    </w:p>
+    <w:p>
+      <w:r>
+        <w:t>Current responses are separate from retained implementation answers.</w:t>
+      </w:r>
+    </w:p>
+    <w:p>
+      <w:pPr>
+        <w:pStyle w:val="Heading2"/>
+      </w:pPr>
+      <w:r>
+        <w:t>Current event contract</w:t>
       </w:r>
     </w:p>
     <w:p>
@@ -41,7 +221,533 @@
         <w:rPr>
           <w:b w:val="0"/>
         </w:rPr>
-        <w:t xml:space="preserve">Try the recall before opening notes. Then use a different colour or a labelled second line to correct your </w:t>
+        <w:t>Current simulation: both books start at0 displays/0 clicks; click-count ties chooseA. Scripted A displays click and B displays do not. Compare3rounds of click-count selection with the supplied A,B,A plan. These are fictional events, not reader measurements. Keep exposure and click denominators separate.</w:t>
+      </w:r>
+    </w:p>
+    <w:p>
+      <w:pPr>
+        <w:pStyle w:val="Heading2"/>
+      </w:pPr>
+      <w:r>
+        <w:t>Current task and new answer field</w:t>
+      </w:r>
+    </w:p>
+    <w:p>
+      <w:pPr>
+        <w:pStyle w:val="ListBullet"/>
+      </w:pPr>
+      <w:r>
+        <w:t>From the supplied click-count-policy log, give A and B displays and clicks after each round and at the end. Explain why B’s zero clicks differ from a reported dislike.</w:t>
+      </w:r>
+    </w:p>
+    <w:p>
+      <w:pPr>
+        <w:pStyle w:val="Heading3"/>
+      </w:pPr>
+      <w:r>
+        <w:t>My current feedback-loop reasoning and evidence</w:t>
+      </w:r>
+    </w:p>
+    <w:p>
+      <w:r>
+        <w:t>________________________________________________________________</w:t>
+      </w:r>
+    </w:p>
+    <w:p>
+      <w:r>
+        <w:t>________________________________________________________________</w:t>
+      </w:r>
+    </w:p>
+    <w:p>
+      <w:r>
+        <w:t>________________________________________________________________</w:t>
+      </w:r>
+    </w:p>
+    <w:p>
+      <w:r>
+        <w:t>________________________________________________________________</w:t>
+      </w:r>
+    </w:p>
+    <w:p>
+      <w:r>
+        <w:t>________________________________________________________________</w:t>
+      </w:r>
+    </w:p>
+    <w:p>
+      <w:r>
+        <w:t>________________________________________________________________</w:t>
+      </w:r>
+    </w:p>
+    <w:p>
+      <w:pPr>
+        <w:pStyle w:val="Heading2"/>
+      </w:pPr>
+      <w:r>
+        <w:t>Review · Earlier implementation task and saved response · reference / check after trying</w:t>
+      </w:r>
+    </w:p>
+    <w:p>
+      <w:pPr>
+        <w:spacing w:line="336" w:lineRule="auto" w:after="180"/>
+      </w:pPr>
+      <w:r>
+        <w:rPr>
+          <w:b w:val="0"/>
+        </w:rPr>
+        <w:t xml:space="preserve">Why does A win the worked example even though B is </w:t>
+      </w:r>
+      <w:r>
+        <w:rPr>
+          <w:b/>
+        </w:rPr>
+        <w:t>process</w:t>
+      </w:r>
+      <w:r>
+        <w:rPr>
+          <w:b w:val="0"/>
+        </w:rPr>
+        <w:t>ed first?</w:t>
+      </w:r>
+    </w:p>
+    <w:p>
+      <w:pPr>
+        <w:pStyle w:val="Heading3"/>
+      </w:pPr>
+      <w:r>
+        <w:t>My reasoning and evidence</w:t>
+      </w:r>
+    </w:p>
+    <w:p>
+      <w:r>
+        <w:t>________________________________________________________________</w:t>
+      </w:r>
+    </w:p>
+    <w:p>
+      <w:r>
+        <w:t>________________________________________________________________</w:t>
+      </w:r>
+    </w:p>
+    <w:p>
+      <w:r>
+        <w:t>________________________________________________________________</w:t>
+      </w:r>
+    </w:p>
+    <w:p>
+      <w:r>
+        <w:t>________________________________________________________________</w:t>
+      </w:r>
+    </w:p>
+    <w:p>
+      <w:r>
+        <w:t>________________________________________________________________</w:t>
+      </w:r>
+    </w:p>
+    <w:p>
+      <w:r>
+        <w:t>________________________________________________________________</w:t>
+      </w:r>
+    </w:p>
+    <w:p>
+      <w:pPr>
+        <w:pStyle w:val="Heading1"/>
+      </w:pPr>
+      <w:r>
+        <w:t>13. W2 · Interpret a planned nonclick</w:t>
+      </w:r>
+    </w:p>
+    <w:p>
+      <w:r>
+        <w:t>Current responses are separate from retained implementation answers.</w:t>
+      </w:r>
+    </w:p>
+    <w:p>
+      <w:pPr>
+        <w:pStyle w:val="Heading2"/>
+      </w:pPr>
+      <w:r>
+        <w:t>Current event contract</w:t>
+      </w:r>
+    </w:p>
+    <w:p>
+      <w:pPr>
+        <w:spacing w:line="336" w:lineRule="auto" w:after="180"/>
+      </w:pPr>
+      <w:r>
+        <w:rPr>
+          <w:b w:val="0"/>
+        </w:rPr>
+        <w:t>Current simulation: both books start at0 displays/0 clicks; click-count ties chooseA. Scripted A displays click and B displays do not. Compare3rounds of click-count selection with the supplied A,B,A plan. These are fictional events, not reader measurements. Keep exposure and click denominators separate.</w:t>
+      </w:r>
+    </w:p>
+    <w:p>
+      <w:pPr>
+        <w:pStyle w:val="Heading2"/>
+      </w:pPr>
+      <w:r>
+        <w:t>Current task and new answer field</w:t>
+      </w:r>
+    </w:p>
+    <w:p>
+      <w:pPr>
+        <w:pStyle w:val="ListBullet"/>
+      </w:pPr>
+      <w:r>
+        <w:t>B was never shown, then a planned trial shows B once with no click. Give the before/after exposure and click counts, identify which click rate is unavailable and limit the inference.</w:t>
+      </w:r>
+    </w:p>
+    <w:p>
+      <w:pPr>
+        <w:pStyle w:val="Heading3"/>
+      </w:pPr>
+      <w:r>
+        <w:t>My current feedback-loop reasoning and evidence</w:t>
+      </w:r>
+    </w:p>
+    <w:p>
+      <w:r>
+        <w:t>________________________________________________________________</w:t>
+      </w:r>
+    </w:p>
+    <w:p>
+      <w:r>
+        <w:t>________________________________________________________________</w:t>
+      </w:r>
+    </w:p>
+    <w:p>
+      <w:r>
+        <w:t>________________________________________________________________</w:t>
+      </w:r>
+    </w:p>
+    <w:p>
+      <w:r>
+        <w:t>________________________________________________________________</w:t>
+      </w:r>
+    </w:p>
+    <w:p>
+      <w:r>
+        <w:t>________________________________________________________________</w:t>
+      </w:r>
+    </w:p>
+    <w:p>
+      <w:r>
+        <w:t>________________________________________________________________</w:t>
+      </w:r>
+    </w:p>
+    <w:p>
+      <w:pPr>
+        <w:pStyle w:val="Heading2"/>
+      </w:pPr>
+      <w:r>
+        <w:t>Review · Earlier implementation task and saved response · reference / check after trying</w:t>
+      </w:r>
+    </w:p>
+    <w:p>
+      <w:pPr>
+        <w:spacing w:line="336" w:lineRule="auto" w:after="180"/>
+      </w:pPr>
+      <w:r>
+        <w:rPr>
+          <w:b w:val="0"/>
+        </w:rPr>
+        <w:t>State recommend([], 10) and the worked items with limit 8.</w:t>
+      </w:r>
+    </w:p>
+    <w:p>
+      <w:pPr>
+        <w:pStyle w:val="Heading3"/>
+      </w:pPr>
+      <w:r>
+        <w:t>My reasoning and evidence</w:t>
+      </w:r>
+    </w:p>
+    <w:p>
+      <w:r>
+        <w:t>________________________________________________________________</w:t>
+      </w:r>
+    </w:p>
+    <w:p>
+      <w:r>
+        <w:t>________________________________________________________________</w:t>
+      </w:r>
+    </w:p>
+    <w:p>
+      <w:r>
+        <w:t>________________________________________________________________</w:t>
+      </w:r>
+    </w:p>
+    <w:p>
+      <w:r>
+        <w:t>________________________________________________________________</w:t>
+      </w:r>
+    </w:p>
+    <w:p>
+      <w:r>
+        <w:t>________________________________________________________________</w:t>
+      </w:r>
+    </w:p>
+    <w:p>
+      <w:r>
+        <w:t>________________________________________________________________</w:t>
+      </w:r>
+    </w:p>
+    <w:p>
+      <w:pPr>
+        <w:pStyle w:val="Heading1"/>
+      </w:pPr>
+      <w:r>
+        <w:t>14. W3 · Repair a raw-click preference claim</w:t>
+      </w:r>
+    </w:p>
+    <w:p>
+      <w:r>
+        <w:t>Current responses are separate from retained implementation answers.</w:t>
+      </w:r>
+    </w:p>
+    <w:p>
+      <w:pPr>
+        <w:pStyle w:val="Heading2"/>
+      </w:pPr>
+      <w:r>
+        <w:t>Current event contract</w:t>
+      </w:r>
+    </w:p>
+    <w:p>
+      <w:pPr>
+        <w:spacing w:line="336" w:lineRule="auto" w:after="180"/>
+      </w:pPr>
+      <w:r>
+        <w:rPr>
+          <w:b w:val="0"/>
+        </w:rPr>
+        <w:t>Current simulation: both books start at0 displays/0 clicks; click-count ties chooseA. Scripted A displays click and B displays do not. Compare3rounds of click-count selection with the supplied A,B,A plan. These are fictional events, not reader measurements. Keep exposure and click denominators separate.</w:t>
+      </w:r>
+    </w:p>
+    <w:p>
+      <w:pPr>
+        <w:pStyle w:val="Heading2"/>
+      </w:pPr>
+      <w:r>
+        <w:t>Current task and new answer field</w:t>
+      </w:r>
+    </w:p>
+    <w:p>
+      <w:pPr>
+        <w:pStyle w:val="ListBullet"/>
+      </w:pPr>
+      <w:r>
+        <w:t>A report says A must be preferred because its three clicks exceed B’s zero, but only A was displayed. Rewrite the conclusion and propose a predeclared exposure comparison; do not invent future responses.</w:t>
+      </w:r>
+    </w:p>
+    <w:p>
+      <w:pPr>
+        <w:pStyle w:val="Heading3"/>
+      </w:pPr>
+      <w:r>
+        <w:t>My current feedback-loop reasoning and evidence</w:t>
+      </w:r>
+    </w:p>
+    <w:p>
+      <w:r>
+        <w:t>________________________________________________________________</w:t>
+      </w:r>
+    </w:p>
+    <w:p>
+      <w:r>
+        <w:t>________________________________________________________________</w:t>
+      </w:r>
+    </w:p>
+    <w:p>
+      <w:r>
+        <w:t>________________________________________________________________</w:t>
+      </w:r>
+    </w:p>
+    <w:p>
+      <w:r>
+        <w:t>________________________________________________________________</w:t>
+      </w:r>
+    </w:p>
+    <w:p>
+      <w:r>
+        <w:t>________________________________________________________________</w:t>
+      </w:r>
+    </w:p>
+    <w:p>
+      <w:r>
+        <w:t>________________________________________________________________</w:t>
+      </w:r>
+    </w:p>
+    <w:p>
+      <w:pPr>
+        <w:pStyle w:val="Heading2"/>
+      </w:pPr>
+      <w:r>
+        <w:t>Review · Earlier implementation task and saved response · reference / check after trying</w:t>
+      </w:r>
+    </w:p>
+    <w:p>
+      <w:pPr>
+        <w:spacing w:line="336" w:lineRule="auto" w:after="180"/>
+      </w:pPr>
+      <w:r>
+        <w:rPr>
+          <w:b w:val="0"/>
+        </w:rPr>
+        <w:t xml:space="preserve">A tied selection changes after reversing </w:t>
+      </w:r>
+      <w:r>
+        <w:rPr>
+          <w:b/>
+        </w:rPr>
+        <w:t>input</w:t>
+      </w:r>
+      <w:r>
+        <w:rPr>
+          <w:b w:val="0"/>
+        </w:rPr>
+        <w:t xml:space="preserve"> order. Identify the likely missing policy and test.</w:t>
+      </w:r>
+    </w:p>
+    <w:p>
+      <w:pPr>
+        <w:pStyle w:val="Heading3"/>
+      </w:pPr>
+      <w:r>
+        <w:t>My reasoning and evidence</w:t>
+      </w:r>
+    </w:p>
+    <w:p>
+      <w:r>
+        <w:t>________________________________________________________________</w:t>
+      </w:r>
+    </w:p>
+    <w:p>
+      <w:r>
+        <w:t>________________________________________________________________</w:t>
+      </w:r>
+    </w:p>
+    <w:p>
+      <w:r>
+        <w:t>________________________________________________________________</w:t>
+      </w:r>
+    </w:p>
+    <w:p>
+      <w:r>
+        <w:t>________________________________________________________________</w:t>
+      </w:r>
+    </w:p>
+    <w:p>
+      <w:r>
+        <w:t>________________________________________________________________</w:t>
+      </w:r>
+    </w:p>
+    <w:p>
+      <w:r>
+        <w:t>________________________________________________________________</w:t>
+      </w:r>
+    </w:p>
+    <w:p>
+      <w:pPr>
+        <w:pStyle w:val="Heading1"/>
+      </w:pPr>
+      <w:r>
+        <w:t>16. W5 · Limit the simulated diversity result</w:t>
+      </w:r>
+    </w:p>
+    <w:p>
+      <w:r>
+        <w:t>Current responses are separate from retained implementation answers.</w:t>
+      </w:r>
+    </w:p>
+    <w:p>
+      <w:pPr>
+        <w:pStyle w:val="Heading2"/>
+      </w:pPr>
+      <w:r>
+        <w:t>Current event contract</w:t>
+      </w:r>
+    </w:p>
+    <w:p>
+      <w:pPr>
+        <w:spacing w:line="336" w:lineRule="auto" w:after="180"/>
+      </w:pPr>
+      <w:r>
+        <w:rPr>
+          <w:b w:val="0"/>
+        </w:rPr>
+        <w:t>Current simulation: both books start at0 displays/0 clicks; click-count ties chooseA. Scripted A displays click and B displays do not. Compare3rounds of click-count selection with the supplied A,B,A plan. These are fictional events, not reader measurements. Keep exposure and click denominators separate.</w:t>
+      </w:r>
+    </w:p>
+    <w:p>
+      <w:pPr>
+        <w:pStyle w:val="Heading2"/>
+      </w:pPr>
+      <w:r>
+        <w:t>Current task and new answer field</w:t>
+      </w:r>
+    </w:p>
+    <w:p>
+      <w:pPr>
+        <w:pStyle w:val="ListBullet"/>
+      </w:pPr>
+      <w:r>
+        <w:t>The supplied planned exposure run displays two distinct books instead of one. Does this establish higher enjoyment or educational benefit? State what was scripted, what was counted and what further evidence would be needed.</w:t>
+      </w:r>
+    </w:p>
+    <w:p>
+      <w:pPr>
+        <w:pStyle w:val="Heading3"/>
+      </w:pPr>
+      <w:r>
+        <w:t>My current feedback-loop reasoning and evidence</w:t>
+      </w:r>
+    </w:p>
+    <w:p>
+      <w:r>
+        <w:t>________________________________________________________________</w:t>
+      </w:r>
+    </w:p>
+    <w:p>
+      <w:r>
+        <w:t>________________________________________________________________</w:t>
+      </w:r>
+    </w:p>
+    <w:p>
+      <w:r>
+        <w:t>________________________________________________________________</w:t>
+      </w:r>
+    </w:p>
+    <w:p>
+      <w:r>
+        <w:t>________________________________________________________________</w:t>
+      </w:r>
+    </w:p>
+    <w:p>
+      <w:r>
+        <w:t>________________________________________________________________</w:t>
+      </w:r>
+    </w:p>
+    <w:p>
+      <w:r>
+        <w:t>________________________________________________________________</w:t>
+      </w:r>
+    </w:p>
+    <w:p>
+      <w:pPr>
+        <w:pStyle w:val="Heading2"/>
+      </w:pPr>
+      <w:r>
+        <w:t>Review · Earlier implementation task and saved response · reference / check after trying</w:t>
+      </w:r>
+    </w:p>
+    <w:p>
+      <w:pPr>
+        <w:spacing w:line="336" w:lineRule="auto" w:after="180"/>
+      </w:pPr>
+      <w:r>
+        <w:rPr>
+          <w:b w:val="0"/>
+        </w:rPr>
+        <w:t xml:space="preserve">Write a one-sentence </w:t>
       </w:r>
       <w:r>
         <w:rPr>
@@ -53,7 +759,7 @@
         <w:rPr>
           <w:b w:val="0"/>
         </w:rPr>
-        <w:t>.</w:t>
+        <w:t xml:space="preserve"> of X winning without calling it objectively best.</w:t>
       </w:r>
     </w:p>
     <w:p>
@@ -61,7 +767,117 @@
         <w:pStyle w:val="Heading3"/>
       </w:pPr>
       <w:r>
-        <w:t>Recommendation Scores</w:t>
+        <w:t>My reasoning and evidence</w:t>
+      </w:r>
+    </w:p>
+    <w:p>
+      <w:r>
+        <w:t>________________________________________________________________</w:t>
+      </w:r>
+    </w:p>
+    <w:p>
+      <w:r>
+        <w:t>________________________________________________________________</w:t>
+      </w:r>
+    </w:p>
+    <w:p>
+      <w:r>
+        <w:t>________________________________________________________________</w:t>
+      </w:r>
+    </w:p>
+    <w:p>
+      <w:r>
+        <w:t>________________________________________________________________</w:t>
+      </w:r>
+    </w:p>
+    <w:p>
+      <w:r>
+        <w:t>________________________________________________________________</w:t>
+      </w:r>
+    </w:p>
+    <w:p>
+      <w:r>
+        <w:t>________________________________________________________________</w:t>
+      </w:r>
+    </w:p>
+    <w:p>
+      <w:pPr>
+        <w:pStyle w:val="Heading1"/>
+      </w:pPr>
+      <w:r>
+        <w:t>04. W4 · Audit the new X/Y/Z log independently</w:t>
+      </w:r>
+    </w:p>
+    <w:p>
+      <w:r>
+        <w:t>Keep the first attempt before feedback.</w:t>
+      </w:r>
+    </w:p>
+    <w:p>
+      <w:pPr>
+        <w:pStyle w:val="Heading2"/>
+      </w:pPr>
+      <w:r>
+        <w:t>Current independent task and new response</w:t>
+      </w:r>
+    </w:p>
+    <w:p>
+      <w:pPr>
+        <w:pStyle w:val="ListBullet"/>
+      </w:pPr>
+      <w:r>
+        <w:t>A fresh fictional log has X displayed4 times with1 click, Y displayed4 times with2 clicks, and Z displayed0 times with0 clicks. Calculate the observed click rates for X and Y; state why Z has no measured click rate. Explain how always selecting the highest raw-click item can shape future evidence. Then a planned trial shows Z once with no click: update Z’s counts and rate, and state one limit of that observation.</w:t>
+      </w:r>
+    </w:p>
+    <w:p>
+      <w:pPr>
+        <w:pStyle w:val="Heading3"/>
+      </w:pPr>
+      <w:r>
+        <w:t>My independent exposure-log reasoning</w:t>
+      </w:r>
+    </w:p>
+    <w:p>
+      <w:r>
+        <w:t>________________________________________________________________</w:t>
+      </w:r>
+    </w:p>
+    <w:p>
+      <w:r>
+        <w:t>________________________________________________________________</w:t>
+      </w:r>
+    </w:p>
+    <w:p>
+      <w:r>
+        <w:t>________________________________________________________________</w:t>
+      </w:r>
+    </w:p>
+    <w:p>
+      <w:r>
+        <w:t>________________________________________________________________</w:t>
+      </w:r>
+    </w:p>
+    <w:p>
+      <w:r>
+        <w:t>________________________________________________________________</w:t>
+      </w:r>
+    </w:p>
+    <w:p>
+      <w:r>
+        <w:t>________________________________________________________________</w:t>
+      </w:r>
+    </w:p>
+    <w:p>
+      <w:r>
+        <w:t>________________________________________________________________</w:t>
+      </w:r>
+    </w:p>
+    <w:p>
+      <w:pPr>
+        <w:pStyle w:val="Heading2"/>
+      </w:pPr>
+      <w:r>
+        <w:t>Fair-attempt record</w:t>
       </w:r>
     </w:p>
     <w:p>
@@ -72,377 +888,15 @@
         <w:rPr>
           <w:b w:val="0"/>
         </w:rPr>
-        <w:t>Without opening the old lesson, explain one key idea from Recommendation Scores. Give an example and a mistake that the idea helps you avoid.</w:t>
-      </w:r>
-    </w:p>
-    <w:p>
-      <w:pPr>
-        <w:pStyle w:val="Heading3"/>
-      </w:pPr>
-      <w:r>
-        <w:t>My remembered idea, example and correction</w:t>
-      </w:r>
-    </w:p>
-    <w:p>
-      <w:r>
-        <w:t>________________________________________________________________</w:t>
-      </w:r>
-    </w:p>
-    <w:p>
-      <w:r>
-        <w:t>________________________________________________________________</w:t>
-      </w:r>
-    </w:p>
-    <w:p>
-      <w:r>
-        <w:t>________________________________________________________________</w:t>
-      </w:r>
-    </w:p>
-    <w:p>
-      <w:pPr>
-        <w:pStyle w:val="Heading3"/>
-      </w:pPr>
-      <w:r>
-        <w:t>Similarity by Selected Traits</w:t>
-      </w:r>
-    </w:p>
-    <w:p>
-      <w:pPr>
-        <w:spacing w:line="336" w:lineRule="auto" w:after="180"/>
-      </w:pPr>
-      <w:r>
-        <w:rPr>
-          <w:b w:val="0"/>
-        </w:rPr>
-        <w:t>Without opening the old lesson, explain one key idea from Similarity by Selected Traits. Give an example and a mistake that the idea helps you avoid.</w:t>
-      </w:r>
-    </w:p>
-    <w:p>
-      <w:pPr>
-        <w:pStyle w:val="Heading3"/>
-      </w:pPr>
-      <w:r>
-        <w:t>My remembered idea, example and correction</w:t>
-      </w:r>
-    </w:p>
-    <w:p>
-      <w:r>
-        <w:t>________________________________________________________________</w:t>
-      </w:r>
-    </w:p>
-    <w:p>
-      <w:r>
-        <w:t>________________________________________________________________</w:t>
-      </w:r>
-    </w:p>
-    <w:p>
-      <w:r>
-        <w:t>________________________________________________________________</w:t>
-      </w:r>
-    </w:p>
-    <w:p>
-      <w:pPr>
-        <w:pStyle w:val="Heading3"/>
-      </w:pPr>
-      <w:r>
-        <w:t>Missing Data</w:t>
-      </w:r>
-    </w:p>
-    <w:p>
-      <w:pPr>
-        <w:spacing w:line="336" w:lineRule="auto" w:after="180"/>
-      </w:pPr>
-      <w:r>
-        <w:rPr>
-          <w:b w:val="0"/>
-        </w:rPr>
-        <w:t>Without opening the old lesson, explain one key idea from Missing Data. Give an example and a mistake that the idea helps you avoid.</w:t>
-      </w:r>
-    </w:p>
-    <w:p>
-      <w:pPr>
-        <w:pStyle w:val="Heading3"/>
-      </w:pPr>
-      <w:r>
-        <w:t>My remembered idea, example and correction</w:t>
-      </w:r>
-    </w:p>
-    <w:p>
-      <w:r>
-        <w:t>________________________________________________________________</w:t>
-      </w:r>
-    </w:p>
-    <w:p>
-      <w:r>
-        <w:t>________________________________________________________________</w:t>
-      </w:r>
-    </w:p>
-    <w:p>
-      <w:r>
-        <w:t>________________________________________________________________</w:t>
-      </w:r>
-    </w:p>
-    <w:p>
-      <w:pPr>
-        <w:pStyle w:val="Heading1"/>
-      </w:pPr>
-      <w:r>
-        <w:t>02. Practise with fading help</w:t>
-      </w:r>
-    </w:p>
-    <w:p>
-      <w:r>
-        <w:t>Complete the supported Feedback Loops trace and record the first step you can explain without help.</w:t>
-      </w:r>
-    </w:p>
-    <w:p>
-      <w:pPr>
-        <w:spacing w:line="336" w:lineRule="auto" w:after="180"/>
-      </w:pPr>
-      <w:r>
-        <w:rPr>
-          <w:b w:val="0"/>
-        </w:rPr>
-        <w:t xml:space="preserve">Use W2: Handle no match for Implementing a </w:t>
-      </w:r>
-      <w:r>
-        <w:rPr>
-          <w:b/>
-        </w:rPr>
-        <w:t>recommender</w:t>
-      </w:r>
-      <w:r>
-        <w:rPr>
-          <w:b w:val="0"/>
-        </w:rPr>
-        <w:t>. Record the answer once; the lesson and workbook refer to the same attempt.</w:t>
-      </w:r>
-    </w:p>
-    <w:tbl>
-      <w:tblPr>
-        <w:tblStyle w:val="LightShading-Accent1"/>
-        <w:tblW w:type="auto" w:w="0"/>
-        <w:tblLook w:firstColumn="1" w:firstRow="1" w:lastColumn="0" w:lastRow="0" w:noHBand="0" w:noVBand="1" w:val="04A0"/>
-      </w:tblPr>
-      <w:tblGrid>
-        <w:gridCol w:w="2556"/>
-        <w:gridCol w:w="2556"/>
-        <w:gridCol w:w="2556"/>
-        <w:gridCol w:w="2556"/>
-      </w:tblGrid>
-      <w:tr>
-        <w:trPr>
-          <w:tblHeader/>
-        </w:trPr>
-        <w:tc>
-          <w:tcPr>
-            <w:tcW w:type="dxa" w:w="2556"/>
-          </w:tcPr>
-          <w:p>
-            <w:r>
-              <w:t>Given inputs</w:t>
-            </w:r>
-          </w:p>
-        </w:tc>
-        <w:tc>
-          <w:tcPr>
-            <w:tcW w:type="dxa" w:w="2556"/>
-          </w:tcPr>
-          <w:p>
-            <w:r>
-              <w:t>Procedure I chose</w:t>
-            </w:r>
-          </w:p>
-        </w:tc>
-        <w:tc>
-          <w:tcPr>
-            <w:tcW w:type="dxa" w:w="2556"/>
-          </w:tcPr>
-          <w:p>
-            <w:r>
-              <w:t>Middle steps</w:t>
-            </w:r>
-          </w:p>
-        </w:tc>
-        <w:tc>
-          <w:tcPr>
-            <w:tcW w:type="dxa" w:w="2556"/>
-          </w:tcPr>
-          <w:p>
-            <w:r>
-              <w:t>Result and check</w:t>
-            </w:r>
-          </w:p>
-        </w:tc>
-      </w:tr>
-      <w:tr>
-        <w:tc>
-          <w:tcPr>
-            <w:tcW w:type="dxa" w:w="2556"/>
-          </w:tcPr>
-          <w:p>
-            <w:r/>
-          </w:p>
-        </w:tc>
-        <w:tc>
-          <w:tcPr>
-            <w:tcW w:type="dxa" w:w="2556"/>
-          </w:tcPr>
-          <w:p>
-            <w:r/>
-          </w:p>
-        </w:tc>
-        <w:tc>
-          <w:tcPr>
-            <w:tcW w:type="dxa" w:w="2556"/>
-          </w:tcPr>
-          <w:p>
-            <w:r/>
-          </w:p>
-        </w:tc>
-        <w:tc>
-          <w:tcPr>
-            <w:tcW w:type="dxa" w:w="2556"/>
-          </w:tcPr>
-          <w:p>
-            <w:r/>
-          </w:p>
-        </w:tc>
-      </w:tr>
-    </w:tbl>
-    <w:p>
-      <w:pPr>
-        <w:pStyle w:val="Heading3"/>
-      </w:pPr>
-      <w:r>
-        <w:t>The step I completed without help, and the hint I needed</w:t>
-      </w:r>
-    </w:p>
-    <w:p>
-      <w:r>
-        <w:t>________________________________________________________________</w:t>
-      </w:r>
-    </w:p>
-    <w:p>
-      <w:r>
-        <w:t>________________________________________________________________</w:t>
-      </w:r>
-    </w:p>
-    <w:p>
-      <w:r>
-        <w:t>________________________________________________________________</w:t>
-      </w:r>
-    </w:p>
-    <w:p>
-      <w:pPr>
-        <w:pStyle w:val="Heading1"/>
-      </w:pPr>
-      <w:r>
-        <w:t>03. Individual reasoning check</w:t>
-      </w:r>
-    </w:p>
-    <w:p>
-      <w:r>
-        <w:t>Check the proposed Feedback Loops explanation against the supplied facts before discussing it.</w:t>
-      </w:r>
-    </w:p>
-    <w:p>
-      <w:pPr>
-        <w:spacing w:line="336" w:lineRule="auto" w:after="180"/>
-      </w:pPr>
-      <w:r>
-        <w:rPr>
-          <w:b w:val="0"/>
-        </w:rPr>
-        <w:t xml:space="preserve">Use the worked case for Implementing a </w:t>
-      </w:r>
-      <w:r>
-        <w:rPr>
-          <w:b/>
-        </w:rPr>
-        <w:t>recommender</w:t>
-      </w:r>
-      <w:r>
-        <w:rPr>
-          <w:b w:val="0"/>
-        </w:rPr>
-        <w:t xml:space="preserve">. Proposed </w:t>
-      </w:r>
-      <w:r>
-        <w:rPr>
-          <w:b/>
-        </w:rPr>
-        <w:t>explanation</w:t>
-      </w:r>
-      <w:r>
-        <w:rPr>
-          <w:b w:val="0"/>
-        </w:rPr>
-        <w:t xml:space="preserve">: “A successful run proves the conclusion”. Decide whether this </w:t>
-      </w:r>
-      <w:r>
-        <w:rPr>
-          <w:b/>
-        </w:rPr>
-        <w:t>explanation</w:t>
-      </w:r>
-      <w:r>
-        <w:rPr>
-          <w:b w:val="0"/>
-        </w:rPr>
-        <w:t xml:space="preserve"> is supported.</w:t>
-      </w:r>
-    </w:p>
-    <w:p>
-      <w:pPr>
-        <w:spacing w:line="336" w:lineRule="auto" w:after="180"/>
-      </w:pPr>
-      <w:r>
-        <w:rPr>
-          <w:b w:val="0"/>
-        </w:rPr>
-        <w:t>Point to the step or supplied fact that decides; explain your repair if needed.</w:t>
-      </w:r>
-    </w:p>
-    <w:p>
-      <w:pPr>
-        <w:pStyle w:val="Heading3"/>
-      </w:pPr>
-      <w:r>
-        <w:t>My explanation before partner discussion</w:t>
-      </w:r>
-    </w:p>
-    <w:p>
-      <w:r>
-        <w:t>________________________________________________________________</w:t>
-      </w:r>
-    </w:p>
-    <w:p>
-      <w:r>
-        <w:t>________________________________________________________________</w:t>
-      </w:r>
-    </w:p>
-    <w:p>
-      <w:r>
-        <w:t>________________________________________________________________</w:t>
-      </w:r>
-    </w:p>
-    <w:p>
-      <w:r>
-        <w:t>________________________________________________________________</w:t>
-      </w:r>
-    </w:p>
-    <w:p>
-      <w:pPr>
-        <w:pStyle w:val="Heading1"/>
-      </w:pPr>
-      <w:r>
-        <w:t>04. Independent transfer case</w:t>
-      </w:r>
-    </w:p>
-    <w:p>
-      <w:r>
-        <w:t>Write one first attempt at the reserved independent case before feedback. Repeated copies of that case refer to the same recorded attempt.</w:t>
+        <w:t>Attempt this case before feedback. Record any help. Earlier examples below are further practice; a case already practised with feedback cannot establish fresh transfer.</w:t>
+      </w:r>
+    </w:p>
+    <w:p>
+      <w:pPr>
+        <w:pStyle w:val="Heading2"/>
+      </w:pPr>
+      <w:r>
+        <w:t>Review · Earlier implementation task and saved response · reference / check after trying</w:t>
       </w:r>
     </w:p>
     <w:p>
@@ -509,26 +963,34 @@
     </w:p>
     <w:p>
       <w:pPr>
+        <w:pStyle w:val="Heading1"/>
+      </w:pPr>
+      <w:r>
+        <w:t>09. Project · Keep the decision and its evidence</w:t>
+      </w:r>
+    </w:p>
+    <w:p>
+      <w:r>
+        <w:t>Add this week’s change to your existing project record.</w:t>
+      </w:r>
+    </w:p>
+    <w:p>
+      <w:pPr>
+        <w:pStyle w:val="Heading2"/>
+      </w:pPr>
+      <w:r>
+        <w:t>Your evidence record</w:t>
+      </w:r>
+    </w:p>
+    <w:p>
+      <w:pPr>
         <w:spacing w:line="336" w:lineRule="auto" w:after="180"/>
       </w:pPr>
       <w:r>
         <w:rPr>
           <w:b w:val="0"/>
         </w:rPr>
-        <w:t>Attempt this case before feedback. Record any help. Earlier examples below are further practice; a case already practised with feedback cannot establish fresh transfer.</w:t>
-      </w:r>
-    </w:p>
-    <w:p>
-      <w:pPr>
-        <w:pStyle w:val="Heading1"/>
-      </w:pPr>
-      <w:r>
-        <w:t>05. Your learning target</w:t>
-      </w:r>
-    </w:p>
-    <w:p>
-      <w:r>
-        <w:t>Connect the Feedback Loops target to a trace and a justified conclusion.</w:t>
+        <w:t>Reserve some varied suggestions and distinguish ‘not shown’ from ‘not liked.’</w:t>
       </w:r>
     </w:p>
     <w:p>
@@ -539,89 +1001,7 @@
         <w:rPr>
           <w:b w:val="0"/>
         </w:rPr>
-        <w:t xml:space="preserve">A </w:t>
-      </w:r>
-      <w:r>
-        <w:rPr>
-          <w:b/>
-        </w:rPr>
-        <w:t>recommender</w:t>
-      </w:r>
-      <w:r>
-        <w:rPr>
-          <w:b w:val="0"/>
-        </w:rPr>
-        <w:t xml:space="preserve"> shows poetry in 2 slots and adventure in 20. Poetry gets 1 click; adventure gets 6. Compute clicks per shown slot and explain why neither rate alone proves preference.</w:t>
-      </w:r>
-    </w:p>
-    <w:p>
-      <w:pPr>
-        <w:pStyle w:val="Heading1"/>
-      </w:pPr>
-      <w:r>
-        <w:t>06. Solve the given case</w:t>
-      </w:r>
-    </w:p>
-    <w:p>
-      <w:r>
-        <w:t>Solve the supplied Feedback Loops case and show the deciding evidence.</w:t>
-      </w:r>
-    </w:p>
-    <w:p>
-      <w:pPr>
-        <w:spacing w:line="336" w:lineRule="auto" w:after="180"/>
-      </w:pPr>
-      <w:r>
-        <w:rPr>
-          <w:b w:val="0"/>
-        </w:rPr>
-        <w:t xml:space="preserve">A </w:t>
-      </w:r>
-      <w:r>
-        <w:rPr>
-          <w:b/>
-        </w:rPr>
-        <w:t>recommender</w:t>
-      </w:r>
-      <w:r>
-        <w:rPr>
-          <w:b w:val="0"/>
-        </w:rPr>
-        <w:t xml:space="preserve"> shows only adventure books, uses clicks to learn and then shows more adventure.</w:t>
-      </w:r>
-    </w:p>
-    <w:p>
-      <w:pPr>
-        <w:spacing w:line="336" w:lineRule="auto" w:after="180"/>
-      </w:pPr>
-      <w:r>
-        <w:rPr>
-          <w:b w:val="0"/>
-        </w:rPr>
-        <w:t xml:space="preserve">Explain the </w:t>
-      </w:r>
-      <w:r>
-        <w:rPr>
-          <w:b/>
-        </w:rPr>
-        <w:t>feedback loop</w:t>
-      </w:r>
-      <w:r>
-        <w:rPr>
-          <w:b w:val="0"/>
-        </w:rPr>
-        <w:t>.</w:t>
-      </w:r>
-    </w:p>
-    <w:p>
-      <w:pPr>
-        <w:spacing w:line="336" w:lineRule="auto" w:after="180"/>
-      </w:pPr>
-      <w:r>
-        <w:rPr>
-          <w:b w:val="0"/>
-        </w:rPr>
-        <w:t xml:space="preserve">Show your trace, calculation or </w:t>
+        <w:t xml:space="preserve">The project change and </w:t>
       </w:r>
       <w:r>
         <w:rPr>
@@ -629,308 +1009,6 @@
         </w:rPr>
         <w:t>evidence</w:t>
       </w:r>
-    </w:p>
-    <w:p>
-      <w:pPr>
-        <w:pStyle w:val="Heading3"/>
-      </w:pPr>
-      <w:r>
-        <w:t>Write or draw your reasoning and evidence.</w:t>
-      </w:r>
-    </w:p>
-    <w:p>
-      <w:r>
-        <w:t>________________________________________________________________</w:t>
-      </w:r>
-    </w:p>
-    <w:p>
-      <w:r>
-        <w:t>________________________________________________________________</w:t>
-      </w:r>
-    </w:p>
-    <w:p>
-      <w:r>
-        <w:t>________________________________________________________________</w:t>
-      </w:r>
-    </w:p>
-    <w:p>
-      <w:r>
-        <w:t>________________________________________________________________</w:t>
-      </w:r>
-    </w:p>
-    <w:p>
-      <w:r>
-        <w:t>________________________________________________________________</w:t>
-      </w:r>
-    </w:p>
-    <w:p>
-      <w:pPr>
-        <w:pStyle w:val="Heading1"/>
-      </w:pPr>
-      <w:r>
-        <w:t>07. Check a changed case</w:t>
-      </w:r>
-    </w:p>
-    <w:p>
-      <w:r>
-        <w:t>Apply the procedure to the changed case and record why the conclusion follows.</w:t>
-      </w:r>
-    </w:p>
-    <w:p>
-      <w:pPr>
-        <w:spacing w:line="336" w:lineRule="auto" w:after="180"/>
-      </w:pPr>
-      <w:r>
-        <w:rPr>
-          <w:b w:val="0"/>
-        </w:rPr>
-        <w:t>Only space books are shown, so nearly every click is on space. Can these clicks prove readers dislike other topics? Explain the loop.</w:t>
-      </w:r>
-    </w:p>
-    <w:p>
-      <w:pPr>
-        <w:spacing w:line="336" w:lineRule="auto" w:after="180"/>
-      </w:pPr>
-      <w:r>
-        <w:rPr>
-          <w:b w:val="0"/>
-        </w:rPr>
-        <w:t>My independent answer and reason</w:t>
-      </w:r>
-    </w:p>
-    <w:p>
-      <w:pPr>
-        <w:pStyle w:val="Heading3"/>
-      </w:pPr>
-      <w:r>
-        <w:t>Write or draw your reasoning and evidence.</w:t>
-      </w:r>
-    </w:p>
-    <w:p>
-      <w:r>
-        <w:t>________________________________________________________________</w:t>
-      </w:r>
-    </w:p>
-    <w:p>
-      <w:r>
-        <w:t>________________________________________________________________</w:t>
-      </w:r>
-    </w:p>
-    <w:p>
-      <w:r>
-        <w:t>________________________________________________________________</w:t>
-      </w:r>
-    </w:p>
-    <w:p>
-      <w:r>
-        <w:t>________________________________________________________________</w:t>
-      </w:r>
-    </w:p>
-    <w:p>
-      <w:r>
-        <w:t>________________________________________________________________</w:t>
-      </w:r>
-    </w:p>
-    <w:p>
-      <w:pPr>
-        <w:pStyle w:val="Heading3"/>
-      </w:pPr>
-      <w:r>
-        <w:t>Week 24 Test and reflect</w:t>
-      </w:r>
-    </w:p>
-    <w:p>
-      <w:pPr>
-        <w:pStyle w:val="Heading1"/>
-      </w:pPr>
-      <w:r>
-        <w:t>08. Design a revealing test</w:t>
-      </w:r>
-    </w:p>
-    <w:p>
-      <w:r>
-        <w:t>Specify a changed input, expected result and observation separately.</w:t>
-      </w:r>
-    </w:p>
-    <w:p>
-      <w:pPr>
-        <w:spacing w:line="336" w:lineRule="auto" w:after="180"/>
-      </w:pPr>
-      <w:r>
-        <w:rPr>
-          <w:b w:val="0"/>
-        </w:rPr>
-        <w:t xml:space="preserve">Create a changed </w:t>
-      </w:r>
-      <w:r>
-        <w:rPr>
-          <w:b/>
-        </w:rPr>
-        <w:t>input</w:t>
-      </w:r>
-      <w:r>
-        <w:rPr>
-          <w:b w:val="0"/>
-        </w:rPr>
-        <w:t>, boundary case or missing-information case. Write the expected answer or safe response before testing.</w:t>
-      </w:r>
-    </w:p>
-    <w:tbl>
-      <w:tblPr>
-        <w:tblStyle w:val="LightShading-Accent1"/>
-        <w:tblW w:type="auto" w:w="0"/>
-        <w:tblLook w:firstColumn="1" w:firstRow="1" w:lastColumn="0" w:lastRow="0" w:noHBand="0" w:noVBand="1" w:val="04A0"/>
-      </w:tblPr>
-      <w:tblGrid>
-        <w:gridCol w:w="5112"/>
-        <w:gridCol w:w="5112"/>
-      </w:tblGrid>
-      <w:tr>
-        <w:trPr>
-          <w:tblHeader/>
-        </w:trPr>
-        <w:tc>
-          <w:tcPr>
-            <w:tcW w:type="dxa" w:w="5112"/>
-          </w:tcPr>
-          <w:p>
-            <w:r>
-              <w:t>Test record</w:t>
-            </w:r>
-          </w:p>
-        </w:tc>
-        <w:tc>
-          <w:tcPr>
-            <w:tcW w:type="dxa" w:w="5112"/>
-          </w:tcPr>
-          <w:p>
-            <w:r>
-              <w:t>My evidence</w:t>
-            </w:r>
-          </w:p>
-        </w:tc>
-      </w:tr>
-      <w:tr>
-        <w:tc>
-          <w:tcPr>
-            <w:tcW w:type="dxa" w:w="5112"/>
-          </w:tcPr>
-          <w:p>
-            <w:r>
-              <w:t>Changed input or condition</w:t>
-            </w:r>
-          </w:p>
-        </w:tc>
-        <w:tc>
-          <w:tcPr>
-            <w:tcW w:type="dxa" w:w="5112"/>
-          </w:tcPr>
-          <w:p>
-            <w:r/>
-          </w:p>
-        </w:tc>
-      </w:tr>
-      <w:tr>
-        <w:tc>
-          <w:tcPr>
-            <w:tcW w:type="dxa" w:w="5112"/>
-          </w:tcPr>
-          <w:p>
-            <w:r>
-              <w:t>Expected answer or fallback</w:t>
-            </w:r>
-          </w:p>
-        </w:tc>
-        <w:tc>
-          <w:tcPr>
-            <w:tcW w:type="dxa" w:w="5112"/>
-          </w:tcPr>
-          <w:p>
-            <w:r/>
-          </w:p>
-        </w:tc>
-      </w:tr>
-      <w:tr>
-        <w:tc>
-          <w:tcPr>
-            <w:tcW w:type="dxa" w:w="5112"/>
-          </w:tcPr>
-          <w:p>
-            <w:r>
-              <w:t>Observed result</w:t>
-            </w:r>
-          </w:p>
-        </w:tc>
-        <w:tc>
-          <w:tcPr>
-            <w:tcW w:type="dxa" w:w="5112"/>
-          </w:tcPr>
-          <w:p>
-            <w:r/>
-          </w:p>
-        </w:tc>
-      </w:tr>
-      <w:tr>
-        <w:tc>
-          <w:tcPr>
-            <w:tcW w:type="dxa" w:w="5112"/>
-          </w:tcPr>
-          <w:p>
-            <w:r>
-              <w:t>Why the result occurred</w:t>
-            </w:r>
-          </w:p>
-        </w:tc>
-        <w:tc>
-          <w:tcPr>
-            <w:tcW w:type="dxa" w:w="5112"/>
-          </w:tcPr>
-          <w:p>
-            <w:r/>
-          </w:p>
-        </w:tc>
-      </w:tr>
-    </w:tbl>
-    <w:p>
-      <w:pPr>
-        <w:pStyle w:val="Heading1"/>
-      </w:pPr>
-      <w:r>
-        <w:t>09. Project checkpoint</w:t>
-      </w:r>
-    </w:p>
-    <w:p>
-      <w:r>
-        <w:t>Justify what Feedback Loops adds to Transparent Book Recommender and keep the evidence.</w:t>
-      </w:r>
-    </w:p>
-    <w:p>
-      <w:pPr>
-        <w:spacing w:line="336" w:lineRule="auto" w:after="180"/>
-      </w:pPr>
-      <w:r>
-        <w:rPr>
-          <w:b w:val="0"/>
-        </w:rPr>
-        <w:t>Reserve some varied suggestions and distinguish ‘not shown’ from ‘not liked.’</w:t>
-      </w:r>
-    </w:p>
-    <w:p>
-      <w:pPr>
-        <w:spacing w:line="336" w:lineRule="auto" w:after="180"/>
-      </w:pPr>
-      <w:r>
-        <w:rPr>
-          <w:b w:val="0"/>
-        </w:rPr>
-        <w:t xml:space="preserve">The project change and </w:t>
-      </w:r>
-      <w:r>
-        <w:rPr>
-          <w:b/>
-        </w:rPr>
-        <w:t>evidence</w:t>
-      </w:r>
       <w:r>
         <w:rPr>
           <w:b w:val="0"/>
@@ -976,532 +1054,20 @@
         <w:pStyle w:val="Heading1"/>
       </w:pPr>
       <w:r>
-        <w:t>10. Self check</w:t>
-      </w:r>
-    </w:p>
-    <w:p>
-      <w:r>
-        <w:t>Judge explanation, evidence, transfer and limits separately; attach the work behind your judgement.</w:t>
-      </w:r>
-    </w:p>
-    <w:p>
-      <w:pPr>
-        <w:pStyle w:val="ListBullet"/>
-      </w:pPr>
-      <w:r>
-        <w:t>I can explain the mechanism.</w:t>
-      </w:r>
-    </w:p>
-    <w:p>
-      <w:pPr>
-        <w:pStyle w:val="ListBullet"/>
-      </w:pPr>
-      <w:r>
-        <w:t>I can show evidence.</w:t>
-      </w:r>
-    </w:p>
-    <w:p>
-      <w:pPr>
-        <w:pStyle w:val="ListBullet"/>
-      </w:pPr>
-      <w:r>
-        <w:t>I can handle a changed case.</w:t>
-      </w:r>
-    </w:p>
-    <w:p>
-      <w:pPr>
-        <w:pStyle w:val="ListBullet"/>
-      </w:pPr>
-      <w:r>
-        <w:t>I can name a limit.</w:t>
-      </w:r>
-    </w:p>
-    <w:p>
-      <w:r>
-        <w:t>Mark each as not yet, with help or independently, and attach supporting work.</w:t>
-      </w:r>
-    </w:p>
-    <w:p>
-      <w:pPr>
-        <w:spacing w:line="336" w:lineRule="auto" w:after="180"/>
-      </w:pPr>
-      <w:r>
-        <w:rPr>
-          <w:b w:val="0"/>
-        </w:rPr>
-        <w:t>Teacher review ____________________  Next step ____________________</w:t>
-      </w:r>
-    </w:p>
-    <w:p>
-      <w:pPr>
-        <w:pStyle w:val="Heading1"/>
-      </w:pPr>
-      <w:r>
-        <w:t>11. Transfer practice from the original programme</w:t>
-      </w:r>
-    </w:p>
-    <w:p>
-      <w:r>
-        <w:t>Use this earlier case as transfer practice. A case already discussed with feedback is not fresh assessment evidence.</w:t>
-      </w:r>
-    </w:p>
-    <w:p>
-      <w:pPr>
-        <w:spacing w:line="336" w:lineRule="auto" w:after="180"/>
-      </w:pPr>
-      <w:r>
-        <w:rPr>
-          <w:b w:val="0"/>
-        </w:rPr>
-        <w:t xml:space="preserve">A </w:t>
-      </w:r>
-      <w:r>
-        <w:rPr>
-          <w:b/>
-        </w:rPr>
-        <w:t>recommender</w:t>
-      </w:r>
-      <w:r>
-        <w:rPr>
-          <w:b w:val="0"/>
-        </w:rPr>
-        <w:t xml:space="preserve"> shows poetry in 2 slots and adventure in 20. Poetry gets 1 click; adventure gets 6. Compute clicks per shown slot and explain why neither rate alone proves preference.</w:t>
-      </w:r>
-    </w:p>
-    <w:p>
-      <w:pPr>
-        <w:pStyle w:val="Heading3"/>
-      </w:pPr>
-      <w:r>
-        <w:t>My independently reasoned answer</w:t>
-      </w:r>
-    </w:p>
-    <w:p>
-      <w:r>
-        <w:t>________________________________________________________________</w:t>
-      </w:r>
-    </w:p>
-    <w:p>
-      <w:r>
-        <w:t>________________________________________________________________</w:t>
-      </w:r>
-    </w:p>
-    <w:p>
-      <w:r>
-        <w:t>________________________________________________________________</w:t>
-      </w:r>
-    </w:p>
-    <w:p>
-      <w:r>
-        <w:t>________________________________________________________________</w:t>
-      </w:r>
-    </w:p>
-    <w:p>
-      <w:r>
-        <w:t>________________________________________________________________</w:t>
-      </w:r>
-    </w:p>
-    <w:p>
-      <w:r>
-        <w:t>________________________________________________________________</w:t>
-      </w:r>
-    </w:p>
-    <w:p>
-      <w:r>
-        <w:t>________________________________________________________________</w:t>
-      </w:r>
-    </w:p>
-    <w:p>
-      <w:pPr>
-        <w:spacing w:line="336" w:lineRule="auto" w:after="180"/>
-      </w:pPr>
-      <w:r>
-        <w:rPr>
-          <w:b w:val="0"/>
-        </w:rPr>
-        <w:t xml:space="preserve">Record support used: none, hint or teacher </w:t>
-      </w:r>
-      <w:r>
-        <w:rPr>
-          <w:b/>
-        </w:rPr>
-        <w:t>explanation</w:t>
-      </w:r>
-      <w:r>
-        <w:rPr>
-          <w:b w:val="0"/>
-        </w:rPr>
-        <w:t>.</w:t>
-      </w:r>
-    </w:p>
-    <w:p>
-      <w:pPr>
-        <w:pStyle w:val="Heading1"/>
-      </w:pPr>
-      <w:r>
-        <w:t>12. W1 Trace selection</w:t>
-      </w:r>
-    </w:p>
-    <w:p>
-      <w:r>
-        <w:t>Trace selection. Apply the supplied Feedback Loops facts and keep your reasoning.</w:t>
-      </w:r>
-    </w:p>
-    <w:p>
-      <w:pPr>
-        <w:spacing w:line="336" w:lineRule="auto" w:after="180"/>
-        <w:shd w:fill="F5F1FB"/>
-      </w:pPr>
-      <w:r>
-        <w:rPr>
-          <w:b w:val="0"/>
-        </w:rPr>
-        <w:t xml:space="preserve">Why does A win the worked example even though B is </w:t>
-      </w:r>
-      <w:r>
-        <w:rPr>
-          <w:b/>
-        </w:rPr>
-        <w:t>process</w:t>
-      </w:r>
-      <w:r>
-        <w:rPr>
-          <w:b w:val="0"/>
-        </w:rPr>
-        <w:t>ed first?</w:t>
-      </w:r>
-    </w:p>
-    <w:p>
-      <w:pPr>
-        <w:pStyle w:val="Heading3"/>
-      </w:pPr>
-      <w:r>
-        <w:t>My reasoning and evidence</w:t>
-      </w:r>
-    </w:p>
-    <w:p>
-      <w:r>
-        <w:t>________________________________________________________________</w:t>
-      </w:r>
-    </w:p>
-    <w:p>
-      <w:r>
-        <w:t>________________________________________________________________</w:t>
-      </w:r>
-    </w:p>
-    <w:p>
-      <w:r>
-        <w:t>________________________________________________________________</w:t>
-      </w:r>
-    </w:p>
-    <w:p>
-      <w:r>
-        <w:t>________________________________________________________________</w:t>
-      </w:r>
-    </w:p>
-    <w:p>
-      <w:r>
-        <w:t>________________________________________________________________</w:t>
-      </w:r>
-    </w:p>
-    <w:p>
-      <w:r>
-        <w:t>________________________________________________________________</w:t>
-      </w:r>
-    </w:p>
-    <w:p>
-      <w:pPr>
-        <w:pStyle w:val="Heading1"/>
-      </w:pPr>
-      <w:r>
-        <w:t>13. W2 Handle no match</w:t>
-      </w:r>
-    </w:p>
-    <w:p>
-      <w:r>
-        <w:t>Handle no match. Apply the supplied Feedback Loops facts and keep your reasoning.</w:t>
-      </w:r>
-    </w:p>
-    <w:p>
-      <w:pPr>
-        <w:spacing w:line="336" w:lineRule="auto" w:after="180"/>
-      </w:pPr>
-      <w:r>
-        <w:rPr>
-          <w:b w:val="0"/>
-        </w:rPr>
-        <w:t>State recommend([], 10) and the worked items with limit 8.</w:t>
-      </w:r>
-    </w:p>
-    <w:p>
-      <w:pPr>
-        <w:pStyle w:val="Heading3"/>
-      </w:pPr>
-      <w:r>
-        <w:t>My reasoning and evidence</w:t>
-      </w:r>
-    </w:p>
-    <w:p>
-      <w:r>
-        <w:t>________________________________________________________________</w:t>
-      </w:r>
-    </w:p>
-    <w:p>
-      <w:r>
-        <w:t>________________________________________________________________</w:t>
-      </w:r>
-    </w:p>
-    <w:p>
-      <w:r>
-        <w:t>________________________________________________________________</w:t>
-      </w:r>
-    </w:p>
-    <w:p>
-      <w:r>
-        <w:t>________________________________________________________________</w:t>
-      </w:r>
-    </w:p>
-    <w:p>
-      <w:r>
-        <w:t>________________________________________________________________</w:t>
-      </w:r>
-    </w:p>
-    <w:p>
-      <w:r>
-        <w:t>________________________________________________________________</w:t>
-      </w:r>
-    </w:p>
-    <w:p>
-      <w:pPr>
-        <w:pStyle w:val="Heading1"/>
-      </w:pPr>
-      <w:r>
-        <w:t>14. W3 Repair order dependence</w:t>
-      </w:r>
-    </w:p>
-    <w:p>
-      <w:r>
-        <w:t>Repair order dependence. Apply the supplied Feedback Loops facts and keep your reasoning.</w:t>
-      </w:r>
-    </w:p>
-    <w:p>
-      <w:pPr>
-        <w:spacing w:line="336" w:lineRule="auto" w:after="180"/>
-      </w:pPr>
-      <w:r>
-        <w:rPr>
-          <w:b w:val="0"/>
-        </w:rPr>
-        <w:t xml:space="preserve">A tied selection changes after reversing </w:t>
-      </w:r>
-      <w:r>
-        <w:rPr>
-          <w:b/>
-        </w:rPr>
-        <w:t>input</w:t>
-      </w:r>
-      <w:r>
-        <w:rPr>
-          <w:b w:val="0"/>
-        </w:rPr>
-        <w:t xml:space="preserve"> order. Identify the likely missing policy and test.</w:t>
-      </w:r>
-    </w:p>
-    <w:p>
-      <w:pPr>
-        <w:pStyle w:val="Heading3"/>
-      </w:pPr>
-      <w:r>
-        <w:t>My reasoning and evidence</w:t>
-      </w:r>
-    </w:p>
-    <w:p>
-      <w:r>
-        <w:t>________________________________________________________________</w:t>
-      </w:r>
-    </w:p>
-    <w:p>
-      <w:r>
-        <w:t>________________________________________________________________</w:t>
-      </w:r>
-    </w:p>
-    <w:p>
-      <w:r>
-        <w:t>________________________________________________________________</w:t>
-      </w:r>
-    </w:p>
-    <w:p>
-      <w:r>
-        <w:t>________________________________________________________________</w:t>
-      </w:r>
-    </w:p>
-    <w:p>
-      <w:r>
-        <w:t>________________________________________________________________</w:t>
-      </w:r>
-    </w:p>
-    <w:p>
-      <w:r>
-        <w:t>________________________________________________________________</w:t>
-      </w:r>
-    </w:p>
-    <w:p>
-      <w:pPr>
-        <w:pStyle w:val="Heading1"/>
-      </w:pPr>
-      <w:r>
-        <w:t>15. W4 Implement independently</w:t>
-      </w:r>
-    </w:p>
-    <w:p>
-      <w:r>
-        <w:t>Attempt before feedback. If this repeats the selected independent case, reuse that first attempt; otherwise keep a separate record. Implement independently. Apply the supplied Feedback Loops facts and keep your reasoning.</w:t>
-      </w:r>
-    </w:p>
-    <w:p>
-      <w:pPr>
-        <w:spacing w:line="336" w:lineRule="auto" w:after="180"/>
-      </w:pPr>
-      <w:r>
-        <w:rPr>
-          <w:b w:val="0"/>
-        </w:rPr>
-        <w:t>Use the function with X (fun 4, learning 1, minutes 12), Y (3,3,10), Z (5,5,13), limit 12. Predict the winner, reverse the list and retest. Also test limit 9.</w:t>
-      </w:r>
-    </w:p>
-    <w:p>
-      <w:pPr>
-        <w:pStyle w:val="Heading3"/>
-      </w:pPr>
-      <w:r>
-        <w:t>My reasoning and evidence</w:t>
-      </w:r>
-    </w:p>
-    <w:p>
-      <w:r>
-        <w:t>________________________________________________________________</w:t>
-      </w:r>
-    </w:p>
-    <w:p>
-      <w:r>
-        <w:t>________________________________________________________________</w:t>
-      </w:r>
-    </w:p>
-    <w:p>
-      <w:r>
-        <w:t>________________________________________________________________</w:t>
-      </w:r>
-    </w:p>
-    <w:p>
-      <w:r>
-        <w:t>________________________________________________________________</w:t>
-      </w:r>
-    </w:p>
-    <w:p>
-      <w:r>
-        <w:t>________________________________________________________________</w:t>
-      </w:r>
-    </w:p>
-    <w:p>
-      <w:r>
-        <w:t>________________________________________________________________</w:t>
-      </w:r>
-    </w:p>
-    <w:p>
-      <w:r>
-        <w:t>________________________________________________________________</w:t>
-      </w:r>
-    </w:p>
-    <w:p>
-      <w:r>
-        <w:t>________________________________________________________________</w:t>
-      </w:r>
-    </w:p>
-    <w:p>
-      <w:pPr>
-        <w:pStyle w:val="Heading1"/>
-      </w:pPr>
-      <w:r>
-        <w:t>16. W5 Explain the result</w:t>
-      </w:r>
-    </w:p>
-    <w:p>
-      <w:r>
-        <w:t>Explain the result. Apply the supplied Feedback Loops facts and keep your reasoning.</w:t>
-      </w:r>
-    </w:p>
-    <w:p>
-      <w:pPr>
-        <w:spacing w:line="336" w:lineRule="auto" w:after="180"/>
-      </w:pPr>
-      <w:r>
-        <w:rPr>
-          <w:b w:val="0"/>
-        </w:rPr>
-        <w:t xml:space="preserve">Write a one-sentence </w:t>
-      </w:r>
-      <w:r>
-        <w:rPr>
-          <w:b/>
-        </w:rPr>
-        <w:t>explanation</w:t>
-      </w:r>
-      <w:r>
-        <w:rPr>
-          <w:b w:val="0"/>
-        </w:rPr>
-        <w:t xml:space="preserve"> of X winning without calling it objectively best.</w:t>
-      </w:r>
-    </w:p>
-    <w:p>
-      <w:pPr>
-        <w:pStyle w:val="Heading3"/>
-      </w:pPr>
-      <w:r>
-        <w:t>My reasoning and evidence</w:t>
-      </w:r>
-    </w:p>
-    <w:p>
-      <w:r>
-        <w:t>________________________________________________________________</w:t>
-      </w:r>
-    </w:p>
-    <w:p>
-      <w:r>
-        <w:t>________________________________________________________________</w:t>
-      </w:r>
-    </w:p>
-    <w:p>
-      <w:r>
-        <w:t>________________________________________________________________</w:t>
-      </w:r>
-    </w:p>
-    <w:p>
-      <w:r>
-        <w:t>________________________________________________________________</w:t>
-      </w:r>
-    </w:p>
-    <w:p>
-      <w:r>
-        <w:t>________________________________________________________________</w:t>
-      </w:r>
-    </w:p>
-    <w:p>
-      <w:r>
-        <w:t>________________________________________________________________</w:t>
-      </w:r>
-    </w:p>
-    <w:p>
-      <w:pPr>
-        <w:pStyle w:val="Heading1"/>
-      </w:pPr>
-      <w:r>
-        <w:t>17. Feedback, return check and learning record</w:t>
-      </w:r>
-    </w:p>
-    <w:p>
-      <w:r>
-        <w:t>Record the first repaired step and a different case to revisit after a delay.</w:t>
+        <w:t>17. Feedback · Repair and return</w:t>
+      </w:r>
+    </w:p>
+    <w:p>
+      <w:r>
+        <w:t>Keep the first attempt, the repair and a changed-case return.</w:t>
+      </w:r>
+    </w:p>
+    <w:p>
+      <w:pPr>
+        <w:pStyle w:val="Heading2"/>
+      </w:pPr>
+      <w:r>
+        <w:t>Your evidence record</w:t>
       </w:r>
     </w:p>
     <w:tbl>
@@ -1656,12 +1222,955 @@
         <w:pStyle w:val="Heading1"/>
       </w:pPr>
       <w:r>
-        <w:t>18. Pictorial case practice: Feedback Loops</w:t>
-      </w:r>
-    </w:p>
-    <w:p>
-      <w:r>
-        <w:t>A fictional catalogue repeatedly recommends two books using observed clicks. Explain the labelled step before checking the changed condition.</w:t>
+        <w:t>10. Finish · Judge the evidence in your work</w:t>
+      </w:r>
+    </w:p>
+    <w:p>
+      <w:r>
+        <w:t>Point to work that supports your confidence level.</w:t>
+      </w:r>
+    </w:p>
+    <w:p>
+      <w:pPr>
+        <w:pStyle w:val="Heading2"/>
+      </w:pPr>
+      <w:r>
+        <w:t>Your evidence record</w:t>
+      </w:r>
+    </w:p>
+    <w:p>
+      <w:pPr>
+        <w:pStyle w:val="ListBullet"/>
+      </w:pPr>
+      <w:r>
+        <w:t>I can explain the mechanism.</w:t>
+      </w:r>
+    </w:p>
+    <w:p>
+      <w:pPr>
+        <w:pStyle w:val="ListBullet"/>
+      </w:pPr>
+      <w:r>
+        <w:t>I can show evidence.</w:t>
+      </w:r>
+    </w:p>
+    <w:p>
+      <w:pPr>
+        <w:pStyle w:val="ListBullet"/>
+      </w:pPr>
+      <w:r>
+        <w:t>I can handle a changed case.</w:t>
+      </w:r>
+    </w:p>
+    <w:p>
+      <w:pPr>
+        <w:pStyle w:val="ListBullet"/>
+      </w:pPr>
+      <w:r>
+        <w:t>I can name a limit.</w:t>
+      </w:r>
+    </w:p>
+    <w:p>
+      <w:r>
+        <w:t>Mark each as not yet, with help or independently, and attach supporting work.</w:t>
+      </w:r>
+    </w:p>
+    <w:p>
+      <w:pPr>
+        <w:spacing w:line="336" w:lineRule="auto" w:after="180"/>
+      </w:pPr>
+      <w:r>
+        <w:rPr>
+          <w:b w:val="0"/>
+        </w:rPr>
+        <w:t>Teacher review ____________________  Next step ____________________</w:t>
+      </w:r>
+    </w:p>
+    <w:p>
+      <w:pPr>
+        <w:pStyle w:val="Heading1"/>
+      </w:pPr>
+      <w:r>
+        <w:t>Reference bank and extra practice</w:t>
+      </w:r>
+    </w:p>
+    <w:p>
+      <w:pPr>
+        <w:pStyle w:val="Heading1"/>
+      </w:pPr>
+      <w:r>
+        <w:t>02. Reference · Supported W2 record</w:t>
+      </w:r>
+    </w:p>
+    <w:p>
+      <w:r>
+        <w:t>This is the same W2 attempt. Keep one response record.</w:t>
+      </w:r>
+    </w:p>
+    <w:p>
+      <w:pPr>
+        <w:pStyle w:val="Heading2"/>
+      </w:pPr>
+      <w:r>
+        <w:t>Use this when helpful</w:t>
+      </w:r>
+    </w:p>
+    <w:p>
+      <w:pPr>
+        <w:spacing w:line="336" w:lineRule="auto" w:after="180"/>
+      </w:pPr>
+      <w:r>
+        <w:rPr>
+          <w:b w:val="0"/>
+        </w:rPr>
+        <w:t xml:space="preserve">Use W2: Handle no match for Implementing a </w:t>
+      </w:r>
+      <w:r>
+        <w:rPr>
+          <w:b/>
+        </w:rPr>
+        <w:t>recommender</w:t>
+      </w:r>
+      <w:r>
+        <w:rPr>
+          <w:b w:val="0"/>
+        </w:rPr>
+        <w:t>. Record the answer once; the lesson and workbook refer to the same attempt.</w:t>
+      </w:r>
+    </w:p>
+    <w:tbl>
+      <w:tblPr>
+        <w:tblStyle w:val="LightShading-Accent1"/>
+        <w:tblW w:type="auto" w:w="0"/>
+        <w:tblLook w:firstColumn="1" w:firstRow="1" w:lastColumn="0" w:lastRow="0" w:noHBand="0" w:noVBand="1" w:val="04A0"/>
+      </w:tblPr>
+      <w:tblGrid>
+        <w:gridCol w:w="2556"/>
+        <w:gridCol w:w="2556"/>
+        <w:gridCol w:w="2556"/>
+        <w:gridCol w:w="2556"/>
+      </w:tblGrid>
+      <w:tr>
+        <w:trPr>
+          <w:tblHeader/>
+        </w:trPr>
+        <w:tc>
+          <w:tcPr>
+            <w:tcW w:type="dxa" w:w="2556"/>
+          </w:tcPr>
+          <w:p>
+            <w:r>
+              <w:t>Given inputs</w:t>
+            </w:r>
+          </w:p>
+        </w:tc>
+        <w:tc>
+          <w:tcPr>
+            <w:tcW w:type="dxa" w:w="2556"/>
+          </w:tcPr>
+          <w:p>
+            <w:r>
+              <w:t>Procedure I chose</w:t>
+            </w:r>
+          </w:p>
+        </w:tc>
+        <w:tc>
+          <w:tcPr>
+            <w:tcW w:type="dxa" w:w="2556"/>
+          </w:tcPr>
+          <w:p>
+            <w:r>
+              <w:t>Middle steps</w:t>
+            </w:r>
+          </w:p>
+        </w:tc>
+        <w:tc>
+          <w:tcPr>
+            <w:tcW w:type="dxa" w:w="2556"/>
+          </w:tcPr>
+          <w:p>
+            <w:r>
+              <w:t>Result and check</w:t>
+            </w:r>
+          </w:p>
+        </w:tc>
+      </w:tr>
+      <w:tr>
+        <w:tc>
+          <w:tcPr>
+            <w:tcW w:type="dxa" w:w="2556"/>
+          </w:tcPr>
+          <w:p>
+            <w:r/>
+          </w:p>
+        </w:tc>
+        <w:tc>
+          <w:tcPr>
+            <w:tcW w:type="dxa" w:w="2556"/>
+          </w:tcPr>
+          <w:p>
+            <w:r/>
+          </w:p>
+        </w:tc>
+        <w:tc>
+          <w:tcPr>
+            <w:tcW w:type="dxa" w:w="2556"/>
+          </w:tcPr>
+          <w:p>
+            <w:r/>
+          </w:p>
+        </w:tc>
+        <w:tc>
+          <w:tcPr>
+            <w:tcW w:type="dxa" w:w="2556"/>
+          </w:tcPr>
+          <w:p>
+            <w:r/>
+          </w:p>
+        </w:tc>
+      </w:tr>
+    </w:tbl>
+    <w:p>
+      <w:pPr>
+        <w:pStyle w:val="Heading3"/>
+      </w:pPr>
+      <w:r>
+        <w:t>The step I completed without help, and the hint I needed</w:t>
+      </w:r>
+    </w:p>
+    <w:p>
+      <w:r>
+        <w:t>________________________________________________________________</w:t>
+      </w:r>
+    </w:p>
+    <w:p>
+      <w:r>
+        <w:t>________________________________________________________________</w:t>
+      </w:r>
+    </w:p>
+    <w:p>
+      <w:r>
+        <w:t>________________________________________________________________</w:t>
+      </w:r>
+    </w:p>
+    <w:p>
+      <w:pPr>
+        <w:pStyle w:val="Heading1"/>
+      </w:pPr>
+      <w:r>
+        <w:t>03. Extra practice · Repair the explanation</w:t>
+      </w:r>
+    </w:p>
+    <w:p>
+      <w:r>
+        <w:t>Explain the deciding fact before discussing the answer.</w:t>
+      </w:r>
+    </w:p>
+    <w:p>
+      <w:pPr>
+        <w:pStyle w:val="Heading2"/>
+      </w:pPr>
+      <w:r>
+        <w:t>Use this when helpful</w:t>
+      </w:r>
+    </w:p>
+    <w:p>
+      <w:pPr>
+        <w:spacing w:line="336" w:lineRule="auto" w:after="180"/>
+      </w:pPr>
+      <w:r>
+        <w:rPr>
+          <w:b w:val="0"/>
+        </w:rPr>
+        <w:t xml:space="preserve">Use the worked case for Implementing a </w:t>
+      </w:r>
+      <w:r>
+        <w:rPr>
+          <w:b/>
+        </w:rPr>
+        <w:t>recommender</w:t>
+      </w:r>
+      <w:r>
+        <w:rPr>
+          <w:b w:val="0"/>
+        </w:rPr>
+        <w:t xml:space="preserve">. Proposed </w:t>
+      </w:r>
+      <w:r>
+        <w:rPr>
+          <w:b/>
+        </w:rPr>
+        <w:t>explanation</w:t>
+      </w:r>
+      <w:r>
+        <w:rPr>
+          <w:b w:val="0"/>
+        </w:rPr>
+        <w:t xml:space="preserve">: “A successful run proves the conclusion”. Decide whether this </w:t>
+      </w:r>
+      <w:r>
+        <w:rPr>
+          <w:b/>
+        </w:rPr>
+        <w:t>explanation</w:t>
+      </w:r>
+      <w:r>
+        <w:rPr>
+          <w:b w:val="0"/>
+        </w:rPr>
+        <w:t xml:space="preserve"> is supported.</w:t>
+      </w:r>
+    </w:p>
+    <w:p>
+      <w:pPr>
+        <w:spacing w:line="336" w:lineRule="auto" w:after="180"/>
+      </w:pPr>
+      <w:r>
+        <w:rPr>
+          <w:b w:val="0"/>
+        </w:rPr>
+        <w:t>Point to the step or supplied fact that decides; explain your repair if needed.</w:t>
+      </w:r>
+    </w:p>
+    <w:p>
+      <w:pPr>
+        <w:pStyle w:val="Heading3"/>
+      </w:pPr>
+      <w:r>
+        <w:t>My explanation before partner discussion</w:t>
+      </w:r>
+    </w:p>
+    <w:p>
+      <w:r>
+        <w:t>________________________________________________________________</w:t>
+      </w:r>
+    </w:p>
+    <w:p>
+      <w:r>
+        <w:t>________________________________________________________________</w:t>
+      </w:r>
+    </w:p>
+    <w:p>
+      <w:r>
+        <w:t>________________________________________________________________</w:t>
+      </w:r>
+    </w:p>
+    <w:p>
+      <w:r>
+        <w:t>________________________________________________________________</w:t>
+      </w:r>
+    </w:p>
+    <w:p>
+      <w:pPr>
+        <w:pStyle w:val="Heading1"/>
+      </w:pPr>
+      <w:r>
+        <w:t>05. Reference · Original learning target</w:t>
+      </w:r>
+    </w:p>
+    <w:p>
+      <w:r>
+        <w:t>Use this target to inspect an explanation.</w:t>
+      </w:r>
+    </w:p>
+    <w:p>
+      <w:pPr>
+        <w:pStyle w:val="Heading2"/>
+      </w:pPr>
+      <w:r>
+        <w:t>Use this when helpful</w:t>
+      </w:r>
+    </w:p>
+    <w:p>
+      <w:pPr>
+        <w:spacing w:line="336" w:lineRule="auto" w:after="180"/>
+      </w:pPr>
+      <w:r>
+        <w:rPr>
+          <w:b w:val="0"/>
+        </w:rPr>
+        <w:t xml:space="preserve">A </w:t>
+      </w:r>
+      <w:r>
+        <w:rPr>
+          <w:b/>
+        </w:rPr>
+        <w:t>recommender</w:t>
+      </w:r>
+      <w:r>
+        <w:rPr>
+          <w:b w:val="0"/>
+        </w:rPr>
+        <w:t xml:space="preserve"> shows poetry in 2 slots and adventure in 20. Poetry gets 1 click; adventure gets 6. Compute clicks per shown slot and explain why neither rate alone proves preference.</w:t>
+      </w:r>
+    </w:p>
+    <w:p>
+      <w:pPr>
+        <w:pStyle w:val="Heading1"/>
+      </w:pPr>
+      <w:r>
+        <w:t>06. Extra practice · A complete case</w:t>
+      </w:r>
+    </w:p>
+    <w:p>
+      <w:r>
+        <w:t>Try the question before checking the worked explanation.</w:t>
+      </w:r>
+    </w:p>
+    <w:p>
+      <w:pPr>
+        <w:pStyle w:val="Heading2"/>
+      </w:pPr>
+      <w:r>
+        <w:t>Use this when helpful</w:t>
+      </w:r>
+    </w:p>
+    <w:p>
+      <w:pPr>
+        <w:spacing w:line="336" w:lineRule="auto" w:after="180"/>
+      </w:pPr>
+      <w:r>
+        <w:rPr>
+          <w:b w:val="0"/>
+        </w:rPr>
+        <w:t xml:space="preserve">A </w:t>
+      </w:r>
+      <w:r>
+        <w:rPr>
+          <w:b/>
+        </w:rPr>
+        <w:t>recommender</w:t>
+      </w:r>
+      <w:r>
+        <w:rPr>
+          <w:b w:val="0"/>
+        </w:rPr>
+        <w:t xml:space="preserve"> shows only adventure books, uses clicks to learn and then shows more adventure.</w:t>
+      </w:r>
+    </w:p>
+    <w:p>
+      <w:pPr>
+        <w:spacing w:line="336" w:lineRule="auto" w:after="180"/>
+      </w:pPr>
+      <w:r>
+        <w:rPr>
+          <w:b w:val="0"/>
+        </w:rPr>
+        <w:t xml:space="preserve">Explain the </w:t>
+      </w:r>
+      <w:r>
+        <w:rPr>
+          <w:b/>
+        </w:rPr>
+        <w:t>feedback loop</w:t>
+      </w:r>
+      <w:r>
+        <w:rPr>
+          <w:b w:val="0"/>
+        </w:rPr>
+        <w:t>.</w:t>
+      </w:r>
+    </w:p>
+    <w:p>
+      <w:pPr>
+        <w:spacing w:line="336" w:lineRule="auto" w:after="180"/>
+      </w:pPr>
+      <w:r>
+        <w:rPr>
+          <w:b w:val="0"/>
+        </w:rPr>
+        <w:t xml:space="preserve">Show your trace, calculation or </w:t>
+      </w:r>
+      <w:r>
+        <w:rPr>
+          <w:b/>
+        </w:rPr>
+        <w:t>evidence</w:t>
+      </w:r>
+    </w:p>
+    <w:p>
+      <w:pPr>
+        <w:pStyle w:val="Heading3"/>
+      </w:pPr>
+      <w:r>
+        <w:t>Write or draw your reasoning and evidence.</w:t>
+      </w:r>
+    </w:p>
+    <w:p>
+      <w:r>
+        <w:t>________________________________________________________________</w:t>
+      </w:r>
+    </w:p>
+    <w:p>
+      <w:r>
+        <w:t>________________________________________________________________</w:t>
+      </w:r>
+    </w:p>
+    <w:p>
+      <w:r>
+        <w:t>________________________________________________________________</w:t>
+      </w:r>
+    </w:p>
+    <w:p>
+      <w:r>
+        <w:t>________________________________________________________________</w:t>
+      </w:r>
+    </w:p>
+    <w:p>
+      <w:r>
+        <w:t>________________________________________________________________</w:t>
+      </w:r>
+    </w:p>
+    <w:p>
+      <w:pPr>
+        <w:pStyle w:val="Heading1"/>
+      </w:pPr>
+      <w:r>
+        <w:t>07. Extra practice · A changed case</w:t>
+      </w:r>
+    </w:p>
+    <w:p>
+      <w:r>
+        <w:t>Keep this practice separate from the reserved independent attempt.</w:t>
+      </w:r>
+    </w:p>
+    <w:p>
+      <w:pPr>
+        <w:pStyle w:val="Heading2"/>
+      </w:pPr>
+      <w:r>
+        <w:t>Use this when helpful</w:t>
+      </w:r>
+    </w:p>
+    <w:p>
+      <w:pPr>
+        <w:spacing w:line="336" w:lineRule="auto" w:after="180"/>
+      </w:pPr>
+      <w:r>
+        <w:rPr>
+          <w:b w:val="0"/>
+        </w:rPr>
+        <w:t>Only space books are shown, so nearly every click is on space. Can these clicks prove readers dislike other topics? Explain the loop.</w:t>
+      </w:r>
+    </w:p>
+    <w:p>
+      <w:pPr>
+        <w:spacing w:line="336" w:lineRule="auto" w:after="180"/>
+      </w:pPr>
+      <w:r>
+        <w:rPr>
+          <w:b w:val="0"/>
+        </w:rPr>
+        <w:t>My practice answer and reason</w:t>
+      </w:r>
+    </w:p>
+    <w:p>
+      <w:pPr>
+        <w:pStyle w:val="Heading3"/>
+      </w:pPr>
+      <w:r>
+        <w:t>Write or draw your reasoning and evidence.</w:t>
+      </w:r>
+    </w:p>
+    <w:p>
+      <w:r>
+        <w:t>________________________________________________________________</w:t>
+      </w:r>
+    </w:p>
+    <w:p>
+      <w:r>
+        <w:t>________________________________________________________________</w:t>
+      </w:r>
+    </w:p>
+    <w:p>
+      <w:r>
+        <w:t>________________________________________________________________</w:t>
+      </w:r>
+    </w:p>
+    <w:p>
+      <w:r>
+        <w:t>________________________________________________________________</w:t>
+      </w:r>
+    </w:p>
+    <w:p>
+      <w:r>
+        <w:t>________________________________________________________________</w:t>
+      </w:r>
+    </w:p>
+    <w:p>
+      <w:pPr>
+        <w:pStyle w:val="Heading3"/>
+      </w:pPr>
+      <w:r>
+        <w:t>Week 24 Test and reflect</w:t>
+      </w:r>
+    </w:p>
+    <w:p>
+      <w:pPr>
+        <w:pStyle w:val="Heading1"/>
+      </w:pPr>
+      <w:r>
+        <w:t>08. Extra practice · Design a revealing test</w:t>
+      </w:r>
+    </w:p>
+    <w:p>
+      <w:r>
+        <w:t>Predict before tracing or testing.</w:t>
+      </w:r>
+    </w:p>
+    <w:p>
+      <w:pPr>
+        <w:pStyle w:val="Heading2"/>
+      </w:pPr>
+      <w:r>
+        <w:t>Use this when helpful</w:t>
+      </w:r>
+    </w:p>
+    <w:p>
+      <w:pPr>
+        <w:spacing w:line="336" w:lineRule="auto" w:after="180"/>
+      </w:pPr>
+      <w:r>
+        <w:rPr>
+          <w:b w:val="0"/>
+        </w:rPr>
+        <w:t xml:space="preserve">Create a changed </w:t>
+      </w:r>
+      <w:r>
+        <w:rPr>
+          <w:b/>
+        </w:rPr>
+        <w:t>input</w:t>
+      </w:r>
+      <w:r>
+        <w:rPr>
+          <w:b w:val="0"/>
+        </w:rPr>
+        <w:t>, boundary case or missing-information case. Write the expected answer or safe response before testing.</w:t>
+      </w:r>
+    </w:p>
+    <w:tbl>
+      <w:tblPr>
+        <w:tblStyle w:val="LightShading-Accent1"/>
+        <w:tblW w:type="auto" w:w="0"/>
+        <w:tblLook w:firstColumn="1" w:firstRow="1" w:lastColumn="0" w:lastRow="0" w:noHBand="0" w:noVBand="1" w:val="04A0"/>
+      </w:tblPr>
+      <w:tblGrid>
+        <w:gridCol w:w="5112"/>
+        <w:gridCol w:w="5112"/>
+      </w:tblGrid>
+      <w:tr>
+        <w:trPr>
+          <w:tblHeader/>
+        </w:trPr>
+        <w:tc>
+          <w:tcPr>
+            <w:tcW w:type="dxa" w:w="5112"/>
+          </w:tcPr>
+          <w:p>
+            <w:r>
+              <w:t>Test record</w:t>
+            </w:r>
+          </w:p>
+        </w:tc>
+        <w:tc>
+          <w:tcPr>
+            <w:tcW w:type="dxa" w:w="5112"/>
+          </w:tcPr>
+          <w:p>
+            <w:r>
+              <w:t>My evidence</w:t>
+            </w:r>
+          </w:p>
+        </w:tc>
+      </w:tr>
+      <w:tr>
+        <w:tc>
+          <w:tcPr>
+            <w:tcW w:type="dxa" w:w="5112"/>
+          </w:tcPr>
+          <w:p>
+            <w:r>
+              <w:t>Changed input or condition</w:t>
+            </w:r>
+          </w:p>
+        </w:tc>
+        <w:tc>
+          <w:tcPr>
+            <w:tcW w:type="dxa" w:w="5112"/>
+          </w:tcPr>
+          <w:p>
+            <w:r/>
+          </w:p>
+        </w:tc>
+      </w:tr>
+      <w:tr>
+        <w:tc>
+          <w:tcPr>
+            <w:tcW w:type="dxa" w:w="5112"/>
+          </w:tcPr>
+          <w:p>
+            <w:r>
+              <w:t>Expected answer or fallback</w:t>
+            </w:r>
+          </w:p>
+        </w:tc>
+        <w:tc>
+          <w:tcPr>
+            <w:tcW w:type="dxa" w:w="5112"/>
+          </w:tcPr>
+          <w:p>
+            <w:r/>
+          </w:p>
+        </w:tc>
+      </w:tr>
+      <w:tr>
+        <w:tc>
+          <w:tcPr>
+            <w:tcW w:type="dxa" w:w="5112"/>
+          </w:tcPr>
+          <w:p>
+            <w:r>
+              <w:t>Observed result</w:t>
+            </w:r>
+          </w:p>
+        </w:tc>
+        <w:tc>
+          <w:tcPr>
+            <w:tcW w:type="dxa" w:w="5112"/>
+          </w:tcPr>
+          <w:p>
+            <w:r/>
+          </w:p>
+        </w:tc>
+      </w:tr>
+      <w:tr>
+        <w:tc>
+          <w:tcPr>
+            <w:tcW w:type="dxa" w:w="5112"/>
+          </w:tcPr>
+          <w:p>
+            <w:r>
+              <w:t>Why the result occurred</w:t>
+            </w:r>
+          </w:p>
+        </w:tc>
+        <w:tc>
+          <w:tcPr>
+            <w:tcW w:type="dxa" w:w="5112"/>
+          </w:tcPr>
+          <w:p>
+            <w:r/>
+          </w:p>
+        </w:tc>
+      </w:tr>
+    </w:tbl>
+    <w:p>
+      <w:pPr>
+        <w:pStyle w:val="Heading1"/>
+      </w:pPr>
+      <w:r>
+        <w:t>11. Reference · Original target response space</w:t>
+      </w:r>
+    </w:p>
+    <w:p>
+      <w:r>
+        <w:t>This teaching case is practice rather than a fresh assessment.</w:t>
+      </w:r>
+    </w:p>
+    <w:p>
+      <w:pPr>
+        <w:pStyle w:val="Heading2"/>
+      </w:pPr>
+      <w:r>
+        <w:t>Use this when helpful</w:t>
+      </w:r>
+    </w:p>
+    <w:p>
+      <w:pPr>
+        <w:spacing w:line="336" w:lineRule="auto" w:after="180"/>
+      </w:pPr>
+      <w:r>
+        <w:rPr>
+          <w:b w:val="0"/>
+        </w:rPr>
+        <w:t xml:space="preserve">A </w:t>
+      </w:r>
+      <w:r>
+        <w:rPr>
+          <w:b/>
+        </w:rPr>
+        <w:t>recommender</w:t>
+      </w:r>
+      <w:r>
+        <w:rPr>
+          <w:b w:val="0"/>
+        </w:rPr>
+        <w:t xml:space="preserve"> shows poetry in 2 slots and adventure in 20. Poetry gets 1 click; adventure gets 6. Compute clicks per shown slot and explain why neither rate alone proves preference.</w:t>
+      </w:r>
+    </w:p>
+    <w:p>
+      <w:pPr>
+        <w:pStyle w:val="Heading3"/>
+      </w:pPr>
+      <w:r>
+        <w:t>My explanation after practice</w:t>
+      </w:r>
+    </w:p>
+    <w:p>
+      <w:r>
+        <w:t>________________________________________________________________</w:t>
+      </w:r>
+    </w:p>
+    <w:p>
+      <w:r>
+        <w:t>________________________________________________________________</w:t>
+      </w:r>
+    </w:p>
+    <w:p>
+      <w:r>
+        <w:t>________________________________________________________________</w:t>
+      </w:r>
+    </w:p>
+    <w:p>
+      <w:r>
+        <w:t>________________________________________________________________</w:t>
+      </w:r>
+    </w:p>
+    <w:p>
+      <w:r>
+        <w:t>________________________________________________________________</w:t>
+      </w:r>
+    </w:p>
+    <w:p>
+      <w:r>
+        <w:t>________________________________________________________________</w:t>
+      </w:r>
+    </w:p>
+    <w:p>
+      <w:r>
+        <w:t>________________________________________________________________</w:t>
+      </w:r>
+    </w:p>
+    <w:p>
+      <w:pPr>
+        <w:spacing w:line="336" w:lineRule="auto" w:after="180"/>
+      </w:pPr>
+      <w:r>
+        <w:rPr>
+          <w:b w:val="0"/>
+        </w:rPr>
+        <w:t xml:space="preserve">Record support used: none, hint or teacher </w:t>
+      </w:r>
+      <w:r>
+        <w:rPr>
+          <w:b/>
+        </w:rPr>
+        <w:t>explanation</w:t>
+      </w:r>
+      <w:r>
+        <w:rPr>
+          <w:b w:val="0"/>
+        </w:rPr>
+        <w:t>.</w:t>
+      </w:r>
+    </w:p>
+    <w:p>
+      <w:pPr>
+        <w:pStyle w:val="Heading1"/>
+      </w:pPr>
+      <w:r>
+        <w:t>15. Review · Earlier implementation transfer</w:t>
+      </w:r>
+    </w:p>
+    <w:p>
+      <w:r>
+        <w:t>This old task is not a copy of the current feedback-log W4.</w:t>
+      </w:r>
+    </w:p>
+    <w:p>
+      <w:pPr>
+        <w:pStyle w:val="Heading2"/>
+      </w:pPr>
+      <w:r>
+        <w:t>Earlier task and saved response</w:t>
+      </w:r>
+    </w:p>
+    <w:p>
+      <w:pPr>
+        <w:pStyle w:val="ListBullet"/>
+      </w:pPr>
+      <w:r>
+        <w:t>Use the function with X (fun 4, learning 1, minutes 12), Y (3,3,10), Z (5,5,13), limit 12. Predict the winner, reverse the list and retest. Also test limit 9.</w:t>
+      </w:r>
+    </w:p>
+    <w:p>
+      <w:pPr>
+        <w:pStyle w:val="Heading3"/>
+      </w:pPr>
+      <w:r>
+        <w:t>My reasoning and evidence</w:t>
+      </w:r>
+    </w:p>
+    <w:p>
+      <w:r>
+        <w:t>________________________________________________________________</w:t>
+      </w:r>
+    </w:p>
+    <w:p>
+      <w:r>
+        <w:t>________________________________________________________________</w:t>
+      </w:r>
+    </w:p>
+    <w:p>
+      <w:r>
+        <w:t>________________________________________________________________</w:t>
+      </w:r>
+    </w:p>
+    <w:p>
+      <w:r>
+        <w:t>________________________________________________________________</w:t>
+      </w:r>
+    </w:p>
+    <w:p>
+      <w:r>
+        <w:t>________________________________________________________________</w:t>
+      </w:r>
+    </w:p>
+    <w:p>
+      <w:r>
+        <w:t>________________________________________________________________</w:t>
+      </w:r>
+    </w:p>
+    <w:p>
+      <w:r>
+        <w:t>________________________________________________________________</w:t>
+      </w:r>
+    </w:p>
+    <w:p>
+      <w:r>
+        <w:t>________________________________________________________________</w:t>
+      </w:r>
+    </w:p>
+    <w:p>
+      <w:pPr>
+        <w:pStyle w:val="Heading1"/>
+      </w:pPr>
+      <w:r>
+        <w:t>18. Extra practice · Use the worked picture</w:t>
+      </w:r>
+    </w:p>
+    <w:p>
+      <w:r>
+        <w:t>Keep the explanation and the support you used.</w:t>
+      </w:r>
+    </w:p>
+    <w:p>
+      <w:pPr>
+        <w:pStyle w:val="Heading2"/>
+      </w:pPr>
+      <w:r>
+        <w:t>Use this when helpful</w:t>
       </w:r>
     </w:p>
     <w:p>
@@ -1772,7 +2281,6 @@
     <w:p>
       <w:pPr>
         <w:spacing w:line="336" w:lineRule="auto" w:after="180"/>
-        <w:shd w:fill="F5F1FB"/>
       </w:pPr>
       <w:r>
         <w:rPr>
@@ -1821,16 +2329,7 @@
     </w:p>
     <w:p>
       <w:pPr>
-        <w:pStyle w:val="Heading3"/>
-      </w:pPr>
-      <w:r>
-        <w:t>Record the help used</w:t>
-      </w:r>
-    </w:p>
-    <w:p>
-      <w:pPr>
         <w:spacing w:line="336" w:lineRule="auto" w:after="180"/>
-        <w:shd w:fill="F1F6F8"/>
       </w:pPr>
       <w:r>
         <w:rPr>
@@ -1903,12 +2402,20 @@
         <w:pStyle w:val="Heading1"/>
       </w:pPr>
       <w:r>
-        <w:t>19. Project portfolio milestone</w:t>
-      </w:r>
-    </w:p>
-    <w:p>
-      <w:r>
-        <w:t>Keep this week’s input, deciding step, result and limit together in the Transparent Book Recommender record.</w:t>
+        <w:t>19. Reference · Project portfolio record</w:t>
+      </w:r>
+    </w:p>
+    <w:p>
+      <w:r>
+        <w:t>Extend your main project response when helpful.</w:t>
+      </w:r>
+    </w:p>
+    <w:p>
+      <w:pPr>
+        <w:pStyle w:val="Heading2"/>
+      </w:pPr>
+      <w:r>
+        <w:t>Use this when helpful</w:t>
       </w:r>
     </w:p>
     <w:p>
@@ -2140,12 +2647,535 @@
         <w:pStyle w:val="Heading1"/>
       </w:pPr>
       <w:r>
-        <w:t>20. Supported practice and learning evidence</w:t>
-      </w:r>
-    </w:p>
-    <w:p>
-      <w:r>
-        <w:t>Try the supported questions before comparing with hints and feedback. Record what you repaired and the evidence you retained.</w:t>
+        <w:t>20. Extra practice: pictures, repair and feedback</w:t>
+      </w:r>
+    </w:p>
+    <w:p>
+      <w:r>
+        <w:t>Attempt each question before opening its explanation. Use one browser or paper copy.</w:t>
+      </w:r>
+    </w:p>
+    <w:p>
+      <w:pPr>
+        <w:pStyle w:val="Heading2"/>
+      </w:pPr>
+      <w:r>
+        <w:t>First supported question</w:t>
+      </w:r>
+    </w:p>
+    <w:p>
+      <w:pPr>
+        <w:pStyle w:val="ListBullet"/>
+      </w:pPr>
+      <w:r>
+        <w:t>A fictional catalogue repeatedly recommends two books using observed clicks.</w:t>
+      </w:r>
+    </w:p>
+    <w:p>
+      <w:pPr>
+        <w:pStyle w:val="Heading3"/>
+      </w:pPr>
+      <w:r>
+        <w:t>Practice 1: explain the deciding evidence</w:t>
+      </w:r>
+    </w:p>
+    <w:p>
+      <w:pPr>
+        <w:pStyle w:val="ListBullet"/>
+      </w:pPr>
+      <w:r>
+        <w:t>Which labelled step matches this detail? B’s zero may mean no exposure, not dislike.</w:t>
+      </w:r>
+    </w:p>
+    <w:p>
+      <w:pPr>
+        <w:pStyle w:val="ListBullet"/>
+      </w:pPr>
+      <w:r>
+        <w:t>1. Record event</w:t>
+      </w:r>
+    </w:p>
+    <w:p>
+      <w:pPr>
+        <w:pStyle w:val="ListBullet"/>
+      </w:pPr>
+      <w:r>
+        <w:t>2. Repeat selection</w:t>
+      </w:r>
+    </w:p>
+    <w:p>
+      <w:pPr>
+        <w:pStyle w:val="ListBullet"/>
+      </w:pPr>
+      <w:r>
+        <w:t>3. Initial tie</w:t>
+      </w:r>
+    </w:p>
+    <w:p>
+      <w:pPr>
+        <w:pStyle w:val="ListBullet"/>
+      </w:pPr>
+      <w:r>
+        <w:t>4. Interpret carefully</w:t>
+      </w:r>
+    </w:p>
+    <w:p>
+      <w:pPr>
+        <w:pStyle w:val="Heading3"/>
+      </w:pPr>
+      <w:r>
+        <w:t>My selected conclusion, deciding fact and explanation</w:t>
+      </w:r>
+    </w:p>
+    <w:p>
+      <w:r>
+        <w:t>________________________________________________________________</w:t>
+      </w:r>
+    </w:p>
+    <w:p>
+      <w:r>
+        <w:t>________________________________________________________________</w:t>
+      </w:r>
+    </w:p>
+    <w:p>
+      <w:r>
+        <w:t>________________________________________________________________</w:t>
+      </w:r>
+    </w:p>
+    <w:p>
+      <w:r>
+        <w:t>________________________________________________________________</w:t>
+      </w:r>
+    </w:p>
+    <w:p>
+      <w:r>
+        <w:t>________________________________________________________________</w:t>
+      </w:r>
+    </w:p>
+    <w:p>
+      <w:pPr>
+        <w:pStyle w:val="ListBullet"/>
+      </w:pPr>
+      <w:r>
+        <w:t>Hint if needed: Read the steps in the pictorial case. Match the supplied detail to the stage that performs or records it.</w:t>
+      </w:r>
+    </w:p>
+    <w:p>
+      <w:pPr>
+        <w:pStyle w:val="Heading2"/>
+      </w:pPr>
+      <w:r>
+        <w:t>Check the first explanation · reference / check after trying</w:t>
+      </w:r>
+    </w:p>
+    <w:p>
+      <w:pPr>
+        <w:spacing w:line="336" w:lineRule="auto" w:after="180"/>
+      </w:pPr>
+      <w:r>
+        <w:rPr>
+          <w:b w:val="0"/>
+        </w:rPr>
+        <w:t xml:space="preserve">After your attempt, compare with the supported </w:t>
+      </w:r>
+      <w:r>
+        <w:rPr>
+          <w:b/>
+        </w:rPr>
+        <w:t>explanation</w:t>
+      </w:r>
+      <w:r>
+        <w:rPr>
+          <w:b w:val="0"/>
+        </w:rPr>
+        <w:t xml:space="preserve">: Interpret carefully B’s zero may mean no </w:t>
+      </w:r>
+      <w:r>
+        <w:rPr>
+          <w:b/>
+        </w:rPr>
+        <w:t>exposure</w:t>
+      </w:r>
+      <w:r>
+        <w:rPr>
+          <w:b w:val="0"/>
+        </w:rPr>
+        <w:t xml:space="preserve">, not dislike. The selection policy changes which </w:t>
+      </w:r>
+      <w:r>
+        <w:rPr>
+          <w:b/>
+        </w:rPr>
+        <w:t>evidence</w:t>
+      </w:r>
+      <w:r>
+        <w:rPr>
+          <w:b w:val="0"/>
+        </w:rPr>
+        <w:t xml:space="preserve"> is available.</w:t>
+      </w:r>
+    </w:p>
+    <w:p>
+      <w:pPr>
+        <w:spacing w:line="336" w:lineRule="auto" w:after="180"/>
+      </w:pPr>
+      <w:r>
+        <w:rPr>
+          <w:b w:val="0"/>
+        </w:rPr>
+        <w:t>A accumulates clicks partly because the system gives it every opportunity, while B has none. These records cannot compare enjoyment of two equally exposed books.</w:t>
+      </w:r>
+    </w:p>
+    <w:p>
+      <w:pPr>
+        <w:spacing w:line="336" w:lineRule="auto" w:after="180"/>
+      </w:pPr>
+      <w:r>
+        <w:rPr>
+          <w:b w:val="0"/>
+        </w:rPr>
+        <w:t xml:space="preserve">Keep display counts separate from click counts; investigate alternatives with a teacher-approved </w:t>
+      </w:r>
+      <w:r>
+        <w:rPr>
+          <w:b/>
+        </w:rPr>
+        <w:t>exposure</w:t>
+      </w:r>
+      <w:r>
+        <w:rPr>
+          <w:b w:val="0"/>
+        </w:rPr>
+        <w:t xml:space="preserve"> plan rather than treating zero as negative feedback.</w:t>
+      </w:r>
+    </w:p>
+    <w:p>
+      <w:pPr>
+        <w:pStyle w:val="Heading2"/>
+      </w:pPr>
+      <w:r>
+        <w:t>Changed-case question</w:t>
+      </w:r>
+    </w:p>
+    <w:p>
+      <w:pPr>
+        <w:pStyle w:val="Heading3"/>
+      </w:pPr>
+      <w:r>
+        <w:t>Practice 2: explain the deciding evidence</w:t>
+      </w:r>
+    </w:p>
+    <w:p>
+      <w:pPr>
+        <w:pStyle w:val="ListBullet"/>
+      </w:pPr>
+      <w:r>
+        <w:t>Changed-case practice: On a planned trial, show B once and record no click. Which conclusion is supported by the supplied facts?</w:t>
+      </w:r>
+    </w:p>
+    <w:p>
+      <w:pPr>
+        <w:pStyle w:val="ListBullet"/>
+      </w:pPr>
+      <w:r>
+        <w:t>1. B gains one exposure but still zero clicks.</w:t>
+      </w:r>
+    </w:p>
+    <w:p>
+      <w:pPr>
+        <w:pStyle w:val="ListBullet"/>
+      </w:pPr>
+      <w:r>
+        <w:t>2. This one example guarantees correct results for every future input.</w:t>
+      </w:r>
+    </w:p>
+    <w:p>
+      <w:pPr>
+        <w:pStyle w:val="ListBullet"/>
+      </w:pPr>
+      <w:r>
+        <w:t>3. We can decide the result without examining the changed input or the procedure.</w:t>
+      </w:r>
+    </w:p>
+    <w:p>
+      <w:pPr>
+        <w:pStyle w:val="Heading3"/>
+      </w:pPr>
+      <w:r>
+        <w:t>My selected conclusion, deciding fact and explanation</w:t>
+      </w:r>
+    </w:p>
+    <w:p>
+      <w:r>
+        <w:t>________________________________________________________________</w:t>
+      </w:r>
+    </w:p>
+    <w:p>
+      <w:r>
+        <w:t>________________________________________________________________</w:t>
+      </w:r>
+    </w:p>
+    <w:p>
+      <w:r>
+        <w:t>________________________________________________________________</w:t>
+      </w:r>
+    </w:p>
+    <w:p>
+      <w:r>
+        <w:t>________________________________________________________________</w:t>
+      </w:r>
+    </w:p>
+    <w:p>
+      <w:r>
+        <w:t>________________________________________________________________</w:t>
+      </w:r>
+    </w:p>
+    <w:p>
+      <w:pPr>
+        <w:pStyle w:val="ListBullet"/>
+      </w:pPr>
+      <w:r>
+        <w:t>Hint if needed: Use the changed condition and the deciding step in the pictorial trace. The answer must say what follows from those facts.</w:t>
+      </w:r>
+    </w:p>
+    <w:p>
+      <w:pPr>
+        <w:pStyle w:val="Heading2"/>
+      </w:pPr>
+      <w:r>
+        <w:t>Check the changed case · reference / check after trying</w:t>
+      </w:r>
+    </w:p>
+    <w:p>
+      <w:pPr>
+        <w:spacing w:line="336" w:lineRule="auto" w:after="180"/>
+      </w:pPr>
+      <w:r>
+        <w:rPr>
+          <w:b w:val="0"/>
+        </w:rPr>
+        <w:t xml:space="preserve">After your attempt, compare with the supported </w:t>
+      </w:r>
+      <w:r>
+        <w:rPr>
+          <w:b/>
+        </w:rPr>
+        <w:t>explanation</w:t>
+      </w:r>
+      <w:r>
+        <w:rPr>
+          <w:b w:val="0"/>
+        </w:rPr>
+        <w:t xml:space="preserve">: B gains one </w:t>
+      </w:r>
+      <w:r>
+        <w:rPr>
+          <w:b/>
+        </w:rPr>
+        <w:t>exposure</w:t>
+      </w:r>
+      <w:r>
+        <w:rPr>
+          <w:b w:val="0"/>
+        </w:rPr>
+        <w:t xml:space="preserve"> but still zero clicks. The </w:t>
+      </w:r>
+      <w:r>
+        <w:rPr>
+          <w:b/>
+        </w:rPr>
+        <w:t>observation</w:t>
+      </w:r>
+      <w:r>
+        <w:rPr>
+          <w:b w:val="0"/>
+        </w:rPr>
+        <w:t xml:space="preserve"> now supports a nonclick on that display, not a permanent dislike.</w:t>
+      </w:r>
+    </w:p>
+    <w:p>
+      <w:pPr>
+        <w:pStyle w:val="Heading2"/>
+      </w:pPr>
+      <w:r>
+        <w:t>Repair and save your work</w:t>
+      </w:r>
+    </w:p>
+    <w:p>
+      <w:pPr>
+        <w:spacing w:line="336" w:lineRule="auto" w:after="180"/>
+      </w:pPr>
+      <w:r>
+        <w:rPr>
+          <w:b w:val="0"/>
+        </w:rPr>
+        <w:t>Review Recommendation Scores (ai-2/23). Goal: Compute a weighted score. Short practice: Why does B not become the winner when its score is largest?. Return to this week and explain what you changed.</w:t>
+      </w:r>
+    </w:p>
+    <w:p>
+      <w:pPr>
+        <w:spacing w:line="336" w:lineRule="auto" w:after="180"/>
+      </w:pPr>
+      <w:r>
+        <w:rPr>
+          <w:b w:val="0"/>
+        </w:rPr>
+        <w:t>Review Similarity by Selected Traits (ai-2/21). Goal: Represent items with numeric features. Short practice: Explain why B ceases to be a closest option without any candidate data changing..</w:t>
+      </w:r>
+    </w:p>
+    <w:p>
+      <w:pPr>
+        <w:spacing w:line="336" w:lineRule="auto" w:after="180"/>
+      </w:pPr>
+      <w:r>
+        <w:rPr>
+          <w:b w:val="0"/>
+        </w:rPr>
+        <w:t>Return to this week and explain what you changed.</w:t>
+      </w:r>
+    </w:p>
+    <w:p>
+      <w:pPr>
+        <w:spacing w:line="336" w:lineRule="auto" w:after="180"/>
+      </w:pPr>
+      <w:r>
+        <w:rPr>
+          <w:b w:val="0"/>
+        </w:rPr>
+        <w:t>Review Missing Data (ai-2/18). Goal: Detect absent and unusable values. Short practice: Why is the Boolean True rejected even though arithmetic can treat it like 1 in Python?. Return to this week and explain what you changed.</w:t>
+      </w:r>
+    </w:p>
+    <w:p>
+      <w:pPr>
+        <w:spacing w:line="336" w:lineRule="auto" w:after="180"/>
+      </w:pPr>
+      <w:r>
+        <w:rPr>
+          <w:b w:val="0"/>
+        </w:rPr>
+        <w:t xml:space="preserve">The browser lab lets you edit the supported Python examples already included in this lesson. Predict first, run, inspect the actual </w:t>
+      </w:r>
+      <w:r>
+        <w:rPr>
+          <w:b/>
+        </w:rPr>
+        <w:t>output</w:t>
+      </w:r>
+      <w:r>
+        <w:rPr>
+          <w:b w:val="0"/>
+        </w:rPr>
+        <w:t xml:space="preserve"> or error, change one </w:t>
+      </w:r>
+      <w:r>
+        <w:rPr>
+          <w:b/>
+        </w:rPr>
+        <w:t>input</w:t>
+      </w:r>
+      <w:r>
+        <w:rPr>
+          <w:b w:val="0"/>
+        </w:rPr>
+        <w:t>, then run again.</w:t>
+      </w:r>
+    </w:p>
+    <w:p>
+      <w:pPr>
+        <w:spacing w:line="336" w:lineRule="auto" w:after="180"/>
+      </w:pPr>
+      <w:r>
+        <w:rPr>
+          <w:b w:val="0"/>
+        </w:rPr>
+        <w:t xml:space="preserve">Keep code, </w:t>
+      </w:r>
+      <w:r>
+        <w:rPr>
+          <w:b/>
+        </w:rPr>
+        <w:t>prediction</w:t>
+      </w:r>
+      <w:r>
+        <w:rPr>
+          <w:b w:val="0"/>
+        </w:rPr>
+        <w:t>s, actual results and a reasoned revision together. On paper, label your result as a trace rather than an execution.</w:t>
+      </w:r>
+    </w:p>
+    <w:p>
+      <w:pPr>
+        <w:spacing w:line="336" w:lineRule="auto" w:after="180"/>
+      </w:pPr>
+      <w:r>
+        <w:rPr>
+          <w:b w:val="0"/>
+        </w:rPr>
+        <w:t xml:space="preserve">Use Download completed work in the hosted lesson to export your answers, reflections, practice feedback and code-run </w:t>
+      </w:r>
+      <w:r>
+        <w:rPr>
+          <w:b/>
+        </w:rPr>
+        <w:t>evidence</w:t>
+      </w:r>
+      <w:r>
+        <w:rPr>
+          <w:b w:val="0"/>
+        </w:rPr>
+        <w:t>. Open the HTML copy to read or print it.</w:t>
+      </w:r>
+    </w:p>
+    <w:p>
+      <w:pPr>
+        <w:spacing w:line="336" w:lineRule="auto" w:after="180"/>
+      </w:pPr>
+      <w:r>
+        <w:rPr>
+          <w:b w:val="0"/>
+        </w:rPr>
+        <w:t>Drafts stay in this browser when storage is available; clear drafts on a shared device.</w:t>
+      </w:r>
+    </w:p>
+    <w:p>
+      <w:pPr>
+        <w:pStyle w:val="Heading3"/>
+      </w:pPr>
+      <w:r>
+        <w:t>What I repaired, the evidence I kept and the next test</w:t>
+      </w:r>
+    </w:p>
+    <w:p>
+      <w:r>
+        <w:t>________________________________________________________________</w:t>
+      </w:r>
+    </w:p>
+    <w:p>
+      <w:r>
+        <w:t>________________________________________________________________</w:t>
+      </w:r>
+    </w:p>
+    <w:p>
+      <w:r>
+        <w:t>________________________________________________________________</w:t>
+      </w:r>
+    </w:p>
+    <w:p>
+      <w:r>
+        <w:t>________________________________________________________________</w:t>
+      </w:r>
+    </w:p>
+    <w:p>
+      <w:r>
+        <w:t>________________________________________________________________</w:t>
+      </w:r>
+    </w:p>
+    <w:p>
+      <w:pPr>
+        <w:pStyle w:val="Heading2"/>
+      </w:pPr>
+      <w:r>
+        <w:t>Earlier wording, alternatives and picture transcripts · reference / check after trying</w:t>
       </w:r>
     </w:p>
     <w:p>
@@ -2161,92 +3191,10 @@
     </w:p>
     <w:p>
       <w:pPr>
-        <w:spacing w:line="336" w:lineRule="auto" w:after="180"/>
-      </w:pPr>
-      <w:r>
-        <w:rPr>
-          <w:b w:val="0"/>
-        </w:rPr>
-        <w:t>A fictional catalogue repeatedly recommends two books using observed clicks.</w:t>
-      </w:r>
-    </w:p>
-    <w:p>
-      <w:pPr>
         <w:pStyle w:val="Heading3"/>
       </w:pPr>
       <w:r>
-        <w:t>Practice 1: explain the deciding evidence</w:t>
-      </w:r>
-    </w:p>
-    <w:p>
-      <w:pPr>
-        <w:spacing w:line="336" w:lineRule="auto" w:after="180"/>
-      </w:pPr>
-      <w:r>
-        <w:rPr>
-          <w:b w:val="0"/>
-        </w:rPr>
-        <w:t xml:space="preserve">Which labelled step matches this detail? B’s zero may mean no </w:t>
-      </w:r>
-      <w:r>
-        <w:rPr>
-          <w:b/>
-        </w:rPr>
-        <w:t>exposure</w:t>
-      </w:r>
-      <w:r>
-        <w:rPr>
-          <w:b w:val="0"/>
-        </w:rPr>
-        <w:t>, not dislike.</w:t>
-      </w:r>
-    </w:p>
-    <w:p>
-      <w:pPr>
-        <w:spacing w:line="336" w:lineRule="auto" w:after="180"/>
-        <w:shd w:fill="F4F9FC"/>
-      </w:pPr>
-      <w:r>
-        <w:rPr>
-          <w:b w:val="0"/>
-        </w:rPr>
-        <w:t>1. Record event</w:t>
-      </w:r>
-    </w:p>
-    <w:p>
-      <w:pPr>
-        <w:spacing w:line="336" w:lineRule="auto" w:after="180"/>
-        <w:shd w:fill="F4F9FC"/>
-      </w:pPr>
-      <w:r>
-        <w:rPr>
-          <w:b w:val="0"/>
-        </w:rPr>
-        <w:t>2. Repeat selection</w:t>
-      </w:r>
-    </w:p>
-    <w:p>
-      <w:pPr>
-        <w:spacing w:line="336" w:lineRule="auto" w:after="180"/>
-        <w:shd w:fill="F4F9FC"/>
-      </w:pPr>
-      <w:r>
-        <w:rPr>
-          <w:b w:val="0"/>
-        </w:rPr>
-        <w:t>3. Initial tie</w:t>
-      </w:r>
-    </w:p>
-    <w:p>
-      <w:pPr>
-        <w:spacing w:line="336" w:lineRule="auto" w:after="180"/>
-        <w:shd w:fill="F4F9FC"/>
-      </w:pPr>
-      <w:r>
-        <w:rPr>
-          <w:b w:val="0"/>
-        </w:rPr>
-        <w:t>4. Interpret carefully</w:t>
+        <w:t>Repair a missing building block</w:t>
       </w:r>
     </w:p>
     <w:p>
@@ -2254,32 +3202,7 @@
         <w:pStyle w:val="Heading3"/>
       </w:pPr>
       <w:r>
-        <w:t>My selected conclusion, deciding fact and explanation</w:t>
-      </w:r>
-    </w:p>
-    <w:p>
-      <w:r>
-        <w:t>________________________________________________________________</w:t>
-      </w:r>
-    </w:p>
-    <w:p>
-      <w:r>
-        <w:t>________________________________________________________________</w:t>
-      </w:r>
-    </w:p>
-    <w:p>
-      <w:r>
-        <w:t>________________________________________________________________</w:t>
-      </w:r>
-    </w:p>
-    <w:p>
-      <w:r>
-        <w:t>________________________________________________________________</w:t>
-      </w:r>
-    </w:p>
-    <w:p>
-      <w:r>
-        <w:t>________________________________________________________________</w:t>
+        <w:t>Predict, run and debug</w:t>
       </w:r>
     </w:p>
     <w:p>
@@ -2287,531 +3210,25 @@
         <w:pStyle w:val="Heading3"/>
       </w:pPr>
       <w:r>
-        <w:t>Hint · try first</w:t>
-      </w:r>
-    </w:p>
-    <w:p>
-      <w:pPr>
-        <w:spacing w:line="336" w:lineRule="auto" w:after="180"/>
-        <w:shd w:fill="F1F6F8"/>
-      </w:pPr>
-      <w:r>
-        <w:rPr>
-          <w:b w:val="0"/>
-        </w:rPr>
-        <w:t>Hint if needed: Read the steps in the pictorial case. Match the supplied detail to the stage that performs or records it.</w:t>
-      </w:r>
-    </w:p>
-    <w:p>
-      <w:pPr>
-        <w:pStyle w:val="Heading3"/>
-      </w:pPr>
-      <w:r>
-        <w:t>Feedback · compare after trying</w:t>
-      </w:r>
-    </w:p>
-    <w:p>
-      <w:pPr>
-        <w:spacing w:line="336" w:lineRule="auto" w:after="180"/>
-        <w:shd w:fill="F1F6FC"/>
-      </w:pPr>
-      <w:r>
-        <w:rPr>
-          <w:b w:val="0"/>
-        </w:rPr>
-        <w:t xml:space="preserve">After your attempt, compare with the supported </w:t>
-      </w:r>
-      <w:r>
-        <w:rPr>
-          <w:b/>
-        </w:rPr>
-        <w:t>explanation</w:t>
-      </w:r>
-      <w:r>
-        <w:rPr>
-          <w:b w:val="0"/>
-        </w:rPr>
-        <w:t xml:space="preserve">: Interpret carefully B’s zero may mean no </w:t>
-      </w:r>
-      <w:r>
-        <w:rPr>
-          <w:b/>
-        </w:rPr>
-        <w:t>exposure</w:t>
-      </w:r>
-      <w:r>
-        <w:rPr>
-          <w:b w:val="0"/>
-        </w:rPr>
-        <w:t xml:space="preserve">, not dislike. The selection policy changes which </w:t>
-      </w:r>
-      <w:r>
-        <w:rPr>
-          <w:b/>
-        </w:rPr>
-        <w:t>evidence</w:t>
-      </w:r>
-      <w:r>
-        <w:rPr>
-          <w:b w:val="0"/>
-        </w:rPr>
-        <w:t xml:space="preserve"> is available.</w:t>
-      </w:r>
-    </w:p>
-    <w:p>
-      <w:pPr>
-        <w:spacing w:line="336" w:lineRule="auto" w:after="180"/>
-        <w:shd w:fill="F1F6FC"/>
-      </w:pPr>
-      <w:r>
-        <w:rPr>
-          <w:b w:val="0"/>
-        </w:rPr>
-        <w:t>A accumulates clicks partly because the system gives it every opportunity, while B has none. These records cannot compare enjoyment of two equally exposed books.</w:t>
-      </w:r>
-    </w:p>
-    <w:p>
-      <w:pPr>
-        <w:spacing w:line="336" w:lineRule="auto" w:after="180"/>
-        <w:shd w:fill="F1F6FC"/>
-      </w:pPr>
-      <w:r>
-        <w:rPr>
-          <w:b w:val="0"/>
-        </w:rPr>
-        <w:t xml:space="preserve">Keep display counts separate from click counts; investigate alternatives with a teacher-approved </w:t>
-      </w:r>
-      <w:r>
-        <w:rPr>
-          <w:b/>
-        </w:rPr>
-        <w:t>exposure</w:t>
-      </w:r>
-      <w:r>
-        <w:rPr>
-          <w:b w:val="0"/>
-        </w:rPr>
-        <w:t xml:space="preserve"> plan rather than treating zero as negative feedback.</w:t>
-      </w:r>
-    </w:p>
-    <w:p>
-      <w:pPr>
-        <w:pStyle w:val="Heading3"/>
-      </w:pPr>
-      <w:r>
-        <w:t>Practice 2: explain the deciding evidence</w:t>
-      </w:r>
-    </w:p>
-    <w:p>
-      <w:pPr>
-        <w:pStyle w:val="Heading3"/>
-      </w:pPr>
-      <w:r>
-        <w:t>Changed case · predict first</w:t>
-      </w:r>
-    </w:p>
-    <w:p>
-      <w:pPr>
-        <w:spacing w:line="336" w:lineRule="auto" w:after="180"/>
-        <w:shd w:fill="F5F1FB"/>
-      </w:pPr>
-      <w:r>
-        <w:rPr>
-          <w:b w:val="0"/>
-        </w:rPr>
-        <w:t>Changed-case practice: On a planned trial, show B once and record no click. Which conclusion is supported by the supplied facts?</w:t>
-      </w:r>
-    </w:p>
-    <w:p>
-      <w:pPr>
-        <w:spacing w:line="336" w:lineRule="auto" w:after="180"/>
-        <w:shd w:fill="F4F9FC"/>
-      </w:pPr>
-      <w:r>
-        <w:rPr>
-          <w:b w:val="0"/>
-        </w:rPr>
-        <w:t xml:space="preserve">1. B gains one </w:t>
-      </w:r>
-      <w:r>
-        <w:rPr>
-          <w:b/>
-        </w:rPr>
-        <w:t>exposure</w:t>
-      </w:r>
-      <w:r>
-        <w:rPr>
-          <w:b w:val="0"/>
-        </w:rPr>
-        <w:t xml:space="preserve"> but still zero clicks.</w:t>
-      </w:r>
-    </w:p>
-    <w:p>
-      <w:pPr>
-        <w:spacing w:line="336" w:lineRule="auto" w:after="180"/>
-        <w:shd w:fill="F4F9FC"/>
-      </w:pPr>
-      <w:r>
-        <w:rPr>
-          <w:b w:val="0"/>
-        </w:rPr>
-        <w:t xml:space="preserve">2. This one example guarantees correct results for every future </w:t>
-      </w:r>
-      <w:r>
-        <w:rPr>
-          <w:b/>
-        </w:rPr>
-        <w:t>input</w:t>
-      </w:r>
-      <w:r>
-        <w:rPr>
-          <w:b w:val="0"/>
-        </w:rPr>
-        <w:t>.</w:t>
-      </w:r>
-    </w:p>
-    <w:p>
-      <w:pPr>
-        <w:spacing w:line="336" w:lineRule="auto" w:after="180"/>
-        <w:shd w:fill="F4F9FC"/>
-      </w:pPr>
-      <w:r>
-        <w:rPr>
-          <w:b w:val="0"/>
-        </w:rPr>
-        <w:t xml:space="preserve">3. We can decide the result without examining the changed </w:t>
-      </w:r>
-      <w:r>
-        <w:rPr>
-          <w:b/>
-        </w:rPr>
-        <w:t>input</w:t>
-      </w:r>
-      <w:r>
-        <w:rPr>
-          <w:b w:val="0"/>
-        </w:rPr>
-        <w:t xml:space="preserve"> or the procedure.</w:t>
-      </w:r>
-    </w:p>
-    <w:p>
-      <w:pPr>
-        <w:pStyle w:val="Heading3"/>
-      </w:pPr>
-      <w:r>
-        <w:t>My selected conclusion, deciding fact and explanation</w:t>
-      </w:r>
-    </w:p>
-    <w:p>
-      <w:r>
-        <w:t>________________________________________________________________</w:t>
-      </w:r>
-    </w:p>
-    <w:p>
-      <w:r>
-        <w:t>________________________________________________________________</w:t>
-      </w:r>
-    </w:p>
-    <w:p>
-      <w:r>
-        <w:t>________________________________________________________________</w:t>
-      </w:r>
-    </w:p>
-    <w:p>
-      <w:r>
-        <w:t>________________________________________________________________</w:t>
-      </w:r>
-    </w:p>
-    <w:p>
-      <w:r>
-        <w:t>________________________________________________________________</w:t>
-      </w:r>
-    </w:p>
-    <w:p>
-      <w:pPr>
-        <w:pStyle w:val="Heading3"/>
-      </w:pPr>
-      <w:r>
-        <w:t>Hint · try first</w:t>
-      </w:r>
-    </w:p>
-    <w:p>
-      <w:pPr>
-        <w:spacing w:line="336" w:lineRule="auto" w:after="180"/>
-        <w:shd w:fill="F1F6F8"/>
-      </w:pPr>
-      <w:r>
-        <w:rPr>
-          <w:b w:val="0"/>
-        </w:rPr>
-        <w:t>Hint if needed: Use the changed condition and the deciding step in the pictorial trace. The answer must say what follows from those facts.</w:t>
-      </w:r>
-    </w:p>
-    <w:p>
-      <w:pPr>
-        <w:pStyle w:val="Heading3"/>
-      </w:pPr>
-      <w:r>
-        <w:t>Feedback · compare after trying</w:t>
-      </w:r>
-    </w:p>
-    <w:p>
-      <w:pPr>
-        <w:spacing w:line="336" w:lineRule="auto" w:after="180"/>
-        <w:shd w:fill="F1F6FC"/>
-      </w:pPr>
-      <w:r>
-        <w:rPr>
-          <w:b w:val="0"/>
-        </w:rPr>
-        <w:t xml:space="preserve">After your attempt, compare with the supported </w:t>
-      </w:r>
-      <w:r>
-        <w:rPr>
-          <w:b/>
-        </w:rPr>
-        <w:t>explanation</w:t>
-      </w:r>
-      <w:r>
-        <w:rPr>
-          <w:b w:val="0"/>
-        </w:rPr>
-        <w:t xml:space="preserve">: B gains one </w:t>
-      </w:r>
-      <w:r>
-        <w:rPr>
-          <w:b/>
-        </w:rPr>
-        <w:t>exposure</w:t>
-      </w:r>
-      <w:r>
-        <w:rPr>
-          <w:b w:val="0"/>
-        </w:rPr>
-        <w:t xml:space="preserve"> but still zero clicks. The </w:t>
-      </w:r>
-      <w:r>
-        <w:rPr>
-          <w:b/>
-        </w:rPr>
-        <w:t>observation</w:t>
-      </w:r>
-      <w:r>
-        <w:rPr>
-          <w:b w:val="0"/>
-        </w:rPr>
-        <w:t xml:space="preserve"> now supports a nonclick on that display, not a permanent dislike.</w:t>
-      </w:r>
-    </w:p>
-    <w:p>
-      <w:pPr>
-        <w:pStyle w:val="Heading3"/>
-      </w:pPr>
-      <w:r>
-        <w:t>Repair a missing building block</w:t>
-      </w:r>
-    </w:p>
-    <w:p>
-      <w:pPr>
-        <w:spacing w:line="336" w:lineRule="auto" w:after="180"/>
-      </w:pPr>
-      <w:r>
-        <w:rPr>
-          <w:b w:val="0"/>
-        </w:rPr>
-        <w:t>Review Recommendation Scores (ai-2/23). Goal: Compute a weighted score. Short practice: Why does B not become the winner when its score is largest?. Return to this week and explain what you changed.</w:t>
-      </w:r>
-    </w:p>
-    <w:p>
-      <w:pPr>
-        <w:spacing w:line="336" w:lineRule="auto" w:after="180"/>
-      </w:pPr>
-      <w:r>
-        <w:rPr>
-          <w:b w:val="0"/>
-        </w:rPr>
-        <w:t>Review Similarity by Selected Traits (ai-2/21). Goal: Represent items with numeric features. Short practice: Explain why B ceases to be a closest option without any candidate data changing..</w:t>
-      </w:r>
-    </w:p>
-    <w:p>
-      <w:pPr>
-        <w:spacing w:line="336" w:lineRule="auto" w:after="180"/>
-      </w:pPr>
-      <w:r>
-        <w:rPr>
-          <w:b w:val="0"/>
-        </w:rPr>
-        <w:t>Return to this week and explain what you changed.</w:t>
-      </w:r>
-    </w:p>
-    <w:p>
-      <w:pPr>
-        <w:spacing w:line="336" w:lineRule="auto" w:after="180"/>
-      </w:pPr>
-      <w:r>
-        <w:rPr>
-          <w:b w:val="0"/>
-        </w:rPr>
-        <w:t>Review Missing Data (ai-2/18). Goal: Detect absent and unusable values. Short practice: Why is the Boolean True rejected even though arithmetic can treat it like 1 in Python?. Return to this week and explain what you changed.</w:t>
-      </w:r>
-    </w:p>
-    <w:p>
-      <w:pPr>
-        <w:pStyle w:val="Heading3"/>
-      </w:pPr>
-      <w:r>
-        <w:t>Predict, run and debug</w:t>
-      </w:r>
-    </w:p>
-    <w:p>
-      <w:pPr>
-        <w:spacing w:line="336" w:lineRule="auto" w:after="180"/>
-      </w:pPr>
-      <w:r>
-        <w:rPr>
-          <w:b w:val="0"/>
-        </w:rPr>
-        <w:t xml:space="preserve">The browser lab lets you edit the supported Python examples already included in this lesson. Predict first, run, inspect the actual </w:t>
-      </w:r>
-      <w:r>
-        <w:rPr>
-          <w:b/>
-        </w:rPr>
-        <w:t>output</w:t>
-      </w:r>
-      <w:r>
-        <w:rPr>
-          <w:b w:val="0"/>
-        </w:rPr>
-        <w:t xml:space="preserve"> or error, change one </w:t>
-      </w:r>
-      <w:r>
-        <w:rPr>
-          <w:b/>
-        </w:rPr>
-        <w:t>input</w:t>
-      </w:r>
-      <w:r>
-        <w:rPr>
-          <w:b w:val="0"/>
-        </w:rPr>
-        <w:t>, then run again.</w:t>
-      </w:r>
-    </w:p>
-    <w:p>
-      <w:pPr>
-        <w:spacing w:line="336" w:lineRule="auto" w:after="180"/>
-      </w:pPr>
-      <w:r>
-        <w:rPr>
-          <w:b w:val="0"/>
-        </w:rPr>
-        <w:t xml:space="preserve">Keep code, </w:t>
-      </w:r>
-      <w:r>
-        <w:rPr>
-          <w:b/>
-        </w:rPr>
-        <w:t>prediction</w:t>
-      </w:r>
-      <w:r>
-        <w:rPr>
-          <w:b w:val="0"/>
-        </w:rPr>
-        <w:t>s, actual results and a reasoned revision together. On paper, label your result as a trace rather than an execution.</w:t>
-      </w:r>
-    </w:p>
-    <w:p>
-      <w:pPr>
-        <w:pStyle w:val="Heading3"/>
-      </w:pPr>
-      <w:r>
         <w:t>Keep your completed work</w:t>
       </w:r>
     </w:p>
     <w:p>
       <w:pPr>
-        <w:spacing w:line="336" w:lineRule="auto" w:after="180"/>
-      </w:pPr>
-      <w:r>
-        <w:rPr>
-          <w:b w:val="0"/>
-        </w:rPr>
-        <w:t xml:space="preserve">Use Download completed work in the hosted lesson to export your answers, reflections, practice feedback and code-run </w:t>
-      </w:r>
-      <w:r>
-        <w:rPr>
-          <w:b/>
-        </w:rPr>
-        <w:t>evidence</w:t>
-      </w:r>
-      <w:r>
-        <w:rPr>
-          <w:b w:val="0"/>
-        </w:rPr>
-        <w:t>. Open the HTML copy to read or print it.</w:t>
-      </w:r>
-    </w:p>
-    <w:p>
-      <w:pPr>
-        <w:spacing w:line="336" w:lineRule="auto" w:after="180"/>
-      </w:pPr>
-      <w:r>
-        <w:rPr>
-          <w:b w:val="0"/>
-        </w:rPr>
-        <w:t>Drafts stay in this browser when storage is available; clear drafts on a shared device.</w:t>
-      </w:r>
-    </w:p>
-    <w:p>
-      <w:pPr>
-        <w:pStyle w:val="Heading3"/>
-      </w:pPr>
-      <w:r>
-        <w:t>What I repaired, the evidence I kept and the next test</w:t>
-      </w:r>
-    </w:p>
-    <w:p>
-      <w:r>
-        <w:t>________________________________________________________________</w:t>
-      </w:r>
-    </w:p>
-    <w:p>
-      <w:r>
-        <w:t>________________________________________________________________</w:t>
-      </w:r>
-    </w:p>
-    <w:p>
-      <w:r>
-        <w:t>________________________________________________________________</w:t>
-      </w:r>
-    </w:p>
-    <w:p>
-      <w:r>
-        <w:t>________________________________________________________________</w:t>
-      </w:r>
-    </w:p>
-    <w:p>
-      <w:r>
-        <w:t>________________________________________________________________</w:t>
-      </w:r>
-    </w:p>
-    <w:p>
-      <w:pPr>
         <w:pStyle w:val="Heading1"/>
       </w:pPr>
       <w:r>
-        <w:t>21. Visual concept journey</w:t>
-      </w:r>
-    </w:p>
-    <w:p>
-      <w:r>
-        <w:t>Explain each Feedback Loops picture from its labels, then record a relevant limit.</w:t>
-      </w:r>
-    </w:p>
-    <w:p>
-      <w:pPr>
-        <w:pStyle w:val="Heading3"/>
+        <w:t>21. Reference · Six-picture response sheets</w:t>
+      </w:r>
+    </w:p>
+    <w:p>
+      <w:r>
+        <w:t>Choose the image that helps rather than repeating all six.</w:t>
+      </w:r>
+    </w:p>
+    <w:p>
+      <w:pPr>
+        <w:pStyle w:val="Heading2"/>
       </w:pPr>
       <w:r>
         <w:t>01. Feedback Loops: the case</w:t>
@@ -2878,7 +3295,6 @@
     <w:p>
       <w:pPr>
         <w:spacing w:line="336" w:lineRule="auto" w:after="180"/>
-        <w:shd w:fill="F5F1FB"/>
       </w:pPr>
       <w:r>
         <w:rPr>
@@ -2917,7 +3333,7 @@
     </w:p>
     <w:p>
       <w:pPr>
-        <w:pStyle w:val="Heading3"/>
+        <w:pStyle w:val="Heading2"/>
       </w:pPr>
       <w:r>
         <w:t>02. Follow the deciding steps</w:t>
@@ -2985,7 +3401,6 @@
     <w:p>
       <w:pPr>
         <w:spacing w:line="336" w:lineRule="auto" w:after="180"/>
-        <w:shd w:fill="F5F1FB"/>
       </w:pPr>
       <w:r>
         <w:rPr>
@@ -3036,7 +3451,7 @@
     </w:p>
     <w:p>
       <w:pPr>
-        <w:pStyle w:val="Heading3"/>
+        <w:pStyle w:val="Heading2"/>
       </w:pPr>
       <w:r>
         <w:t>03. Exposure and clicks after the invented three rounds</w:t>
@@ -3098,7 +3513,6 @@
     <w:p>
       <w:pPr>
         <w:spacing w:line="336" w:lineRule="auto" w:after="180"/>
-        <w:shd w:fill="F5F1FB"/>
       </w:pPr>
       <w:r>
         <w:rPr>
@@ -3137,7 +3551,7 @@
     </w:p>
     <w:p>
       <w:pPr>
-        <w:pStyle w:val="Heading3"/>
+        <w:pStyle w:val="Heading2"/>
       </w:pPr>
       <w:r>
         <w:t>04. Change one thing. Trace what follows.</w:t>
@@ -3240,7 +3654,6 @@
     <w:p>
       <w:pPr>
         <w:spacing w:line="336" w:lineRule="auto" w:after="180"/>
-        <w:shd w:fill="F5F1FB"/>
       </w:pPr>
       <w:r>
         <w:rPr>
@@ -3279,7 +3692,7 @@
     </w:p>
     <w:p>
       <w:pPr>
-        <w:pStyle w:val="Heading3"/>
+        <w:pStyle w:val="Heading2"/>
       </w:pPr>
       <w:r>
         <w:t>05. Connect the explanation to its limit</w:t>
@@ -3393,7 +3806,6 @@
     <w:p>
       <w:pPr>
         <w:spacing w:line="336" w:lineRule="auto" w:after="180"/>
-        <w:shd w:fill="F5F1FB"/>
       </w:pPr>
       <w:r>
         <w:rPr>
@@ -3432,7 +3844,7 @@
     </w:p>
     <w:p>
       <w:pPr>
-        <w:pStyle w:val="Heading3"/>
+        <w:pStyle w:val="Heading2"/>
       </w:pPr>
       <w:r>
         <w:t>06. Make the idea visible in your project</w:t>
@@ -3547,7 +3959,6 @@
     <w:p>
       <w:pPr>
         <w:spacing w:line="336" w:lineRule="auto" w:after="180"/>
-        <w:shd w:fill="F5F1FB"/>
       </w:pPr>
       <w:r>
         <w:rPr>
@@ -3594,6 +4005,62 @@
     <w:p>
       <w:r>
         <w:t>________________________________________________________________</w:t>
+      </w:r>
+    </w:p>
+    <w:p>
+      <w:pPr>
+        <w:pStyle w:val="Heading2"/>
+      </w:pPr>
+      <w:r>
+        <w:t>Earlier wording, alternatives and picture transcripts · reference / check after trying</w:t>
+      </w:r>
+    </w:p>
+    <w:p>
+      <w:pPr>
+        <w:pStyle w:val="Heading3"/>
+      </w:pPr>
+      <w:r>
+        <w:t>01. Feedback Loops: the case</w:t>
+      </w:r>
+    </w:p>
+    <w:p>
+      <w:pPr>
+        <w:pStyle w:val="Heading3"/>
+      </w:pPr>
+      <w:r>
+        <w:t>02. Follow the deciding steps</w:t>
+      </w:r>
+    </w:p>
+    <w:p>
+      <w:pPr>
+        <w:pStyle w:val="Heading3"/>
+      </w:pPr>
+      <w:r>
+        <w:t>03. Exposure and clicks after the invented three rounds</w:t>
+      </w:r>
+    </w:p>
+    <w:p>
+      <w:pPr>
+        <w:pStyle w:val="Heading3"/>
+      </w:pPr>
+      <w:r>
+        <w:t>04. Change one thing. Trace what follows.</w:t>
+      </w:r>
+    </w:p>
+    <w:p>
+      <w:pPr>
+        <w:pStyle w:val="Heading3"/>
+      </w:pPr>
+      <w:r>
+        <w:t>05. Connect the explanation to its limit</w:t>
+      </w:r>
+    </w:p>
+    <w:p>
+      <w:pPr>
+        <w:pStyle w:val="Heading3"/>
+      </w:pPr>
+      <w:r>
+        <w:t>06. Make the idea visible in your project</w:t>
       </w:r>
     </w:p>
     <w:sectPr>
